--- a/guide.docx
+++ b/guide.docx
@@ -18,8 +18,192 @@
           <w:sz w:val="28"/>
           <w:szCs w:val="28"/>
         </w:rPr>
-        <w:t>fff</w:t>
-      </w:r>
+        <w:t xml:space="preserve">Cài </w:t>
+      </w:r>
+      <w:proofErr w:type="spellStart"/>
+      <w:r>
+        <w:rPr>
+          <w:rFonts w:ascii="Times New Roman" w:hAnsi="Times New Roman" w:cs="Times New Roman"/>
+          <w:sz w:val="28"/>
+          <w:szCs w:val="28"/>
+        </w:rPr>
+        <w:t>jdk</w:t>
+      </w:r>
+      <w:proofErr w:type="spellEnd"/>
+      <w:r>
+        <w:rPr>
+          <w:rFonts w:ascii="Times New Roman" w:hAnsi="Times New Roman" w:cs="Times New Roman"/>
+          <w:sz w:val="28"/>
+          <w:szCs w:val="28"/>
+        </w:rPr>
+        <w:t xml:space="preserve">, set up </w:t>
+      </w:r>
+      <w:proofErr w:type="spellStart"/>
+      <w:r>
+        <w:rPr>
+          <w:rFonts w:ascii="Times New Roman" w:hAnsi="Times New Roman" w:cs="Times New Roman"/>
+          <w:sz w:val="28"/>
+          <w:szCs w:val="28"/>
+        </w:rPr>
+        <w:t>môi</w:t>
+      </w:r>
+      <w:proofErr w:type="spellEnd"/>
+      <w:r>
+        <w:rPr>
+          <w:rFonts w:ascii="Times New Roman" w:hAnsi="Times New Roman" w:cs="Times New Roman"/>
+          <w:sz w:val="28"/>
+          <w:szCs w:val="28"/>
+        </w:rPr>
+        <w:t xml:space="preserve"> </w:t>
+      </w:r>
+      <w:proofErr w:type="spellStart"/>
+      <w:r>
+        <w:rPr>
+          <w:rFonts w:ascii="Times New Roman" w:hAnsi="Times New Roman" w:cs="Times New Roman"/>
+          <w:sz w:val="28"/>
+          <w:szCs w:val="28"/>
+        </w:rPr>
+        <w:t>trường</w:t>
+      </w:r>
+      <w:proofErr w:type="spellEnd"/>
+      <w:r>
+        <w:rPr>
+          <w:rFonts w:ascii="Times New Roman" w:hAnsi="Times New Roman" w:cs="Times New Roman"/>
+          <w:sz w:val="28"/>
+          <w:szCs w:val="28"/>
+        </w:rPr>
+        <w:t xml:space="preserve"> environment JAVA_HOME</w:t>
+      </w:r>
+    </w:p>
+    <w:p>
+      <w:pPr>
+        <w:spacing w:after="0"/>
+        <w:jc w:val="both"/>
+        <w:rPr>
+          <w:rFonts w:ascii="Times New Roman" w:hAnsi="Times New Roman" w:cs="Times New Roman"/>
+          <w:sz w:val="28"/>
+          <w:szCs w:val="28"/>
+        </w:rPr>
+      </w:pPr>
+      <w:proofErr w:type="spellStart"/>
+      <w:r>
+        <w:rPr>
+          <w:rFonts w:ascii="Times New Roman" w:hAnsi="Times New Roman" w:cs="Times New Roman"/>
+          <w:sz w:val="28"/>
+          <w:szCs w:val="28"/>
+        </w:rPr>
+        <w:t>Có</w:t>
+      </w:r>
+      <w:proofErr w:type="spellEnd"/>
+      <w:r>
+        <w:rPr>
+          <w:rFonts w:ascii="Times New Roman" w:hAnsi="Times New Roman" w:cs="Times New Roman"/>
+          <w:sz w:val="28"/>
+          <w:szCs w:val="28"/>
+        </w:rPr>
+        <w:t xml:space="preserve"> </w:t>
+      </w:r>
+      <w:proofErr w:type="spellStart"/>
+      <w:r>
+        <w:rPr>
+          <w:rFonts w:ascii="Times New Roman" w:hAnsi="Times New Roman" w:cs="Times New Roman"/>
+          <w:sz w:val="28"/>
+          <w:szCs w:val="28"/>
+        </w:rPr>
+        <w:t>thể</w:t>
+      </w:r>
+      <w:proofErr w:type="spellEnd"/>
+      <w:r>
+        <w:rPr>
+          <w:rFonts w:ascii="Times New Roman" w:hAnsi="Times New Roman" w:cs="Times New Roman"/>
+          <w:sz w:val="28"/>
+          <w:szCs w:val="28"/>
+        </w:rPr>
+        <w:t xml:space="preserve"> </w:t>
+      </w:r>
+      <w:proofErr w:type="spellStart"/>
+      <w:r>
+        <w:rPr>
+          <w:rFonts w:ascii="Times New Roman" w:hAnsi="Times New Roman" w:cs="Times New Roman"/>
+          <w:sz w:val="28"/>
+          <w:szCs w:val="28"/>
+        </w:rPr>
+        <w:t>kiểm</w:t>
+      </w:r>
+      <w:proofErr w:type="spellEnd"/>
+      <w:r>
+        <w:rPr>
+          <w:rFonts w:ascii="Times New Roman" w:hAnsi="Times New Roman" w:cs="Times New Roman"/>
+          <w:sz w:val="28"/>
+          <w:szCs w:val="28"/>
+        </w:rPr>
+        <w:t xml:space="preserve"> </w:t>
+      </w:r>
+      <w:proofErr w:type="spellStart"/>
+      <w:r>
+        <w:rPr>
+          <w:rFonts w:ascii="Times New Roman" w:hAnsi="Times New Roman" w:cs="Times New Roman"/>
+          <w:sz w:val="28"/>
+          <w:szCs w:val="28"/>
+        </w:rPr>
+        <w:t>tra</w:t>
+      </w:r>
+      <w:proofErr w:type="spellEnd"/>
+      <w:r>
+        <w:rPr>
+          <w:rFonts w:ascii="Times New Roman" w:hAnsi="Times New Roman" w:cs="Times New Roman"/>
+          <w:sz w:val="28"/>
+          <w:szCs w:val="28"/>
+        </w:rPr>
+        <w:t xml:space="preserve"> </w:t>
+      </w:r>
+      <w:proofErr w:type="spellStart"/>
+      <w:r>
+        <w:rPr>
+          <w:rFonts w:ascii="Times New Roman" w:hAnsi="Times New Roman" w:cs="Times New Roman"/>
+          <w:sz w:val="28"/>
+          <w:szCs w:val="28"/>
+        </w:rPr>
+        <w:t>bằng</w:t>
+      </w:r>
+      <w:proofErr w:type="spellEnd"/>
+      <w:r>
+        <w:rPr>
+          <w:rFonts w:ascii="Times New Roman" w:hAnsi="Times New Roman" w:cs="Times New Roman"/>
+          <w:sz w:val="28"/>
+          <w:szCs w:val="28"/>
+        </w:rPr>
+        <w:t xml:space="preserve"> java –version </w:t>
+      </w:r>
+      <w:proofErr w:type="spellStart"/>
+      <w:r>
+        <w:rPr>
+          <w:rFonts w:ascii="Times New Roman" w:hAnsi="Times New Roman" w:cs="Times New Roman"/>
+          <w:sz w:val="28"/>
+          <w:szCs w:val="28"/>
+        </w:rPr>
+        <w:t>trong</w:t>
+      </w:r>
+      <w:proofErr w:type="spellEnd"/>
+      <w:r>
+        <w:rPr>
+          <w:rFonts w:ascii="Times New Roman" w:hAnsi="Times New Roman" w:cs="Times New Roman"/>
+          <w:sz w:val="28"/>
+          <w:szCs w:val="28"/>
+        </w:rPr>
+        <w:t xml:space="preserve"> terminal</w:t>
+      </w:r>
+    </w:p>
+    <w:p>
+      <w:pPr>
+        <w:spacing w:after="0"/>
+        <w:jc w:val="both"/>
+        <w:rPr>
+          <w:rFonts w:ascii="Times New Roman" w:hAnsi="Times New Roman" w:cs="Times New Roman"/>
+          <w:sz w:val="28"/>
+          <w:szCs w:val="28"/>
+        </w:rPr>
+      </w:pPr>
     </w:p>
     <w:sectPr>
       <w:pgSz w:w="12240" w:h="15840"/>

--- a/guide.docx
+++ b/guide.docx
@@ -18,181 +18,4806 @@
           <w:sz w:val="28"/>
           <w:szCs w:val="28"/>
         </w:rPr>
-        <w:t xml:space="preserve">Cài </w:t>
-      </w:r>
-      <w:proofErr w:type="spellStart"/>
-      <w:r>
-        <w:rPr>
-          <w:rFonts w:ascii="Times New Roman" w:hAnsi="Times New Roman" w:cs="Times New Roman"/>
-          <w:sz w:val="28"/>
-          <w:szCs w:val="28"/>
-        </w:rPr>
-        <w:t>jdk</w:t>
-      </w:r>
-      <w:proofErr w:type="spellEnd"/>
-      <w:r>
-        <w:rPr>
-          <w:rFonts w:ascii="Times New Roman" w:hAnsi="Times New Roman" w:cs="Times New Roman"/>
-          <w:sz w:val="28"/>
-          <w:szCs w:val="28"/>
-        </w:rPr>
-        <w:t xml:space="preserve">, set up </w:t>
-      </w:r>
-      <w:proofErr w:type="spellStart"/>
-      <w:r>
-        <w:rPr>
-          <w:rFonts w:ascii="Times New Roman" w:hAnsi="Times New Roman" w:cs="Times New Roman"/>
-          <w:sz w:val="28"/>
-          <w:szCs w:val="28"/>
-        </w:rPr>
-        <w:t>môi</w:t>
-      </w:r>
-      <w:proofErr w:type="spellEnd"/>
-      <w:r>
-        <w:rPr>
-          <w:rFonts w:ascii="Times New Roman" w:hAnsi="Times New Roman" w:cs="Times New Roman"/>
-          <w:sz w:val="28"/>
-          <w:szCs w:val="28"/>
+        <w:t>Cài jdk, set up môi trường environment JAVA_HOME</w:t>
+      </w:r>
+    </w:p>
+    <w:p>
+      <w:pPr>
+        <w:spacing w:after="0"/>
+        <w:jc w:val="both"/>
+        <w:rPr>
+          <w:rFonts w:ascii="Times New Roman" w:hAnsi="Times New Roman" w:cs="Times New Roman"/>
+          <w:sz w:val="28"/>
+          <w:szCs w:val="28"/>
+        </w:rPr>
+      </w:pPr>
+      <w:r>
+        <w:rPr>
+          <w:rFonts w:ascii="Times New Roman" w:hAnsi="Times New Roman" w:cs="Times New Roman"/>
+          <w:sz w:val="28"/>
+          <w:szCs w:val="28"/>
+        </w:rPr>
+        <w:t>Có thể kiểm tra bằng java –version trong terminal</w:t>
+      </w:r>
+    </w:p>
+    <w:p>
+      <w:pPr>
+        <w:spacing w:after="0"/>
+        <w:jc w:val="both"/>
+        <w:rPr>
+          <w:rFonts w:ascii="Times New Roman" w:hAnsi="Times New Roman" w:cs="Times New Roman"/>
+          <w:sz w:val="28"/>
+          <w:szCs w:val="28"/>
+        </w:rPr>
+      </w:pPr>
+    </w:p>
+    <w:p>
+      <w:pPr>
+        <w:spacing w:after="0"/>
+        <w:jc w:val="both"/>
+        <w:rPr>
+          <w:rFonts w:ascii="Times New Roman" w:hAnsi="Times New Roman" w:cs="Times New Roman"/>
+          <w:sz w:val="28"/>
+          <w:szCs w:val="28"/>
+        </w:rPr>
+      </w:pPr>
+      <w:r>
+        <w:rPr>
+          <w:rFonts w:ascii="Times New Roman" w:hAnsi="Times New Roman" w:cs="Times New Roman"/>
+          <w:sz w:val="28"/>
+          <w:szCs w:val="28"/>
+        </w:rPr>
+        <w:drawing>
+          <wp:inline distT="0" distB="0" distL="0" distR="0" wp14:anchorId="0AA0E5E6" wp14:editId="59A06924">
+            <wp:extent cx="5800767" cy="280990"/>
+            <wp:effectExtent l="0" t="0" r="0" b="5080"/>
+            <wp:docPr id="1" name="Picture 1"/>
+            <wp:cNvGraphicFramePr>
+              <a:graphicFrameLocks xmlns:a="http://schemas.openxmlformats.org/drawingml/2006/main" noChangeAspect="1"/>
+            </wp:cNvGraphicFramePr>
+            <a:graphic xmlns:a="http://schemas.openxmlformats.org/drawingml/2006/main">
+              <a:graphicData uri="http://schemas.openxmlformats.org/drawingml/2006/picture">
+                <pic:pic xmlns:pic="http://schemas.openxmlformats.org/drawingml/2006/picture">
+                  <pic:nvPicPr>
+                    <pic:cNvPr id="1" name=""/>
+                    <pic:cNvPicPr/>
+                  </pic:nvPicPr>
+                  <pic:blipFill>
+                    <a:blip r:embed="rId6"/>
+                    <a:stretch>
+                      <a:fillRect/>
+                    </a:stretch>
+                  </pic:blipFill>
+                  <pic:spPr>
+                    <a:xfrm>
+                      <a:off x="0" y="0"/>
+                      <a:ext cx="5800767" cy="280990"/>
+                    </a:xfrm>
+                    <a:prstGeom prst="rect">
+                      <a:avLst/>
+                    </a:prstGeom>
+                  </pic:spPr>
+                </pic:pic>
+              </a:graphicData>
+            </a:graphic>
+          </wp:inline>
+        </w:drawing>
+      </w:r>
+    </w:p>
+    <w:p>
+      <w:pPr>
+        <w:spacing w:after="0"/>
+        <w:jc w:val="both"/>
+        <w:rPr>
+          <w:rFonts w:ascii="Times New Roman" w:hAnsi="Times New Roman" w:cs="Times New Roman"/>
+          <w:sz w:val="28"/>
+          <w:szCs w:val="28"/>
+        </w:rPr>
+      </w:pPr>
+      <w:r>
+        <w:rPr>
+          <w:rFonts w:ascii="Times New Roman" w:hAnsi="Times New Roman" w:cs="Times New Roman"/>
+          <w:sz w:val="28"/>
+          <w:szCs w:val="28"/>
+        </w:rPr>
+        <w:t>Chú ý phần IP trong Daemon.java và Download.java, lấy IP bằng việc lấy IP4 trong ipconfig, hoặc nếu chỉ dùng 1 máy thì thay bằng localhost</w:t>
+      </w:r>
+    </w:p>
+    <w:p>
+      <w:pPr>
+        <w:spacing w:after="0"/>
+        <w:jc w:val="both"/>
+        <w:rPr>
+          <w:rFonts w:ascii="Times New Roman" w:hAnsi="Times New Roman" w:cs="Times New Roman"/>
+          <w:sz w:val="28"/>
+          <w:szCs w:val="28"/>
+        </w:rPr>
+      </w:pPr>
+    </w:p>
+    <w:p>
+      <w:pPr>
+        <w:spacing w:after="0"/>
+        <w:jc w:val="both"/>
+        <w:rPr>
+          <w:rFonts w:ascii="Times New Roman" w:hAnsi="Times New Roman" w:cs="Times New Roman"/>
+          <w:sz w:val="28"/>
+          <w:szCs w:val="28"/>
+        </w:rPr>
+      </w:pPr>
+      <w:r>
+        <w:rPr>
+          <w:rFonts w:ascii="Times New Roman" w:hAnsi="Times New Roman" w:cs="Times New Roman"/>
+          <w:sz w:val="28"/>
+          <w:szCs w:val="28"/>
+        </w:rPr>
+        <w:t>Để chạy được dự án, tổng hợp hết file .java ra file .class bằng câu lệnh trong terminal</w:t>
+      </w:r>
+    </w:p>
+    <w:p>
+      <w:pPr>
+        <w:spacing w:after="0"/>
+        <w:jc w:val="both"/>
+        <w:rPr>
+          <w:rFonts w:ascii="Times New Roman" w:hAnsi="Times New Roman" w:cs="Times New Roman"/>
+          <w:sz w:val="28"/>
+          <w:szCs w:val="28"/>
+        </w:rPr>
+      </w:pPr>
+      <w:r>
+        <w:rPr>
+          <w:rFonts w:ascii="Times New Roman" w:hAnsi="Times New Roman" w:cs="Times New Roman"/>
+          <w:sz w:val="28"/>
+          <w:szCs w:val="28"/>
+        </w:rPr>
+        <w:t>javac -d out src\common\*.java src\directory\*.java src\daemon\*.java src\download\*.java</w:t>
+      </w:r>
+    </w:p>
+    <w:p>
+      <w:pPr>
+        <w:spacing w:after="0"/>
+        <w:jc w:val="both"/>
+        <w:rPr>
+          <w:rFonts w:ascii="Times New Roman" w:hAnsi="Times New Roman" w:cs="Times New Roman"/>
+          <w:sz w:val="28"/>
+          <w:szCs w:val="28"/>
+        </w:rPr>
+      </w:pPr>
+    </w:p>
+    <w:p>
+      <w:pPr>
+        <w:spacing w:after="0"/>
+        <w:jc w:val="both"/>
+        <w:rPr>
+          <w:rFonts w:ascii="Times New Roman" w:hAnsi="Times New Roman" w:cs="Times New Roman"/>
+          <w:sz w:val="28"/>
+          <w:szCs w:val="28"/>
+        </w:rPr>
+      </w:pPr>
+      <w:r>
+        <w:rPr>
+          <w:rFonts w:ascii="Times New Roman" w:hAnsi="Times New Roman" w:cs="Times New Roman"/>
+          <w:sz w:val="28"/>
+          <w:szCs w:val="28"/>
+        </w:rPr>
+        <w:t>Ở máy chủ (coi như máy server), chạy câu lệnh trong terminal</w:t>
+      </w:r>
+    </w:p>
+    <w:p>
+      <w:pPr>
+        <w:spacing w:after="0"/>
+        <w:jc w:val="both"/>
+        <w:rPr>
+          <w:rFonts w:ascii="Times New Roman" w:hAnsi="Times New Roman" w:cs="Times New Roman"/>
+          <w:sz w:val="28"/>
+          <w:szCs w:val="28"/>
+        </w:rPr>
+      </w:pPr>
+      <w:r>
+        <w:rPr>
+          <w:rFonts w:ascii="Times New Roman" w:hAnsi="Times New Roman" w:cs="Times New Roman"/>
+          <w:sz w:val="28"/>
+          <w:szCs w:val="28"/>
+        </w:rPr>
+        <w:t>java -cp out directory.Directory</w:t>
+      </w:r>
+    </w:p>
+    <w:p>
+      <w:pPr>
+        <w:spacing w:after="0"/>
+        <w:jc w:val="both"/>
+        <w:rPr>
+          <w:rFonts w:ascii="Times New Roman" w:hAnsi="Times New Roman" w:cs="Times New Roman"/>
+          <w:sz w:val="28"/>
+          <w:szCs w:val="28"/>
+        </w:rPr>
+      </w:pPr>
+    </w:p>
+    <w:p>
+      <w:pPr>
+        <w:spacing w:after="0"/>
+        <w:jc w:val="both"/>
+        <w:rPr>
+          <w:rFonts w:ascii="Times New Roman" w:hAnsi="Times New Roman" w:cs="Times New Roman"/>
+          <w:sz w:val="28"/>
+          <w:szCs w:val="28"/>
+        </w:rPr>
+      </w:pPr>
+      <w:r>
+        <w:rPr>
+          <w:rFonts w:ascii="Times New Roman" w:hAnsi="Times New Roman" w:cs="Times New Roman"/>
+          <w:sz w:val="28"/>
+          <w:szCs w:val="28"/>
+        </w:rPr>
+        <w:t>Ở các máy chia sẻ folder để tải song song, chạy câu lệnh trong terminal với các port khác nhau nhưng vẫn hướng về 1 địa chỉ IP từ máy chủ</w:t>
+      </w:r>
+    </w:p>
+    <w:p>
+      <w:pPr>
+        <w:spacing w:after="0"/>
+        <w:jc w:val="both"/>
+        <w:rPr>
+          <w:rFonts w:ascii="Times New Roman" w:hAnsi="Times New Roman" w:cs="Times New Roman"/>
+          <w:sz w:val="28"/>
+          <w:szCs w:val="28"/>
+        </w:rPr>
+      </w:pPr>
+      <w:r>
+        <w:rPr>
+          <w:rFonts w:ascii="Times New Roman" w:hAnsi="Times New Roman" w:cs="Times New Roman"/>
+          <w:sz w:val="28"/>
+          <w:szCs w:val="28"/>
+        </w:rPr>
+        <w:t>java -cp out daemon.Daemon 5000 shared1</w:t>
+      </w:r>
+    </w:p>
+    <w:p>
+      <w:pPr>
+        <w:spacing w:after="0"/>
+        <w:jc w:val="both"/>
+        <w:rPr>
+          <w:rFonts w:ascii="Times New Roman" w:hAnsi="Times New Roman" w:cs="Times New Roman"/>
+          <w:sz w:val="28"/>
+          <w:szCs w:val="28"/>
+        </w:rPr>
+      </w:pPr>
+      <w:r>
+        <w:rPr>
+          <w:rFonts w:ascii="Times New Roman" w:hAnsi="Times New Roman" w:cs="Times New Roman"/>
+          <w:sz w:val="28"/>
+          <w:szCs w:val="28"/>
+        </w:rPr>
+        <w:t>java -cp out daemon.Daemon 5001 shared2</w:t>
+      </w:r>
+    </w:p>
+    <w:p>
+      <w:pPr>
+        <w:spacing w:after="0"/>
+        <w:jc w:val="both"/>
+        <w:rPr>
+          <w:rFonts w:ascii="Times New Roman" w:hAnsi="Times New Roman" w:cs="Times New Roman"/>
+          <w:sz w:val="28"/>
+          <w:szCs w:val="28"/>
+        </w:rPr>
+      </w:pPr>
+      <w:r>
+        <w:rPr>
+          <w:rFonts w:ascii="Times New Roman" w:hAnsi="Times New Roman" w:cs="Times New Roman"/>
+          <w:sz w:val="28"/>
+          <w:szCs w:val="28"/>
+        </w:rPr>
+        <w:t>java -cp out daemon.Daemon 5002 shared3</w:t>
+      </w:r>
+    </w:p>
+    <w:p>
+      <w:pPr>
+        <w:spacing w:after="0"/>
+        <w:jc w:val="both"/>
+        <w:rPr>
+          <w:rFonts w:ascii="Times New Roman" w:hAnsi="Times New Roman" w:cs="Times New Roman"/>
+          <w:sz w:val="28"/>
+          <w:szCs w:val="28"/>
+        </w:rPr>
+      </w:pPr>
+      <w:r>
+        <w:rPr>
+          <w:rFonts w:ascii="Times New Roman" w:hAnsi="Times New Roman" w:cs="Times New Roman"/>
+          <w:sz w:val="28"/>
+          <w:szCs w:val="28"/>
+        </w:rPr>
+        <w:t>...</w:t>
+      </w:r>
+    </w:p>
+    <w:p>
+      <w:pPr>
+        <w:spacing w:after="0"/>
+        <w:jc w:val="both"/>
+        <w:rPr>
+          <w:rFonts w:ascii="Times New Roman" w:hAnsi="Times New Roman" w:cs="Times New Roman"/>
+          <w:sz w:val="28"/>
+          <w:szCs w:val="28"/>
+        </w:rPr>
+      </w:pPr>
+    </w:p>
+    <w:p>
+      <w:pPr>
+        <w:spacing w:after="0"/>
+        <w:jc w:val="both"/>
+        <w:rPr>
+          <w:rFonts w:ascii="Times New Roman" w:hAnsi="Times New Roman" w:cs="Times New Roman"/>
+          <w:sz w:val="28"/>
+          <w:szCs w:val="28"/>
+        </w:rPr>
+      </w:pPr>
+      <w:r>
+        <w:rPr>
+          <w:rFonts w:ascii="Times New Roman" w:hAnsi="Times New Roman" w:cs="Times New Roman"/>
+          <w:sz w:val="28"/>
+          <w:szCs w:val="28"/>
+        </w:rPr>
+        <w:t>Ở máy để tải về, chạy câu lệnh tương ứng với file tải, ví dụ muốn tải file movie.mp4 thì chạy lệnh</w:t>
+      </w:r>
+    </w:p>
+    <w:p>
+      <w:pPr>
+        <w:spacing w:after="0"/>
+        <w:jc w:val="both"/>
+        <w:rPr>
+          <w:rFonts w:ascii="Times New Roman" w:hAnsi="Times New Roman" w:cs="Times New Roman"/>
+          <w:sz w:val="28"/>
+          <w:szCs w:val="28"/>
+        </w:rPr>
+      </w:pPr>
+      <w:r>
+        <w:rPr>
+          <w:rFonts w:ascii="Times New Roman" w:hAnsi="Times New Roman" w:cs="Times New Roman"/>
+          <w:sz w:val="28"/>
+          <w:szCs w:val="28"/>
+        </w:rPr>
+        <w:t>java -cp out download.Download movie.mp4</w:t>
+      </w:r>
+    </w:p>
+    <w:p>
+      <w:pPr>
+        <w:spacing w:after="0"/>
+        <w:jc w:val="both"/>
+        <w:rPr>
+          <w:rFonts w:ascii="Times New Roman" w:hAnsi="Times New Roman" w:cs="Times New Roman"/>
+          <w:sz w:val="28"/>
+          <w:szCs w:val="28"/>
+        </w:rPr>
+      </w:pPr>
+      <w:r>
+        <w:rPr>
+          <w:rFonts w:ascii="Times New Roman" w:hAnsi="Times New Roman" w:cs="Times New Roman"/>
+          <w:sz w:val="28"/>
+          <w:szCs w:val="28"/>
+        </w:rPr>
+        <w:t>hay lệnh chung</w:t>
+      </w:r>
+    </w:p>
+    <w:p>
+      <w:pPr>
+        <w:spacing w:after="0"/>
+        <w:jc w:val="both"/>
+        <w:rPr>
+          <w:rFonts w:ascii="Times New Roman" w:hAnsi="Times New Roman" w:cs="Times New Roman"/>
+          <w:sz w:val="28"/>
+          <w:szCs w:val="28"/>
+        </w:rPr>
+      </w:pPr>
+      <w:r>
+        <w:rPr>
+          <w:rFonts w:ascii="Times New Roman" w:hAnsi="Times New Roman" w:cs="Times New Roman"/>
+          <w:sz w:val="28"/>
+          <w:szCs w:val="28"/>
+        </w:rPr>
+        <w:t>java -cp out download.Download</w:t>
+      </w:r>
+      <w:r>
+        <w:rPr>
+          <w:rFonts w:ascii="Times New Roman" w:hAnsi="Times New Roman" w:cs="Times New Roman"/>
+          <w:sz w:val="28"/>
+          <w:szCs w:val="28"/>
+        </w:rPr>
+        <w:t xml:space="preserve"> &lt;tên file&gt;</w:t>
+      </w:r>
+    </w:p>
+    <w:p>
+      <w:pPr>
+        <w:spacing w:after="0"/>
+        <w:jc w:val="both"/>
+        <w:rPr>
+          <w:rFonts w:ascii="Times New Roman" w:hAnsi="Times New Roman" w:cs="Times New Roman"/>
+          <w:sz w:val="28"/>
+          <w:szCs w:val="28"/>
+        </w:rPr>
+      </w:pPr>
+    </w:p>
+    <w:p>
+      <w:pPr>
+        <w:spacing w:after="0"/>
+        <w:jc w:val="both"/>
+        <w:rPr>
+          <w:rFonts w:ascii="Times New Roman" w:hAnsi="Times New Roman" w:cs="Times New Roman"/>
+          <w:sz w:val="28"/>
+          <w:szCs w:val="28"/>
+        </w:rPr>
+      </w:pPr>
+      <w:r>
+        <w:rPr>
+          <w:rFonts w:ascii="Times New Roman" w:hAnsi="Times New Roman" w:cs="Times New Roman"/>
+          <w:sz w:val="28"/>
+          <w:szCs w:val="28"/>
+        </w:rPr>
+        <w:t>movie để test, 1 file mp4 tầm 4-5 phút, bài hát Yami no Mukou e, bài hát riêng của nhân vật Tokisaki Kurumi, MV lấy bối cảnh trong phim Date a Bullet</w:t>
+      </w:r>
+    </w:p>
+    <w:p>
+      <w:pPr>
+        <w:spacing w:after="0"/>
+        <w:jc w:val="both"/>
+        <w:rPr>
+          <w:rFonts w:ascii="Times New Roman" w:hAnsi="Times New Roman" w:cs="Times New Roman"/>
+          <w:sz w:val="28"/>
+          <w:szCs w:val="28"/>
+        </w:rPr>
+      </w:pPr>
+      <w:r>
+        <w:rPr>
+          <w:rFonts w:ascii="Times New Roman" w:hAnsi="Times New Roman" w:cs="Times New Roman"/>
+          <w:sz w:val="28"/>
+          <w:szCs w:val="28"/>
+        </w:rPr>
+        <w:t>https://drive.google.com/file/d/1IvQFpErnm-hIpC9Pj3WijVM5mFVpHmJU/view?usp=drive_link</w:t>
+      </w:r>
+    </w:p>
+    <w:p>
+      <w:pPr>
+        <w:spacing w:after="0"/>
+        <w:jc w:val="both"/>
+        <w:rPr>
+          <w:rFonts w:ascii="Times New Roman" w:hAnsi="Times New Roman" w:cs="Times New Roman"/>
+          <w:sz w:val="28"/>
+          <w:szCs w:val="28"/>
+        </w:rPr>
+      </w:pPr>
+    </w:p>
+    <w:p>
+      <w:pPr>
+        <w:spacing w:after="0"/>
+        <w:jc w:val="both"/>
+        <w:rPr>
+          <w:rFonts w:ascii="Times New Roman" w:hAnsi="Times New Roman" w:cs="Times New Roman"/>
+          <w:sz w:val="28"/>
+          <w:szCs w:val="28"/>
+        </w:rPr>
+      </w:pPr>
+      <w:r>
+        <w:rPr>
+          <w:rFonts w:ascii="Times New Roman" w:hAnsi="Times New Roman" w:cs="Times New Roman"/>
+          <w:sz w:val="28"/>
+          <w:szCs w:val="28"/>
+        </w:rPr>
+        <w:t>Tải 1 source</w:t>
+      </w:r>
+      <w:r>
+        <w:rPr>
+          <w:rFonts w:ascii="Times New Roman" w:hAnsi="Times New Roman" w:cs="Times New Roman"/>
+          <w:sz w:val="28"/>
+          <w:szCs w:val="28"/>
+        </w:rPr>
+        <w:t>:</w:t>
+      </w:r>
+    </w:p>
+    <w:p>
+      <w:pPr>
+        <w:spacing w:after="0"/>
+        <w:jc w:val="both"/>
+        <w:rPr>
+          <w:rFonts w:ascii="Times New Roman" w:hAnsi="Times New Roman" w:cs="Times New Roman"/>
+          <w:sz w:val="28"/>
+          <w:szCs w:val="28"/>
+        </w:rPr>
+      </w:pPr>
+    </w:p>
+    <w:p>
+      <w:pPr>
+        <w:spacing w:after="0"/>
+        <w:jc w:val="both"/>
+        <w:rPr>
+          <w:rFonts w:ascii="Times New Roman" w:hAnsi="Times New Roman" w:cs="Times New Roman"/>
+          <w:sz w:val="28"/>
+          <w:szCs w:val="28"/>
+        </w:rPr>
+      </w:pPr>
+    </w:p>
+    <w:p>
+      <w:pPr>
+        <w:spacing w:after="0"/>
+        <w:jc w:val="both"/>
+        <w:rPr>
+          <w:rFonts w:ascii="Times New Roman" w:hAnsi="Times New Roman" w:cs="Times New Roman"/>
+          <w:sz w:val="28"/>
+          <w:szCs w:val="28"/>
+        </w:rPr>
+      </w:pPr>
+    </w:p>
+    <w:p>
+      <w:pPr>
+        <w:spacing w:after="0"/>
+        <w:jc w:val="both"/>
+        <w:rPr>
+          <w:rFonts w:ascii="Times New Roman" w:hAnsi="Times New Roman" w:cs="Times New Roman"/>
+          <w:sz w:val="28"/>
+          <w:szCs w:val="28"/>
+        </w:rPr>
+      </w:pPr>
+    </w:p>
+    <w:p>
+      <w:pPr>
+        <w:spacing w:after="0"/>
+        <w:jc w:val="both"/>
+        <w:rPr>
+          <w:rFonts w:ascii="Times New Roman" w:hAnsi="Times New Roman" w:cs="Times New Roman"/>
+          <w:sz w:val="28"/>
+          <w:szCs w:val="28"/>
+        </w:rPr>
+      </w:pPr>
+      <w:r>
+        <w:rPr>
+          <w:rFonts w:ascii="Times New Roman" w:hAnsi="Times New Roman" w:cs="Times New Roman"/>
+          <w:sz w:val="28"/>
+          <w:szCs w:val="28"/>
+        </w:rPr>
+        <w:lastRenderedPageBreak/>
+        <w:drawing>
+          <wp:inline distT="0" distB="0" distL="0" distR="0" wp14:anchorId="629F571A" wp14:editId="15DD6D2B">
+            <wp:extent cx="4295806" cy="652467"/>
+            <wp:effectExtent l="0" t="0" r="0" b="0"/>
+            <wp:docPr id="3" name="Picture 3"/>
+            <wp:cNvGraphicFramePr>
+              <a:graphicFrameLocks xmlns:a="http://schemas.openxmlformats.org/drawingml/2006/main" noChangeAspect="1"/>
+            </wp:cNvGraphicFramePr>
+            <a:graphic xmlns:a="http://schemas.openxmlformats.org/drawingml/2006/main">
+              <a:graphicData uri="http://schemas.openxmlformats.org/drawingml/2006/picture">
+                <pic:pic xmlns:pic="http://schemas.openxmlformats.org/drawingml/2006/picture">
+                  <pic:nvPicPr>
+                    <pic:cNvPr id="1" name=""/>
+                    <pic:cNvPicPr/>
+                  </pic:nvPicPr>
+                  <pic:blipFill>
+                    <a:blip r:embed="rId7"/>
+                    <a:stretch>
+                      <a:fillRect/>
+                    </a:stretch>
+                  </pic:blipFill>
+                  <pic:spPr>
+                    <a:xfrm>
+                      <a:off x="0" y="0"/>
+                      <a:ext cx="4295806" cy="652467"/>
+                    </a:xfrm>
+                    <a:prstGeom prst="rect">
+                      <a:avLst/>
+                    </a:prstGeom>
+                  </pic:spPr>
+                </pic:pic>
+              </a:graphicData>
+            </a:graphic>
+          </wp:inline>
+        </w:drawing>
+      </w:r>
+    </w:p>
+    <w:p>
+      <w:pPr>
+        <w:spacing w:after="0"/>
+        <w:jc w:val="both"/>
+        <w:rPr>
+          <w:rFonts w:ascii="Times New Roman" w:hAnsi="Times New Roman" w:cs="Times New Roman"/>
+          <w:sz w:val="28"/>
+          <w:szCs w:val="28"/>
+        </w:rPr>
+      </w:pPr>
+      <w:r>
+        <w:rPr>
+          <w:rFonts w:ascii="Times New Roman" w:hAnsi="Times New Roman" w:cs="Times New Roman"/>
+          <w:sz w:val="28"/>
+          <w:szCs w:val="28"/>
+        </w:rPr>
+        <w:t>Ảnh này trên máy server</w:t>
+      </w:r>
+    </w:p>
+    <w:p>
+      <w:pPr>
+        <w:spacing w:after="0"/>
+        <w:jc w:val="both"/>
+        <w:rPr>
+          <w:rFonts w:ascii="Times New Roman" w:hAnsi="Times New Roman" w:cs="Times New Roman"/>
+          <w:sz w:val="28"/>
+          <w:szCs w:val="28"/>
+        </w:rPr>
+      </w:pPr>
+    </w:p>
+    <w:p>
+      <w:pPr>
+        <w:spacing w:after="0"/>
+        <w:jc w:val="both"/>
+        <w:rPr>
+          <w:rFonts w:ascii="Times New Roman" w:hAnsi="Times New Roman" w:cs="Times New Roman"/>
+          <w:sz w:val="28"/>
+          <w:szCs w:val="28"/>
+        </w:rPr>
+      </w:pPr>
+      <w:r>
+        <w:rPr>
+          <w:rFonts w:ascii="Times New Roman" w:hAnsi="Times New Roman" w:cs="Times New Roman"/>
+          <w:sz w:val="28"/>
+          <w:szCs w:val="28"/>
+        </w:rPr>
+        <w:drawing>
+          <wp:inline distT="0" distB="0" distL="0" distR="0" wp14:anchorId="0A370450" wp14:editId="7BAD3611">
+            <wp:extent cx="3929091" cy="766768"/>
+            <wp:effectExtent l="0" t="0" r="0" b="0"/>
+            <wp:docPr id="2" name="Picture 2"/>
+            <wp:cNvGraphicFramePr>
+              <a:graphicFrameLocks xmlns:a="http://schemas.openxmlformats.org/drawingml/2006/main" noChangeAspect="1"/>
+            </wp:cNvGraphicFramePr>
+            <a:graphic xmlns:a="http://schemas.openxmlformats.org/drawingml/2006/main">
+              <a:graphicData uri="http://schemas.openxmlformats.org/drawingml/2006/picture">
+                <pic:pic xmlns:pic="http://schemas.openxmlformats.org/drawingml/2006/picture">
+                  <pic:nvPicPr>
+                    <pic:cNvPr id="1" name=""/>
+                    <pic:cNvPicPr/>
+                  </pic:nvPicPr>
+                  <pic:blipFill>
+                    <a:blip r:embed="rId8"/>
+                    <a:stretch>
+                      <a:fillRect/>
+                    </a:stretch>
+                  </pic:blipFill>
+                  <pic:spPr>
+                    <a:xfrm>
+                      <a:off x="0" y="0"/>
+                      <a:ext cx="3929091" cy="766768"/>
+                    </a:xfrm>
+                    <a:prstGeom prst="rect">
+                      <a:avLst/>
+                    </a:prstGeom>
+                  </pic:spPr>
+                </pic:pic>
+              </a:graphicData>
+            </a:graphic>
+          </wp:inline>
+        </w:drawing>
+      </w:r>
+    </w:p>
+    <w:p>
+      <w:pPr>
+        <w:spacing w:after="0"/>
+        <w:jc w:val="both"/>
+        <w:rPr>
+          <w:rFonts w:ascii="Times New Roman" w:hAnsi="Times New Roman" w:cs="Times New Roman"/>
+          <w:sz w:val="28"/>
+          <w:szCs w:val="28"/>
+        </w:rPr>
+      </w:pPr>
+      <w:r>
+        <w:rPr>
+          <w:rFonts w:ascii="Times New Roman" w:hAnsi="Times New Roman" w:cs="Times New Roman"/>
+          <w:sz w:val="28"/>
+          <w:szCs w:val="28"/>
+        </w:rPr>
+        <w:t>Ảnh này trên máy source, port 5000, folder shared 1</w:t>
+      </w:r>
+    </w:p>
+    <w:p>
+      <w:pPr>
+        <w:spacing w:after="0"/>
+        <w:jc w:val="both"/>
+        <w:rPr>
+          <w:rFonts w:ascii="Times New Roman" w:hAnsi="Times New Roman" w:cs="Times New Roman"/>
+          <w:sz w:val="28"/>
+          <w:szCs w:val="28"/>
+        </w:rPr>
+      </w:pPr>
+    </w:p>
+    <w:p>
+      <w:pPr>
+        <w:pStyle w:val="ListParagraph"/>
+        <w:numPr>
+          <w:ilvl w:val="0"/>
+          <w:numId w:val="1"/>
+        </w:numPr>
+        <w:spacing w:after="0"/>
+        <w:jc w:val="both"/>
+        <w:rPr>
+          <w:rFonts w:ascii="Times New Roman" w:hAnsi="Times New Roman" w:cs="Times New Roman"/>
+          <w:sz w:val="28"/>
+          <w:szCs w:val="28"/>
+        </w:rPr>
+      </w:pPr>
+      <w:r>
+        <w:rPr>
+          <w:rFonts w:ascii="Times New Roman" w:hAnsi="Times New Roman" w:cs="Times New Roman"/>
+          <w:sz w:val="28"/>
+          <w:szCs w:val="28"/>
+        </w:rPr>
+        <w:t>Tải .mp4</w:t>
+      </w:r>
+    </w:p>
+    <w:p>
+      <w:pPr>
+        <w:pStyle w:val="ListParagraph"/>
+        <w:spacing w:after="0"/>
+        <w:jc w:val="both"/>
+        <w:rPr>
+          <w:rFonts w:ascii="Times New Roman" w:hAnsi="Times New Roman" w:cs="Times New Roman"/>
+          <w:sz w:val="28"/>
+          <w:szCs w:val="28"/>
+        </w:rPr>
+      </w:pPr>
+      <w:r>
+        <w:rPr>
+          <w:rFonts w:ascii="Times New Roman" w:hAnsi="Times New Roman" w:cs="Times New Roman"/>
+          <w:sz w:val="28"/>
+          <w:szCs w:val="28"/>
+        </w:rPr>
+        <w:t>+ Lần 1:</w:t>
+      </w:r>
+    </w:p>
+    <w:p>
+      <w:pPr>
+        <w:pStyle w:val="ListParagraph"/>
+        <w:spacing w:after="0"/>
+        <w:jc w:val="both"/>
+        <w:rPr>
+          <w:rFonts w:ascii="Times New Roman" w:hAnsi="Times New Roman" w:cs="Times New Roman"/>
+          <w:sz w:val="28"/>
+          <w:szCs w:val="28"/>
+        </w:rPr>
+      </w:pPr>
+      <w:r>
+        <w:rPr>
+          <w:rFonts w:ascii="Times New Roman" w:hAnsi="Times New Roman" w:cs="Times New Roman"/>
+          <w:sz w:val="28"/>
+          <w:szCs w:val="28"/>
+        </w:rPr>
+        <w:drawing>
+          <wp:inline distT="0" distB="0" distL="0" distR="0" wp14:anchorId="278B8B93" wp14:editId="546AE36D">
+            <wp:extent cx="5943600" cy="1541780"/>
+            <wp:effectExtent l="0" t="0" r="0" b="1270"/>
+            <wp:docPr id="4" name="Picture 4"/>
+            <wp:cNvGraphicFramePr>
+              <a:graphicFrameLocks xmlns:a="http://schemas.openxmlformats.org/drawingml/2006/main" noChangeAspect="1"/>
+            </wp:cNvGraphicFramePr>
+            <a:graphic xmlns:a="http://schemas.openxmlformats.org/drawingml/2006/main">
+              <a:graphicData uri="http://schemas.openxmlformats.org/drawingml/2006/picture">
+                <pic:pic xmlns:pic="http://schemas.openxmlformats.org/drawingml/2006/picture">
+                  <pic:nvPicPr>
+                    <pic:cNvPr id="1" name=""/>
+                    <pic:cNvPicPr/>
+                  </pic:nvPicPr>
+                  <pic:blipFill>
+                    <a:blip r:embed="rId9"/>
+                    <a:stretch>
+                      <a:fillRect/>
+                    </a:stretch>
+                  </pic:blipFill>
+                  <pic:spPr>
+                    <a:xfrm>
+                      <a:off x="0" y="0"/>
+                      <a:ext cx="5943600" cy="1541780"/>
+                    </a:xfrm>
+                    <a:prstGeom prst="rect">
+                      <a:avLst/>
+                    </a:prstGeom>
+                  </pic:spPr>
+                </pic:pic>
+              </a:graphicData>
+            </a:graphic>
+          </wp:inline>
+        </w:drawing>
+      </w:r>
+    </w:p>
+    <w:p>
+      <w:pPr>
+        <w:pStyle w:val="ListParagraph"/>
+        <w:spacing w:after="0"/>
+        <w:jc w:val="both"/>
+        <w:rPr>
+          <w:rFonts w:ascii="Times New Roman" w:hAnsi="Times New Roman" w:cs="Times New Roman"/>
+          <w:sz w:val="28"/>
+          <w:szCs w:val="28"/>
+        </w:rPr>
+      </w:pPr>
+    </w:p>
+    <w:p>
+      <w:pPr>
+        <w:pStyle w:val="ListParagraph"/>
+        <w:spacing w:after="0"/>
+        <w:jc w:val="both"/>
+        <w:rPr>
+          <w:rFonts w:ascii="Times New Roman" w:hAnsi="Times New Roman" w:cs="Times New Roman"/>
+          <w:sz w:val="28"/>
+          <w:szCs w:val="28"/>
+        </w:rPr>
+      </w:pPr>
+      <w:r>
+        <w:rPr>
+          <w:rFonts w:ascii="Times New Roman" w:hAnsi="Times New Roman" w:cs="Times New Roman"/>
+          <w:sz w:val="28"/>
+          <w:szCs w:val="28"/>
+        </w:rPr>
+        <w:t>+ Lần 2:</w:t>
+      </w:r>
+    </w:p>
+    <w:p>
+      <w:pPr>
+        <w:pStyle w:val="ListParagraph"/>
+        <w:spacing w:after="0"/>
+        <w:jc w:val="both"/>
+        <w:rPr>
+          <w:rFonts w:ascii="Times New Roman" w:hAnsi="Times New Roman" w:cs="Times New Roman"/>
+          <w:sz w:val="28"/>
+          <w:szCs w:val="28"/>
+        </w:rPr>
+      </w:pPr>
+      <w:r>
+        <w:rPr>
+          <w:rFonts w:ascii="Times New Roman" w:hAnsi="Times New Roman" w:cs="Times New Roman"/>
+          <w:sz w:val="28"/>
+          <w:szCs w:val="28"/>
+        </w:rPr>
+        <w:drawing>
+          <wp:inline distT="0" distB="0" distL="0" distR="0" wp14:anchorId="170454B1" wp14:editId="65C155EC">
+            <wp:extent cx="5943600" cy="1574165"/>
+            <wp:effectExtent l="0" t="0" r="0" b="6985"/>
+            <wp:docPr id="7" name="Picture 7"/>
+            <wp:cNvGraphicFramePr>
+              <a:graphicFrameLocks xmlns:a="http://schemas.openxmlformats.org/drawingml/2006/main" noChangeAspect="1"/>
+            </wp:cNvGraphicFramePr>
+            <a:graphic xmlns:a="http://schemas.openxmlformats.org/drawingml/2006/main">
+              <a:graphicData uri="http://schemas.openxmlformats.org/drawingml/2006/picture">
+                <pic:pic xmlns:pic="http://schemas.openxmlformats.org/drawingml/2006/picture">
+                  <pic:nvPicPr>
+                    <pic:cNvPr id="1" name=""/>
+                    <pic:cNvPicPr/>
+                  </pic:nvPicPr>
+                  <pic:blipFill>
+                    <a:blip r:embed="rId10"/>
+                    <a:stretch>
+                      <a:fillRect/>
+                    </a:stretch>
+                  </pic:blipFill>
+                  <pic:spPr>
+                    <a:xfrm>
+                      <a:off x="0" y="0"/>
+                      <a:ext cx="5943600" cy="1574165"/>
+                    </a:xfrm>
+                    <a:prstGeom prst="rect">
+                      <a:avLst/>
+                    </a:prstGeom>
+                  </pic:spPr>
+                </pic:pic>
+              </a:graphicData>
+            </a:graphic>
+          </wp:inline>
+        </w:drawing>
+      </w:r>
+    </w:p>
+    <w:p>
+      <w:pPr>
+        <w:pStyle w:val="ListParagraph"/>
+        <w:spacing w:after="0"/>
+        <w:jc w:val="both"/>
+        <w:rPr>
+          <w:rFonts w:ascii="Times New Roman" w:hAnsi="Times New Roman" w:cs="Times New Roman"/>
+          <w:sz w:val="28"/>
+          <w:szCs w:val="28"/>
+        </w:rPr>
+      </w:pPr>
+    </w:p>
+    <w:p>
+      <w:pPr>
+        <w:pStyle w:val="ListParagraph"/>
+        <w:spacing w:after="0"/>
+        <w:jc w:val="both"/>
+        <w:rPr>
+          <w:rFonts w:ascii="Times New Roman" w:hAnsi="Times New Roman" w:cs="Times New Roman"/>
+          <w:sz w:val="28"/>
+          <w:szCs w:val="28"/>
+        </w:rPr>
+      </w:pPr>
+      <w:r>
+        <w:rPr>
+          <w:rFonts w:ascii="Times New Roman" w:hAnsi="Times New Roman" w:cs="Times New Roman"/>
+          <w:sz w:val="28"/>
+          <w:szCs w:val="28"/>
+        </w:rPr>
+        <w:t>+ Lần 3:</w:t>
+      </w:r>
+    </w:p>
+    <w:p>
+      <w:pPr>
+        <w:pStyle w:val="ListParagraph"/>
+        <w:spacing w:after="0"/>
+        <w:jc w:val="both"/>
+        <w:rPr>
+          <w:rFonts w:ascii="Times New Roman" w:hAnsi="Times New Roman" w:cs="Times New Roman"/>
+          <w:sz w:val="28"/>
+          <w:szCs w:val="28"/>
+        </w:rPr>
+      </w:pPr>
+      <w:r>
+        <w:rPr>
+          <w:rFonts w:ascii="Times New Roman" w:hAnsi="Times New Roman" w:cs="Times New Roman"/>
+          <w:sz w:val="28"/>
+          <w:szCs w:val="28"/>
+        </w:rPr>
+        <w:lastRenderedPageBreak/>
+        <w:drawing>
+          <wp:inline distT="0" distB="0" distL="0" distR="0" wp14:anchorId="2823A922" wp14:editId="0C35C0AA">
+            <wp:extent cx="5943600" cy="1546860"/>
+            <wp:effectExtent l="0" t="0" r="0" b="0"/>
+            <wp:docPr id="8" name="Picture 8"/>
+            <wp:cNvGraphicFramePr>
+              <a:graphicFrameLocks xmlns:a="http://schemas.openxmlformats.org/drawingml/2006/main" noChangeAspect="1"/>
+            </wp:cNvGraphicFramePr>
+            <a:graphic xmlns:a="http://schemas.openxmlformats.org/drawingml/2006/main">
+              <a:graphicData uri="http://schemas.openxmlformats.org/drawingml/2006/picture">
+                <pic:pic xmlns:pic="http://schemas.openxmlformats.org/drawingml/2006/picture">
+                  <pic:nvPicPr>
+                    <pic:cNvPr id="1" name=""/>
+                    <pic:cNvPicPr/>
+                  </pic:nvPicPr>
+                  <pic:blipFill>
+                    <a:blip r:embed="rId11"/>
+                    <a:stretch>
+                      <a:fillRect/>
+                    </a:stretch>
+                  </pic:blipFill>
+                  <pic:spPr>
+                    <a:xfrm>
+                      <a:off x="0" y="0"/>
+                      <a:ext cx="5943600" cy="1546860"/>
+                    </a:xfrm>
+                    <a:prstGeom prst="rect">
+                      <a:avLst/>
+                    </a:prstGeom>
+                  </pic:spPr>
+                </pic:pic>
+              </a:graphicData>
+            </a:graphic>
+          </wp:inline>
+        </w:drawing>
+      </w:r>
+    </w:p>
+    <w:p>
+      <w:pPr>
+        <w:pStyle w:val="ListParagraph"/>
+        <w:numPr>
+          <w:ilvl w:val="0"/>
+          <w:numId w:val="1"/>
+        </w:numPr>
+        <w:spacing w:after="0"/>
+        <w:jc w:val="both"/>
+        <w:rPr>
+          <w:rFonts w:ascii="Times New Roman" w:hAnsi="Times New Roman" w:cs="Times New Roman"/>
+          <w:sz w:val="28"/>
+          <w:szCs w:val="28"/>
+        </w:rPr>
+      </w:pPr>
+      <w:r>
+        <w:rPr>
+          <w:rFonts w:ascii="Times New Roman" w:hAnsi="Times New Roman" w:cs="Times New Roman"/>
+          <w:sz w:val="28"/>
+          <w:szCs w:val="28"/>
+        </w:rPr>
+        <w:t>Tải .zip</w:t>
+      </w:r>
+    </w:p>
+    <w:p>
+      <w:pPr>
+        <w:spacing w:after="0"/>
+        <w:ind w:left="720"/>
+        <w:jc w:val="both"/>
+        <w:rPr>
+          <w:rFonts w:ascii="Times New Roman" w:hAnsi="Times New Roman" w:cs="Times New Roman"/>
+          <w:sz w:val="28"/>
+          <w:szCs w:val="28"/>
+        </w:rPr>
+      </w:pPr>
+      <w:r>
+        <w:rPr>
+          <w:rFonts w:ascii="Times New Roman" w:hAnsi="Times New Roman" w:cs="Times New Roman"/>
+          <w:sz w:val="28"/>
+          <w:szCs w:val="28"/>
+        </w:rPr>
+        <w:t>+ Lần 1:</w:t>
+      </w:r>
+    </w:p>
+    <w:p>
+      <w:pPr>
+        <w:spacing w:after="0"/>
+        <w:ind w:left="720"/>
+        <w:jc w:val="both"/>
+        <w:rPr>
+          <w:rFonts w:ascii="Times New Roman" w:hAnsi="Times New Roman" w:cs="Times New Roman"/>
+          <w:sz w:val="28"/>
+          <w:szCs w:val="28"/>
+        </w:rPr>
+      </w:pPr>
+      <w:r>
+        <w:rPr>
+          <w:rFonts w:ascii="Times New Roman" w:hAnsi="Times New Roman" w:cs="Times New Roman"/>
+          <w:sz w:val="28"/>
+          <w:szCs w:val="28"/>
+        </w:rPr>
+        <w:drawing>
+          <wp:inline distT="0" distB="0" distL="0" distR="0" wp14:anchorId="5450D1F1" wp14:editId="6B7804A1">
+            <wp:extent cx="5943600" cy="1546860"/>
+            <wp:effectExtent l="0" t="0" r="0" b="0"/>
+            <wp:docPr id="5" name="Picture 5"/>
+            <wp:cNvGraphicFramePr>
+              <a:graphicFrameLocks xmlns:a="http://schemas.openxmlformats.org/drawingml/2006/main" noChangeAspect="1"/>
+            </wp:cNvGraphicFramePr>
+            <a:graphic xmlns:a="http://schemas.openxmlformats.org/drawingml/2006/main">
+              <a:graphicData uri="http://schemas.openxmlformats.org/drawingml/2006/picture">
+                <pic:pic xmlns:pic="http://schemas.openxmlformats.org/drawingml/2006/picture">
+                  <pic:nvPicPr>
+                    <pic:cNvPr id="1" name=""/>
+                    <pic:cNvPicPr/>
+                  </pic:nvPicPr>
+                  <pic:blipFill>
+                    <a:blip r:embed="rId12"/>
+                    <a:stretch>
+                      <a:fillRect/>
+                    </a:stretch>
+                  </pic:blipFill>
+                  <pic:spPr>
+                    <a:xfrm>
+                      <a:off x="0" y="0"/>
+                      <a:ext cx="5943600" cy="1546860"/>
+                    </a:xfrm>
+                    <a:prstGeom prst="rect">
+                      <a:avLst/>
+                    </a:prstGeom>
+                  </pic:spPr>
+                </pic:pic>
+              </a:graphicData>
+            </a:graphic>
+          </wp:inline>
+        </w:drawing>
+      </w:r>
+    </w:p>
+    <w:p>
+      <w:pPr>
+        <w:spacing w:after="0"/>
+        <w:ind w:left="720"/>
+        <w:jc w:val="both"/>
+        <w:rPr>
+          <w:rFonts w:ascii="Times New Roman" w:hAnsi="Times New Roman" w:cs="Times New Roman"/>
+          <w:sz w:val="28"/>
+          <w:szCs w:val="28"/>
+        </w:rPr>
+      </w:pPr>
+    </w:p>
+    <w:p>
+      <w:pPr>
+        <w:spacing w:after="0"/>
+        <w:ind w:left="720"/>
+        <w:jc w:val="both"/>
+        <w:rPr>
+          <w:rFonts w:ascii="Times New Roman" w:hAnsi="Times New Roman" w:cs="Times New Roman"/>
+          <w:sz w:val="28"/>
+          <w:szCs w:val="28"/>
+        </w:rPr>
+      </w:pPr>
+      <w:r>
+        <w:rPr>
+          <w:rFonts w:ascii="Times New Roman" w:hAnsi="Times New Roman" w:cs="Times New Roman"/>
+          <w:sz w:val="28"/>
+          <w:szCs w:val="28"/>
+        </w:rPr>
+        <w:t>+ Lần 2:</w:t>
+      </w:r>
+    </w:p>
+    <w:p>
+      <w:pPr>
+        <w:spacing w:after="0"/>
+        <w:ind w:left="720"/>
+        <w:jc w:val="both"/>
+        <w:rPr>
+          <w:rFonts w:ascii="Times New Roman" w:hAnsi="Times New Roman" w:cs="Times New Roman"/>
+          <w:sz w:val="28"/>
+          <w:szCs w:val="28"/>
+        </w:rPr>
+      </w:pPr>
+      <w:r>
+        <w:rPr>
+          <w:rFonts w:ascii="Times New Roman" w:hAnsi="Times New Roman" w:cs="Times New Roman"/>
+          <w:sz w:val="28"/>
+          <w:szCs w:val="28"/>
+        </w:rPr>
+        <w:drawing>
+          <wp:inline distT="0" distB="0" distL="0" distR="0" wp14:anchorId="72120AAF" wp14:editId="7270F364">
+            <wp:extent cx="5943600" cy="1555115"/>
+            <wp:effectExtent l="0" t="0" r="0" b="6985"/>
+            <wp:docPr id="6" name="Picture 6"/>
+            <wp:cNvGraphicFramePr>
+              <a:graphicFrameLocks xmlns:a="http://schemas.openxmlformats.org/drawingml/2006/main" noChangeAspect="1"/>
+            </wp:cNvGraphicFramePr>
+            <a:graphic xmlns:a="http://schemas.openxmlformats.org/drawingml/2006/main">
+              <a:graphicData uri="http://schemas.openxmlformats.org/drawingml/2006/picture">
+                <pic:pic xmlns:pic="http://schemas.openxmlformats.org/drawingml/2006/picture">
+                  <pic:nvPicPr>
+                    <pic:cNvPr id="1" name=""/>
+                    <pic:cNvPicPr/>
+                  </pic:nvPicPr>
+                  <pic:blipFill>
+                    <a:blip r:embed="rId13"/>
+                    <a:stretch>
+                      <a:fillRect/>
+                    </a:stretch>
+                  </pic:blipFill>
+                  <pic:spPr>
+                    <a:xfrm>
+                      <a:off x="0" y="0"/>
+                      <a:ext cx="5943600" cy="1555115"/>
+                    </a:xfrm>
+                    <a:prstGeom prst="rect">
+                      <a:avLst/>
+                    </a:prstGeom>
+                  </pic:spPr>
+                </pic:pic>
+              </a:graphicData>
+            </a:graphic>
+          </wp:inline>
+        </w:drawing>
+      </w:r>
+    </w:p>
+    <w:p>
+      <w:pPr>
+        <w:spacing w:after="0"/>
+        <w:ind w:left="720"/>
+        <w:jc w:val="both"/>
+        <w:rPr>
+          <w:rFonts w:ascii="Times New Roman" w:hAnsi="Times New Roman" w:cs="Times New Roman"/>
+          <w:sz w:val="28"/>
+          <w:szCs w:val="28"/>
+        </w:rPr>
+      </w:pPr>
+    </w:p>
+    <w:p>
+      <w:pPr>
+        <w:spacing w:after="0"/>
+        <w:ind w:left="720"/>
+        <w:jc w:val="both"/>
+        <w:rPr>
+          <w:rFonts w:ascii="Times New Roman" w:hAnsi="Times New Roman" w:cs="Times New Roman"/>
+          <w:sz w:val="28"/>
+          <w:szCs w:val="28"/>
+        </w:rPr>
+      </w:pPr>
+      <w:r>
+        <w:rPr>
+          <w:rFonts w:ascii="Times New Roman" w:hAnsi="Times New Roman" w:cs="Times New Roman"/>
+          <w:sz w:val="28"/>
+          <w:szCs w:val="28"/>
+        </w:rPr>
+        <w:t>+ Lần 3:</w:t>
+      </w:r>
+    </w:p>
+    <w:p>
+      <w:pPr>
+        <w:spacing w:after="0"/>
+        <w:ind w:left="720"/>
+        <w:jc w:val="both"/>
+        <w:rPr>
+          <w:rFonts w:ascii="Times New Roman" w:hAnsi="Times New Roman" w:cs="Times New Roman"/>
+          <w:sz w:val="28"/>
+          <w:szCs w:val="28"/>
+        </w:rPr>
+      </w:pPr>
+      <w:r>
+        <w:rPr>
+          <w:rFonts w:ascii="Times New Roman" w:hAnsi="Times New Roman" w:cs="Times New Roman"/>
+          <w:sz w:val="28"/>
+          <w:szCs w:val="28"/>
+        </w:rPr>
+        <w:drawing>
+          <wp:inline distT="0" distB="0" distL="0" distR="0" wp14:anchorId="44CBA56B" wp14:editId="3DFB4132">
+            <wp:extent cx="5943600" cy="1553845"/>
+            <wp:effectExtent l="0" t="0" r="0" b="8255"/>
+            <wp:docPr id="9" name="Picture 9"/>
+            <wp:cNvGraphicFramePr>
+              <a:graphicFrameLocks xmlns:a="http://schemas.openxmlformats.org/drawingml/2006/main" noChangeAspect="1"/>
+            </wp:cNvGraphicFramePr>
+            <a:graphic xmlns:a="http://schemas.openxmlformats.org/drawingml/2006/main">
+              <a:graphicData uri="http://schemas.openxmlformats.org/drawingml/2006/picture">
+                <pic:pic xmlns:pic="http://schemas.openxmlformats.org/drawingml/2006/picture">
+                  <pic:nvPicPr>
+                    <pic:cNvPr id="1" name=""/>
+                    <pic:cNvPicPr/>
+                  </pic:nvPicPr>
+                  <pic:blipFill>
+                    <a:blip r:embed="rId14"/>
+                    <a:stretch>
+                      <a:fillRect/>
+                    </a:stretch>
+                  </pic:blipFill>
+                  <pic:spPr>
+                    <a:xfrm>
+                      <a:off x="0" y="0"/>
+                      <a:ext cx="5943600" cy="1553845"/>
+                    </a:xfrm>
+                    <a:prstGeom prst="rect">
+                      <a:avLst/>
+                    </a:prstGeom>
+                  </pic:spPr>
+                </pic:pic>
+              </a:graphicData>
+            </a:graphic>
+          </wp:inline>
+        </w:drawing>
+      </w:r>
+    </w:p>
+    <w:p>
+      <w:pPr>
+        <w:spacing w:after="0"/>
+        <w:jc w:val="both"/>
+        <w:rPr>
+          <w:rFonts w:ascii="Times New Roman" w:hAnsi="Times New Roman" w:cs="Times New Roman"/>
+          <w:sz w:val="28"/>
+          <w:szCs w:val="28"/>
+        </w:rPr>
+      </w:pPr>
+    </w:p>
+    <w:p>
+      <w:pPr>
+        <w:spacing w:after="0"/>
+        <w:jc w:val="both"/>
+        <w:rPr>
+          <w:rFonts w:ascii="Times New Roman" w:hAnsi="Times New Roman" w:cs="Times New Roman"/>
+          <w:sz w:val="28"/>
+          <w:szCs w:val="28"/>
+        </w:rPr>
+      </w:pPr>
+    </w:p>
+    <w:p>
+      <w:pPr>
+        <w:spacing w:after="0"/>
+        <w:jc w:val="both"/>
+        <w:rPr>
+          <w:rFonts w:ascii="Times New Roman" w:hAnsi="Times New Roman" w:cs="Times New Roman"/>
+          <w:sz w:val="28"/>
+          <w:szCs w:val="28"/>
+        </w:rPr>
+      </w:pPr>
+      <w:r>
+        <w:rPr>
+          <w:rFonts w:ascii="Times New Roman" w:hAnsi="Times New Roman" w:cs="Times New Roman"/>
+          <w:sz w:val="28"/>
+          <w:szCs w:val="28"/>
+        </w:rPr>
+        <w:lastRenderedPageBreak/>
+        <w:t>Tải 2 sources:</w:t>
+      </w:r>
+    </w:p>
+    <w:p>
+      <w:pPr>
+        <w:spacing w:after="0"/>
+        <w:jc w:val="both"/>
+        <w:rPr>
+          <w:rFonts w:ascii="Times New Roman" w:hAnsi="Times New Roman" w:cs="Times New Roman"/>
+          <w:sz w:val="28"/>
+          <w:szCs w:val="28"/>
+        </w:rPr>
+      </w:pPr>
+    </w:p>
+    <w:p>
+      <w:pPr>
+        <w:spacing w:after="0"/>
+        <w:jc w:val="both"/>
+        <w:rPr>
+          <w:rFonts w:ascii="Times New Roman" w:hAnsi="Times New Roman" w:cs="Times New Roman"/>
+          <w:sz w:val="28"/>
+          <w:szCs w:val="28"/>
+        </w:rPr>
+      </w:pPr>
+      <w:r>
+        <w:rPr>
+          <w:rFonts w:ascii="Times New Roman" w:hAnsi="Times New Roman" w:cs="Times New Roman"/>
+          <w:sz w:val="28"/>
+          <w:szCs w:val="28"/>
+        </w:rPr>
+        <w:drawing>
+          <wp:inline distT="0" distB="0" distL="0" distR="0" wp14:anchorId="0F646AD1" wp14:editId="1A62818F">
+            <wp:extent cx="4243419" cy="1300172"/>
+            <wp:effectExtent l="0" t="0" r="5080" b="0"/>
+            <wp:docPr id="12" name="Picture 12"/>
+            <wp:cNvGraphicFramePr>
+              <a:graphicFrameLocks xmlns:a="http://schemas.openxmlformats.org/drawingml/2006/main" noChangeAspect="1"/>
+            </wp:cNvGraphicFramePr>
+            <a:graphic xmlns:a="http://schemas.openxmlformats.org/drawingml/2006/main">
+              <a:graphicData uri="http://schemas.openxmlformats.org/drawingml/2006/picture">
+                <pic:pic xmlns:pic="http://schemas.openxmlformats.org/drawingml/2006/picture">
+                  <pic:nvPicPr>
+                    <pic:cNvPr id="1" name=""/>
+                    <pic:cNvPicPr/>
+                  </pic:nvPicPr>
+                  <pic:blipFill>
+                    <a:blip r:embed="rId15"/>
+                    <a:stretch>
+                      <a:fillRect/>
+                    </a:stretch>
+                  </pic:blipFill>
+                  <pic:spPr>
+                    <a:xfrm>
+                      <a:off x="0" y="0"/>
+                      <a:ext cx="4243419" cy="1300172"/>
+                    </a:xfrm>
+                    <a:prstGeom prst="rect">
+                      <a:avLst/>
+                    </a:prstGeom>
+                  </pic:spPr>
+                </pic:pic>
+              </a:graphicData>
+            </a:graphic>
+          </wp:inline>
+        </w:drawing>
+      </w:r>
+    </w:p>
+    <w:p>
+      <w:pPr>
+        <w:spacing w:after="0"/>
+        <w:jc w:val="both"/>
+        <w:rPr>
+          <w:rFonts w:ascii="Times New Roman" w:hAnsi="Times New Roman" w:cs="Times New Roman"/>
+          <w:sz w:val="28"/>
+          <w:szCs w:val="28"/>
+        </w:rPr>
+      </w:pPr>
+      <w:r>
+        <w:rPr>
+          <w:rFonts w:ascii="Times New Roman" w:hAnsi="Times New Roman" w:cs="Times New Roman"/>
+          <w:sz w:val="28"/>
+          <w:szCs w:val="28"/>
+        </w:rPr>
+        <w:t>Ảnh này từ máy server khi có thêm source</w:t>
+      </w:r>
+    </w:p>
+    <w:p>
+      <w:pPr>
+        <w:spacing w:after="0"/>
+        <w:jc w:val="both"/>
+        <w:rPr>
+          <w:rFonts w:ascii="Times New Roman" w:hAnsi="Times New Roman" w:cs="Times New Roman"/>
+          <w:sz w:val="28"/>
+          <w:szCs w:val="28"/>
+        </w:rPr>
+      </w:pPr>
+    </w:p>
+    <w:p>
+      <w:pPr>
+        <w:spacing w:after="0"/>
+        <w:jc w:val="both"/>
+        <w:rPr>
+          <w:rFonts w:ascii="Times New Roman" w:hAnsi="Times New Roman" w:cs="Times New Roman"/>
+          <w:sz w:val="28"/>
+          <w:szCs w:val="28"/>
+        </w:rPr>
+      </w:pPr>
+      <w:r>
+        <w:rPr>
+          <w:rFonts w:ascii="Times New Roman" w:hAnsi="Times New Roman" w:cs="Times New Roman"/>
+          <w:sz w:val="28"/>
+          <w:szCs w:val="28"/>
+        </w:rPr>
+        <w:t>Máy 1 terminal vẫn thế</w:t>
+      </w:r>
+    </w:p>
+    <w:p>
+      <w:pPr>
+        <w:spacing w:after="0"/>
+        <w:jc w:val="both"/>
+        <w:rPr>
+          <w:rFonts w:ascii="Times New Roman" w:hAnsi="Times New Roman" w:cs="Times New Roman"/>
+          <w:sz w:val="28"/>
+          <w:szCs w:val="28"/>
+        </w:rPr>
+      </w:pPr>
+    </w:p>
+    <w:p>
+      <w:pPr>
+        <w:spacing w:after="0"/>
+        <w:jc w:val="both"/>
+        <w:rPr>
+          <w:rFonts w:ascii="Times New Roman" w:hAnsi="Times New Roman" w:cs="Times New Roman"/>
+          <w:sz w:val="28"/>
+          <w:szCs w:val="28"/>
+        </w:rPr>
+      </w:pPr>
+      <w:r>
+        <w:rPr>
+          <w:rFonts w:ascii="Times New Roman" w:hAnsi="Times New Roman" w:cs="Times New Roman"/>
+          <w:sz w:val="28"/>
+          <w:szCs w:val="28"/>
+        </w:rPr>
+        <w:drawing>
+          <wp:inline distT="0" distB="0" distL="0" distR="0" wp14:anchorId="0673380F" wp14:editId="0D3A5A37">
+            <wp:extent cx="4548221" cy="733430"/>
+            <wp:effectExtent l="0" t="0" r="5080" b="0"/>
+            <wp:docPr id="13" name="Picture 13"/>
+            <wp:cNvGraphicFramePr>
+              <a:graphicFrameLocks xmlns:a="http://schemas.openxmlformats.org/drawingml/2006/main" noChangeAspect="1"/>
+            </wp:cNvGraphicFramePr>
+            <a:graphic xmlns:a="http://schemas.openxmlformats.org/drawingml/2006/main">
+              <a:graphicData uri="http://schemas.openxmlformats.org/drawingml/2006/picture">
+                <pic:pic xmlns:pic="http://schemas.openxmlformats.org/drawingml/2006/picture">
+                  <pic:nvPicPr>
+                    <pic:cNvPr id="1" name=""/>
+                    <pic:cNvPicPr/>
+                  </pic:nvPicPr>
+                  <pic:blipFill>
+                    <a:blip r:embed="rId16"/>
+                    <a:stretch>
+                      <a:fillRect/>
+                    </a:stretch>
+                  </pic:blipFill>
+                  <pic:spPr>
+                    <a:xfrm>
+                      <a:off x="0" y="0"/>
+                      <a:ext cx="4548221" cy="733430"/>
+                    </a:xfrm>
+                    <a:prstGeom prst="rect">
+                      <a:avLst/>
+                    </a:prstGeom>
+                  </pic:spPr>
+                </pic:pic>
+              </a:graphicData>
+            </a:graphic>
+          </wp:inline>
+        </w:drawing>
+      </w:r>
+    </w:p>
+    <w:p>
+      <w:pPr>
+        <w:spacing w:after="0"/>
+        <w:jc w:val="both"/>
+        <w:rPr>
+          <w:rFonts w:ascii="Times New Roman" w:hAnsi="Times New Roman" w:cs="Times New Roman"/>
+          <w:sz w:val="28"/>
+          <w:szCs w:val="28"/>
+        </w:rPr>
+      </w:pPr>
+      <w:r>
+        <w:rPr>
+          <w:rFonts w:ascii="Times New Roman" w:hAnsi="Times New Roman" w:cs="Times New Roman"/>
+          <w:sz w:val="28"/>
+          <w:szCs w:val="28"/>
+        </w:rPr>
+        <w:t>Đây là terminal máy 2</w:t>
+      </w:r>
+    </w:p>
+    <w:p>
+      <w:pPr>
+        <w:spacing w:after="0"/>
+        <w:jc w:val="both"/>
+        <w:rPr>
+          <w:rFonts w:ascii="Times New Roman" w:hAnsi="Times New Roman" w:cs="Times New Roman"/>
+          <w:sz w:val="28"/>
+          <w:szCs w:val="28"/>
+        </w:rPr>
+      </w:pPr>
+    </w:p>
+    <w:p>
+      <w:pPr>
+        <w:pStyle w:val="ListParagraph"/>
+        <w:numPr>
+          <w:ilvl w:val="0"/>
+          <w:numId w:val="1"/>
+        </w:numPr>
+        <w:spacing w:after="0"/>
+        <w:jc w:val="both"/>
+        <w:rPr>
+          <w:rFonts w:ascii="Times New Roman" w:hAnsi="Times New Roman" w:cs="Times New Roman"/>
+          <w:sz w:val="28"/>
+          <w:szCs w:val="28"/>
+        </w:rPr>
+      </w:pPr>
+      <w:r>
+        <w:rPr>
+          <w:rFonts w:ascii="Times New Roman" w:hAnsi="Times New Roman" w:cs="Times New Roman"/>
+          <w:sz w:val="28"/>
+          <w:szCs w:val="28"/>
+        </w:rPr>
+        <w:t>Tải .mp4:</w:t>
+      </w:r>
+    </w:p>
+    <w:p>
+      <w:pPr>
+        <w:pStyle w:val="ListParagraph"/>
+        <w:spacing w:after="0"/>
+        <w:jc w:val="both"/>
+        <w:rPr>
+          <w:rFonts w:ascii="Times New Roman" w:hAnsi="Times New Roman" w:cs="Times New Roman"/>
+          <w:sz w:val="28"/>
+          <w:szCs w:val="28"/>
+        </w:rPr>
+      </w:pPr>
+      <w:r>
+        <w:rPr>
+          <w:rFonts w:ascii="Times New Roman" w:hAnsi="Times New Roman" w:cs="Times New Roman"/>
+          <w:sz w:val="28"/>
+          <w:szCs w:val="28"/>
+        </w:rPr>
+        <w:t>+ Lần 1:</w:t>
+      </w:r>
+    </w:p>
+    <w:p>
+      <w:pPr>
+        <w:pStyle w:val="ListParagraph"/>
+        <w:spacing w:after="0"/>
+        <w:jc w:val="both"/>
+        <w:rPr>
+          <w:rFonts w:ascii="Times New Roman" w:hAnsi="Times New Roman" w:cs="Times New Roman"/>
+          <w:sz w:val="28"/>
+          <w:szCs w:val="28"/>
+        </w:rPr>
+      </w:pPr>
+      <w:r>
+        <w:rPr>
+          <w:rFonts w:ascii="Times New Roman" w:hAnsi="Times New Roman" w:cs="Times New Roman"/>
+          <w:sz w:val="28"/>
+          <w:szCs w:val="28"/>
+        </w:rPr>
+        <w:drawing>
+          <wp:inline distT="0" distB="0" distL="0" distR="0" wp14:anchorId="3A8F7EB7" wp14:editId="53BD7826">
+            <wp:extent cx="5943600" cy="1694815"/>
+            <wp:effectExtent l="0" t="0" r="0" b="635"/>
+            <wp:docPr id="18" name="Picture 18"/>
+            <wp:cNvGraphicFramePr>
+              <a:graphicFrameLocks xmlns:a="http://schemas.openxmlformats.org/drawingml/2006/main" noChangeAspect="1"/>
+            </wp:cNvGraphicFramePr>
+            <a:graphic xmlns:a="http://schemas.openxmlformats.org/drawingml/2006/main">
+              <a:graphicData uri="http://schemas.openxmlformats.org/drawingml/2006/picture">
+                <pic:pic xmlns:pic="http://schemas.openxmlformats.org/drawingml/2006/picture">
+                  <pic:nvPicPr>
+                    <pic:cNvPr id="1" name=""/>
+                    <pic:cNvPicPr/>
+                  </pic:nvPicPr>
+                  <pic:blipFill>
+                    <a:blip r:embed="rId17"/>
+                    <a:stretch>
+                      <a:fillRect/>
+                    </a:stretch>
+                  </pic:blipFill>
+                  <pic:spPr>
+                    <a:xfrm>
+                      <a:off x="0" y="0"/>
+                      <a:ext cx="5943600" cy="1694815"/>
+                    </a:xfrm>
+                    <a:prstGeom prst="rect">
+                      <a:avLst/>
+                    </a:prstGeom>
+                  </pic:spPr>
+                </pic:pic>
+              </a:graphicData>
+            </a:graphic>
+          </wp:inline>
+        </w:drawing>
+      </w:r>
+    </w:p>
+    <w:p>
+      <w:pPr>
+        <w:pStyle w:val="ListParagraph"/>
+        <w:spacing w:after="0"/>
+        <w:jc w:val="both"/>
+        <w:rPr>
+          <w:rFonts w:ascii="Times New Roman" w:hAnsi="Times New Roman" w:cs="Times New Roman"/>
+          <w:sz w:val="28"/>
+          <w:szCs w:val="28"/>
+        </w:rPr>
+      </w:pPr>
+    </w:p>
+    <w:p>
+      <w:pPr>
+        <w:pStyle w:val="ListParagraph"/>
+        <w:spacing w:after="0"/>
+        <w:jc w:val="both"/>
+        <w:rPr>
+          <w:rFonts w:ascii="Times New Roman" w:hAnsi="Times New Roman" w:cs="Times New Roman"/>
+          <w:sz w:val="28"/>
+          <w:szCs w:val="28"/>
+        </w:rPr>
+      </w:pPr>
+      <w:r>
+        <w:rPr>
+          <w:rFonts w:ascii="Times New Roman" w:hAnsi="Times New Roman" w:cs="Times New Roman"/>
+          <w:sz w:val="28"/>
+          <w:szCs w:val="28"/>
+        </w:rPr>
+        <w:t>+ Lần 2:</w:t>
+      </w:r>
+    </w:p>
+    <w:p>
+      <w:pPr>
+        <w:pStyle w:val="ListParagraph"/>
+        <w:spacing w:after="0"/>
+        <w:jc w:val="both"/>
+        <w:rPr>
+          <w:rFonts w:ascii="Times New Roman" w:hAnsi="Times New Roman" w:cs="Times New Roman"/>
+          <w:sz w:val="28"/>
+          <w:szCs w:val="28"/>
+        </w:rPr>
+      </w:pPr>
+      <w:r>
+        <w:rPr>
+          <w:rFonts w:ascii="Times New Roman" w:hAnsi="Times New Roman" w:cs="Times New Roman"/>
+          <w:sz w:val="28"/>
+          <w:szCs w:val="28"/>
+        </w:rPr>
+        <w:drawing>
+          <wp:inline distT="0" distB="0" distL="0" distR="0" wp14:anchorId="739879BE" wp14:editId="1B91E3E3">
+            <wp:extent cx="5943600" cy="1742440"/>
+            <wp:effectExtent l="0" t="0" r="0" b="0"/>
+            <wp:docPr id="17" name="Picture 17"/>
+            <wp:cNvGraphicFramePr>
+              <a:graphicFrameLocks xmlns:a="http://schemas.openxmlformats.org/drawingml/2006/main" noChangeAspect="1"/>
+            </wp:cNvGraphicFramePr>
+            <a:graphic xmlns:a="http://schemas.openxmlformats.org/drawingml/2006/main">
+              <a:graphicData uri="http://schemas.openxmlformats.org/drawingml/2006/picture">
+                <pic:pic xmlns:pic="http://schemas.openxmlformats.org/drawingml/2006/picture">
+                  <pic:nvPicPr>
+                    <pic:cNvPr id="1" name=""/>
+                    <pic:cNvPicPr/>
+                  </pic:nvPicPr>
+                  <pic:blipFill>
+                    <a:blip r:embed="rId18"/>
+                    <a:stretch>
+                      <a:fillRect/>
+                    </a:stretch>
+                  </pic:blipFill>
+                  <pic:spPr>
+                    <a:xfrm>
+                      <a:off x="0" y="0"/>
+                      <a:ext cx="5943600" cy="1742440"/>
+                    </a:xfrm>
+                    <a:prstGeom prst="rect">
+                      <a:avLst/>
+                    </a:prstGeom>
+                  </pic:spPr>
+                </pic:pic>
+              </a:graphicData>
+            </a:graphic>
+          </wp:inline>
+        </w:drawing>
+      </w:r>
+    </w:p>
+    <w:p>
+      <w:pPr>
+        <w:pStyle w:val="ListParagraph"/>
+        <w:spacing w:after="0"/>
+        <w:jc w:val="both"/>
+        <w:rPr>
+          <w:rFonts w:ascii="Times New Roman" w:hAnsi="Times New Roman" w:cs="Times New Roman"/>
+          <w:sz w:val="28"/>
+          <w:szCs w:val="28"/>
+        </w:rPr>
+      </w:pPr>
+    </w:p>
+    <w:p>
+      <w:pPr>
+        <w:pStyle w:val="ListParagraph"/>
+        <w:spacing w:after="0"/>
+        <w:jc w:val="both"/>
+        <w:rPr>
+          <w:rFonts w:ascii="Times New Roman" w:hAnsi="Times New Roman" w:cs="Times New Roman"/>
+          <w:sz w:val="28"/>
+          <w:szCs w:val="28"/>
+        </w:rPr>
+      </w:pPr>
+    </w:p>
+    <w:p>
+      <w:pPr>
+        <w:pStyle w:val="ListParagraph"/>
+        <w:spacing w:after="0"/>
+        <w:jc w:val="both"/>
+        <w:rPr>
+          <w:rFonts w:ascii="Times New Roman" w:hAnsi="Times New Roman" w:cs="Times New Roman"/>
+          <w:sz w:val="28"/>
+          <w:szCs w:val="28"/>
+        </w:rPr>
+      </w:pPr>
+      <w:r>
+        <w:rPr>
+          <w:rFonts w:ascii="Times New Roman" w:hAnsi="Times New Roman" w:cs="Times New Roman"/>
+          <w:sz w:val="28"/>
+          <w:szCs w:val="28"/>
+        </w:rPr>
+        <w:t>+ Lần 3:</w:t>
+      </w:r>
+    </w:p>
+    <w:p>
+      <w:pPr>
+        <w:pStyle w:val="ListParagraph"/>
+        <w:spacing w:after="0"/>
+        <w:jc w:val="both"/>
+        <w:rPr>
+          <w:rFonts w:ascii="Times New Roman" w:hAnsi="Times New Roman" w:cs="Times New Roman"/>
+          <w:sz w:val="28"/>
+          <w:szCs w:val="28"/>
+        </w:rPr>
+      </w:pPr>
+      <w:r>
+        <w:rPr>
+          <w:rFonts w:ascii="Times New Roman" w:hAnsi="Times New Roman" w:cs="Times New Roman"/>
+          <w:sz w:val="28"/>
+          <w:szCs w:val="28"/>
+        </w:rPr>
+        <w:drawing>
+          <wp:inline distT="0" distB="0" distL="0" distR="0" wp14:anchorId="630DFEC3" wp14:editId="6000442D">
+            <wp:extent cx="5943600" cy="1703705"/>
+            <wp:effectExtent l="0" t="0" r="0" b="0"/>
+            <wp:docPr id="15" name="Picture 15"/>
+            <wp:cNvGraphicFramePr>
+              <a:graphicFrameLocks xmlns:a="http://schemas.openxmlformats.org/drawingml/2006/main" noChangeAspect="1"/>
+            </wp:cNvGraphicFramePr>
+            <a:graphic xmlns:a="http://schemas.openxmlformats.org/drawingml/2006/main">
+              <a:graphicData uri="http://schemas.openxmlformats.org/drawingml/2006/picture">
+                <pic:pic xmlns:pic="http://schemas.openxmlformats.org/drawingml/2006/picture">
+                  <pic:nvPicPr>
+                    <pic:cNvPr id="1" name=""/>
+                    <pic:cNvPicPr/>
+                  </pic:nvPicPr>
+                  <pic:blipFill>
+                    <a:blip r:embed="rId19"/>
+                    <a:stretch>
+                      <a:fillRect/>
+                    </a:stretch>
+                  </pic:blipFill>
+                  <pic:spPr>
+                    <a:xfrm>
+                      <a:off x="0" y="0"/>
+                      <a:ext cx="5943600" cy="1703705"/>
+                    </a:xfrm>
+                    <a:prstGeom prst="rect">
+                      <a:avLst/>
+                    </a:prstGeom>
+                  </pic:spPr>
+                </pic:pic>
+              </a:graphicData>
+            </a:graphic>
+          </wp:inline>
+        </w:drawing>
+      </w:r>
+    </w:p>
+    <w:p>
+      <w:pPr>
+        <w:pStyle w:val="ListParagraph"/>
+        <w:spacing w:after="0"/>
+        <w:jc w:val="both"/>
+        <w:rPr>
+          <w:rFonts w:ascii="Times New Roman" w:hAnsi="Times New Roman" w:cs="Times New Roman"/>
+          <w:sz w:val="28"/>
+          <w:szCs w:val="28"/>
+        </w:rPr>
+      </w:pPr>
+    </w:p>
+    <w:p>
+      <w:pPr>
+        <w:pStyle w:val="ListParagraph"/>
+        <w:numPr>
+          <w:ilvl w:val="0"/>
+          <w:numId w:val="1"/>
+        </w:numPr>
+        <w:spacing w:after="0"/>
+        <w:jc w:val="both"/>
+        <w:rPr>
+          <w:rFonts w:ascii="Times New Roman" w:hAnsi="Times New Roman" w:cs="Times New Roman"/>
+          <w:sz w:val="28"/>
+          <w:szCs w:val="28"/>
+        </w:rPr>
+      </w:pPr>
+      <w:r>
+        <w:rPr>
+          <w:rFonts w:ascii="Times New Roman" w:hAnsi="Times New Roman" w:cs="Times New Roman"/>
+          <w:sz w:val="28"/>
+          <w:szCs w:val="28"/>
+        </w:rPr>
+        <w:t>Tải .zip:</w:t>
+      </w:r>
+    </w:p>
+    <w:p>
+      <w:pPr>
+        <w:pStyle w:val="ListParagraph"/>
+        <w:spacing w:after="0"/>
+        <w:jc w:val="both"/>
+        <w:rPr>
+          <w:rFonts w:ascii="Times New Roman" w:hAnsi="Times New Roman" w:cs="Times New Roman"/>
+          <w:sz w:val="28"/>
+          <w:szCs w:val="28"/>
+        </w:rPr>
+      </w:pPr>
+      <w:r>
+        <w:rPr>
+          <w:rFonts w:ascii="Times New Roman" w:hAnsi="Times New Roman" w:cs="Times New Roman"/>
+          <w:sz w:val="28"/>
+          <w:szCs w:val="28"/>
+        </w:rPr>
+        <w:t>+ Lần 1:</w:t>
+      </w:r>
+    </w:p>
+    <w:p>
+      <w:pPr>
+        <w:pStyle w:val="ListParagraph"/>
+        <w:spacing w:after="0"/>
+        <w:jc w:val="both"/>
+        <w:rPr>
+          <w:rFonts w:ascii="Times New Roman" w:hAnsi="Times New Roman" w:cs="Times New Roman"/>
+          <w:sz w:val="28"/>
+          <w:szCs w:val="28"/>
+        </w:rPr>
+      </w:pPr>
+      <w:r>
+        <w:rPr>
+          <w:rFonts w:ascii="Times New Roman" w:hAnsi="Times New Roman" w:cs="Times New Roman"/>
+          <w:sz w:val="28"/>
+          <w:szCs w:val="28"/>
+        </w:rPr>
+        <w:drawing>
+          <wp:inline distT="0" distB="0" distL="0" distR="0" wp14:anchorId="611B2FE4" wp14:editId="1258E9D5">
+            <wp:extent cx="5943600" cy="1711325"/>
+            <wp:effectExtent l="0" t="0" r="0" b="3175"/>
+            <wp:docPr id="19" name="Picture 19"/>
+            <wp:cNvGraphicFramePr>
+              <a:graphicFrameLocks xmlns:a="http://schemas.openxmlformats.org/drawingml/2006/main" noChangeAspect="1"/>
+            </wp:cNvGraphicFramePr>
+            <a:graphic xmlns:a="http://schemas.openxmlformats.org/drawingml/2006/main">
+              <a:graphicData uri="http://schemas.openxmlformats.org/drawingml/2006/picture">
+                <pic:pic xmlns:pic="http://schemas.openxmlformats.org/drawingml/2006/picture">
+                  <pic:nvPicPr>
+                    <pic:cNvPr id="1" name=""/>
+                    <pic:cNvPicPr/>
+                  </pic:nvPicPr>
+                  <pic:blipFill>
+                    <a:blip r:embed="rId20"/>
+                    <a:stretch>
+                      <a:fillRect/>
+                    </a:stretch>
+                  </pic:blipFill>
+                  <pic:spPr>
+                    <a:xfrm>
+                      <a:off x="0" y="0"/>
+                      <a:ext cx="5943600" cy="1711325"/>
+                    </a:xfrm>
+                    <a:prstGeom prst="rect">
+                      <a:avLst/>
+                    </a:prstGeom>
+                  </pic:spPr>
+                </pic:pic>
+              </a:graphicData>
+            </a:graphic>
+          </wp:inline>
+        </w:drawing>
+      </w:r>
+    </w:p>
+    <w:p>
+      <w:pPr>
+        <w:pStyle w:val="ListParagraph"/>
+        <w:spacing w:after="0"/>
+        <w:jc w:val="both"/>
+        <w:rPr>
+          <w:rFonts w:ascii="Times New Roman" w:hAnsi="Times New Roman" w:cs="Times New Roman"/>
+          <w:sz w:val="28"/>
+          <w:szCs w:val="28"/>
+        </w:rPr>
+      </w:pPr>
+    </w:p>
+    <w:p>
+      <w:pPr>
+        <w:pStyle w:val="ListParagraph"/>
+        <w:spacing w:after="0"/>
+        <w:jc w:val="both"/>
+        <w:rPr>
+          <w:rFonts w:ascii="Times New Roman" w:hAnsi="Times New Roman" w:cs="Times New Roman"/>
+          <w:sz w:val="28"/>
+          <w:szCs w:val="28"/>
+        </w:rPr>
+      </w:pPr>
+      <w:r>
+        <w:rPr>
+          <w:rFonts w:ascii="Times New Roman" w:hAnsi="Times New Roman" w:cs="Times New Roman"/>
+          <w:sz w:val="28"/>
+          <w:szCs w:val="28"/>
+        </w:rPr>
+        <w:t>+ Lần 2:</w:t>
+      </w:r>
+    </w:p>
+    <w:p>
+      <w:pPr>
+        <w:pStyle w:val="ListParagraph"/>
+        <w:spacing w:after="0"/>
+        <w:jc w:val="both"/>
+        <w:rPr>
+          <w:rFonts w:ascii="Times New Roman" w:hAnsi="Times New Roman" w:cs="Times New Roman"/>
+          <w:sz w:val="28"/>
+          <w:szCs w:val="28"/>
+        </w:rPr>
+      </w:pPr>
+      <w:r>
+        <w:rPr>
+          <w:rFonts w:ascii="Times New Roman" w:hAnsi="Times New Roman" w:cs="Times New Roman"/>
+          <w:sz w:val="28"/>
+          <w:szCs w:val="28"/>
+        </w:rPr>
+        <w:drawing>
+          <wp:inline distT="0" distB="0" distL="0" distR="0" wp14:anchorId="334F95C6" wp14:editId="113405DB">
+            <wp:extent cx="5943600" cy="1710055"/>
+            <wp:effectExtent l="0" t="0" r="0" b="4445"/>
+            <wp:docPr id="16" name="Picture 16"/>
+            <wp:cNvGraphicFramePr>
+              <a:graphicFrameLocks xmlns:a="http://schemas.openxmlformats.org/drawingml/2006/main" noChangeAspect="1"/>
+            </wp:cNvGraphicFramePr>
+            <a:graphic xmlns:a="http://schemas.openxmlformats.org/drawingml/2006/main">
+              <a:graphicData uri="http://schemas.openxmlformats.org/drawingml/2006/picture">
+                <pic:pic xmlns:pic="http://schemas.openxmlformats.org/drawingml/2006/picture">
+                  <pic:nvPicPr>
+                    <pic:cNvPr id="1" name=""/>
+                    <pic:cNvPicPr/>
+                  </pic:nvPicPr>
+                  <pic:blipFill>
+                    <a:blip r:embed="rId21"/>
+                    <a:stretch>
+                      <a:fillRect/>
+                    </a:stretch>
+                  </pic:blipFill>
+                  <pic:spPr>
+                    <a:xfrm>
+                      <a:off x="0" y="0"/>
+                      <a:ext cx="5943600" cy="1710055"/>
+                    </a:xfrm>
+                    <a:prstGeom prst="rect">
+                      <a:avLst/>
+                    </a:prstGeom>
+                  </pic:spPr>
+                </pic:pic>
+              </a:graphicData>
+            </a:graphic>
+          </wp:inline>
+        </w:drawing>
+      </w:r>
+    </w:p>
+    <w:p>
+      <w:pPr>
+        <w:pStyle w:val="ListParagraph"/>
+        <w:spacing w:after="0"/>
+        <w:jc w:val="both"/>
+        <w:rPr>
+          <w:rFonts w:ascii="Times New Roman" w:hAnsi="Times New Roman" w:cs="Times New Roman"/>
+          <w:sz w:val="28"/>
+          <w:szCs w:val="28"/>
+        </w:rPr>
+      </w:pPr>
+    </w:p>
+    <w:p>
+      <w:pPr>
+        <w:pStyle w:val="ListParagraph"/>
+        <w:spacing w:after="0"/>
+        <w:jc w:val="both"/>
+        <w:rPr>
+          <w:rFonts w:ascii="Times New Roman" w:hAnsi="Times New Roman" w:cs="Times New Roman"/>
+          <w:sz w:val="28"/>
+          <w:szCs w:val="28"/>
+        </w:rPr>
+      </w:pPr>
+    </w:p>
+    <w:p>
+      <w:pPr>
+        <w:pStyle w:val="ListParagraph"/>
+        <w:spacing w:after="0"/>
+        <w:jc w:val="both"/>
+        <w:rPr>
+          <w:rFonts w:ascii="Times New Roman" w:hAnsi="Times New Roman" w:cs="Times New Roman"/>
+          <w:sz w:val="28"/>
+          <w:szCs w:val="28"/>
+        </w:rPr>
+      </w:pPr>
+      <w:r>
+        <w:rPr>
+          <w:rFonts w:ascii="Times New Roman" w:hAnsi="Times New Roman" w:cs="Times New Roman"/>
+          <w:sz w:val="28"/>
+          <w:szCs w:val="28"/>
+        </w:rPr>
+        <w:t>+ Lần 3:</w:t>
+      </w:r>
+    </w:p>
+    <w:p>
+      <w:pPr>
+        <w:pStyle w:val="ListParagraph"/>
+        <w:spacing w:after="0"/>
+        <w:jc w:val="both"/>
+        <w:rPr>
+          <w:rFonts w:ascii="Times New Roman" w:hAnsi="Times New Roman" w:cs="Times New Roman"/>
+          <w:sz w:val="28"/>
+          <w:szCs w:val="28"/>
+        </w:rPr>
+      </w:pPr>
+      <w:r>
+        <w:rPr>
+          <w:rFonts w:ascii="Times New Roman" w:hAnsi="Times New Roman" w:cs="Times New Roman"/>
+          <w:sz w:val="28"/>
+          <w:szCs w:val="28"/>
+        </w:rPr>
+        <w:lastRenderedPageBreak/>
+        <w:drawing>
+          <wp:inline distT="0" distB="0" distL="0" distR="0" wp14:anchorId="13C43F2A" wp14:editId="56455A2B">
+            <wp:extent cx="5943600" cy="1727200"/>
+            <wp:effectExtent l="0" t="0" r="0" b="6350"/>
+            <wp:docPr id="14" name="Picture 14"/>
+            <wp:cNvGraphicFramePr>
+              <a:graphicFrameLocks xmlns:a="http://schemas.openxmlformats.org/drawingml/2006/main" noChangeAspect="1"/>
+            </wp:cNvGraphicFramePr>
+            <a:graphic xmlns:a="http://schemas.openxmlformats.org/drawingml/2006/main">
+              <a:graphicData uri="http://schemas.openxmlformats.org/drawingml/2006/picture">
+                <pic:pic xmlns:pic="http://schemas.openxmlformats.org/drawingml/2006/picture">
+                  <pic:nvPicPr>
+                    <pic:cNvPr id="1" name=""/>
+                    <pic:cNvPicPr/>
+                  </pic:nvPicPr>
+                  <pic:blipFill>
+                    <a:blip r:embed="rId22"/>
+                    <a:stretch>
+                      <a:fillRect/>
+                    </a:stretch>
+                  </pic:blipFill>
+                  <pic:spPr>
+                    <a:xfrm>
+                      <a:off x="0" y="0"/>
+                      <a:ext cx="5943600" cy="1727200"/>
+                    </a:xfrm>
+                    <a:prstGeom prst="rect">
+                      <a:avLst/>
+                    </a:prstGeom>
+                  </pic:spPr>
+                </pic:pic>
+              </a:graphicData>
+            </a:graphic>
+          </wp:inline>
+        </w:drawing>
+      </w:r>
+    </w:p>
+    <w:p>
+      <w:pPr>
+        <w:spacing w:after="0"/>
+        <w:jc w:val="both"/>
+        <w:rPr>
+          <w:rFonts w:ascii="Times New Roman" w:hAnsi="Times New Roman" w:cs="Times New Roman"/>
+          <w:sz w:val="28"/>
+          <w:szCs w:val="28"/>
+        </w:rPr>
+      </w:pPr>
+    </w:p>
+    <w:p>
+      <w:pPr>
+        <w:spacing w:after="0"/>
+        <w:jc w:val="both"/>
+        <w:rPr>
+          <w:rFonts w:ascii="Times New Roman" w:hAnsi="Times New Roman" w:cs="Times New Roman"/>
+          <w:sz w:val="28"/>
+          <w:szCs w:val="28"/>
+        </w:rPr>
+      </w:pPr>
+    </w:p>
+    <w:p>
+      <w:pPr>
+        <w:spacing w:after="0"/>
+        <w:jc w:val="both"/>
+        <w:rPr>
+          <w:rFonts w:ascii="Times New Roman" w:hAnsi="Times New Roman" w:cs="Times New Roman"/>
+          <w:sz w:val="28"/>
+          <w:szCs w:val="28"/>
+        </w:rPr>
+      </w:pPr>
+      <w:r>
+        <w:rPr>
+          <w:rFonts w:ascii="Times New Roman" w:hAnsi="Times New Roman" w:cs="Times New Roman"/>
+          <w:sz w:val="28"/>
+          <w:szCs w:val="28"/>
+        </w:rPr>
+        <w:t>Tải 3 sources</w:t>
+      </w:r>
+    </w:p>
+    <w:p>
+      <w:pPr>
+        <w:spacing w:after="0"/>
+        <w:jc w:val="both"/>
+        <w:rPr>
+          <w:rFonts w:ascii="Times New Roman" w:hAnsi="Times New Roman" w:cs="Times New Roman"/>
+          <w:sz w:val="28"/>
+          <w:szCs w:val="28"/>
+        </w:rPr>
+      </w:pPr>
+    </w:p>
+    <w:p>
+      <w:pPr>
+        <w:spacing w:after="0"/>
+        <w:jc w:val="both"/>
+        <w:rPr>
+          <w:rFonts w:ascii="Times New Roman" w:hAnsi="Times New Roman" w:cs="Times New Roman"/>
+          <w:sz w:val="28"/>
+          <w:szCs w:val="28"/>
+        </w:rPr>
+      </w:pPr>
+      <w:r>
+        <w:rPr>
+          <w:rFonts w:ascii="Times New Roman" w:hAnsi="Times New Roman" w:cs="Times New Roman"/>
+          <w:sz w:val="28"/>
+          <w:szCs w:val="28"/>
+        </w:rPr>
+        <w:drawing>
+          <wp:inline distT="0" distB="0" distL="0" distR="0" wp14:anchorId="4E7EDA39" wp14:editId="7386A827">
+            <wp:extent cx="4233893" cy="1266834"/>
+            <wp:effectExtent l="0" t="0" r="0" b="0"/>
+            <wp:docPr id="20" name="Picture 20"/>
+            <wp:cNvGraphicFramePr>
+              <a:graphicFrameLocks xmlns:a="http://schemas.openxmlformats.org/drawingml/2006/main" noChangeAspect="1"/>
+            </wp:cNvGraphicFramePr>
+            <a:graphic xmlns:a="http://schemas.openxmlformats.org/drawingml/2006/main">
+              <a:graphicData uri="http://schemas.openxmlformats.org/drawingml/2006/picture">
+                <pic:pic xmlns:pic="http://schemas.openxmlformats.org/drawingml/2006/picture">
+                  <pic:nvPicPr>
+                    <pic:cNvPr id="1" name=""/>
+                    <pic:cNvPicPr/>
+                  </pic:nvPicPr>
+                  <pic:blipFill>
+                    <a:blip r:embed="rId23"/>
+                    <a:stretch>
+                      <a:fillRect/>
+                    </a:stretch>
+                  </pic:blipFill>
+                  <pic:spPr>
+                    <a:xfrm>
+                      <a:off x="0" y="0"/>
+                      <a:ext cx="4233893" cy="1266834"/>
+                    </a:xfrm>
+                    <a:prstGeom prst="rect">
+                      <a:avLst/>
+                    </a:prstGeom>
+                  </pic:spPr>
+                </pic:pic>
+              </a:graphicData>
+            </a:graphic>
+          </wp:inline>
+        </w:drawing>
+      </w:r>
+    </w:p>
+    <w:p>
+      <w:pPr>
+        <w:spacing w:after="0"/>
+        <w:jc w:val="both"/>
+        <w:rPr>
+          <w:rFonts w:ascii="Times New Roman" w:hAnsi="Times New Roman" w:cs="Times New Roman"/>
+          <w:sz w:val="28"/>
+          <w:szCs w:val="28"/>
+        </w:rPr>
+      </w:pPr>
+      <w:r>
+        <w:rPr>
+          <w:rFonts w:ascii="Times New Roman" w:hAnsi="Times New Roman" w:cs="Times New Roman"/>
+          <w:sz w:val="28"/>
+          <w:szCs w:val="28"/>
+        </w:rPr>
+        <w:t>Ảnh từ terminal máy server</w:t>
+      </w:r>
+    </w:p>
+    <w:p>
+      <w:pPr>
+        <w:spacing w:after="0"/>
+        <w:jc w:val="both"/>
+        <w:rPr>
+          <w:rFonts w:ascii="Times New Roman" w:hAnsi="Times New Roman" w:cs="Times New Roman"/>
+          <w:sz w:val="28"/>
+          <w:szCs w:val="28"/>
+        </w:rPr>
+      </w:pPr>
+    </w:p>
+    <w:p>
+      <w:pPr>
+        <w:spacing w:after="0"/>
+        <w:jc w:val="both"/>
+        <w:rPr>
+          <w:rFonts w:ascii="Times New Roman" w:hAnsi="Times New Roman" w:cs="Times New Roman"/>
+          <w:sz w:val="28"/>
+          <w:szCs w:val="28"/>
+        </w:rPr>
+      </w:pPr>
+      <w:r>
+        <w:rPr>
+          <w:rFonts w:ascii="Times New Roman" w:hAnsi="Times New Roman" w:cs="Times New Roman"/>
+          <w:sz w:val="28"/>
+          <w:szCs w:val="28"/>
+        </w:rPr>
+        <w:drawing>
+          <wp:inline distT="0" distB="0" distL="0" distR="0" wp14:anchorId="62A22D2A" wp14:editId="02AB7E67">
+            <wp:extent cx="4062442" cy="676280"/>
+            <wp:effectExtent l="0" t="0" r="0" b="0"/>
+            <wp:docPr id="21" name="Picture 21"/>
+            <wp:cNvGraphicFramePr>
+              <a:graphicFrameLocks xmlns:a="http://schemas.openxmlformats.org/drawingml/2006/main" noChangeAspect="1"/>
+            </wp:cNvGraphicFramePr>
+            <a:graphic xmlns:a="http://schemas.openxmlformats.org/drawingml/2006/main">
+              <a:graphicData uri="http://schemas.openxmlformats.org/drawingml/2006/picture">
+                <pic:pic xmlns:pic="http://schemas.openxmlformats.org/drawingml/2006/picture">
+                  <pic:nvPicPr>
+                    <pic:cNvPr id="1" name=""/>
+                    <pic:cNvPicPr/>
+                  </pic:nvPicPr>
+                  <pic:blipFill>
+                    <a:blip r:embed="rId24"/>
+                    <a:stretch>
+                      <a:fillRect/>
+                    </a:stretch>
+                  </pic:blipFill>
+                  <pic:spPr>
+                    <a:xfrm>
+                      <a:off x="0" y="0"/>
+                      <a:ext cx="4062442" cy="676280"/>
+                    </a:xfrm>
+                    <a:prstGeom prst="rect">
+                      <a:avLst/>
+                    </a:prstGeom>
+                  </pic:spPr>
+                </pic:pic>
+              </a:graphicData>
+            </a:graphic>
+          </wp:inline>
+        </w:drawing>
+      </w:r>
+    </w:p>
+    <w:p>
+      <w:pPr>
+        <w:spacing w:after="0"/>
+        <w:jc w:val="both"/>
+        <w:rPr>
+          <w:rFonts w:ascii="Times New Roman" w:hAnsi="Times New Roman" w:cs="Times New Roman"/>
+          <w:sz w:val="28"/>
+          <w:szCs w:val="28"/>
+        </w:rPr>
+      </w:pPr>
+      <w:r>
+        <w:rPr>
+          <w:rFonts w:ascii="Times New Roman" w:hAnsi="Times New Roman" w:cs="Times New Roman"/>
+          <w:sz w:val="28"/>
+          <w:szCs w:val="28"/>
+        </w:rPr>
+        <w:t>Ảnh terminal máy 3</w:t>
+      </w:r>
+    </w:p>
+    <w:p>
+      <w:pPr>
+        <w:spacing w:after="0"/>
+        <w:jc w:val="both"/>
+        <w:rPr>
+          <w:rFonts w:ascii="Times New Roman" w:hAnsi="Times New Roman" w:cs="Times New Roman"/>
+          <w:sz w:val="28"/>
+          <w:szCs w:val="28"/>
+        </w:rPr>
+      </w:pPr>
+    </w:p>
+    <w:p>
+      <w:pPr>
+        <w:spacing w:after="0"/>
+        <w:jc w:val="both"/>
+        <w:rPr>
+          <w:rFonts w:ascii="Times New Roman" w:hAnsi="Times New Roman" w:cs="Times New Roman"/>
+          <w:sz w:val="28"/>
+          <w:szCs w:val="28"/>
+        </w:rPr>
+      </w:pPr>
+      <w:r>
+        <w:rPr>
+          <w:rFonts w:ascii="Times New Roman" w:hAnsi="Times New Roman" w:cs="Times New Roman"/>
+          <w:sz w:val="28"/>
+          <w:szCs w:val="28"/>
+        </w:rPr>
+        <w:t>Máy 1 2 như trên</w:t>
+      </w:r>
+    </w:p>
+    <w:p>
+      <w:pPr>
+        <w:spacing w:after="0"/>
+        <w:jc w:val="both"/>
+        <w:rPr>
+          <w:rFonts w:ascii="Times New Roman" w:hAnsi="Times New Roman" w:cs="Times New Roman"/>
+          <w:sz w:val="28"/>
+          <w:szCs w:val="28"/>
+        </w:rPr>
+      </w:pPr>
+    </w:p>
+    <w:p>
+      <w:pPr>
+        <w:pStyle w:val="ListParagraph"/>
+        <w:numPr>
+          <w:ilvl w:val="0"/>
+          <w:numId w:val="1"/>
+        </w:numPr>
+        <w:spacing w:after="0"/>
+        <w:jc w:val="both"/>
+        <w:rPr>
+          <w:rFonts w:ascii="Times New Roman" w:hAnsi="Times New Roman" w:cs="Times New Roman"/>
+          <w:sz w:val="28"/>
+          <w:szCs w:val="28"/>
+        </w:rPr>
+      </w:pPr>
+      <w:r>
+        <w:rPr>
+          <w:rFonts w:ascii="Times New Roman" w:hAnsi="Times New Roman" w:cs="Times New Roman"/>
+          <w:sz w:val="28"/>
+          <w:szCs w:val="28"/>
+        </w:rPr>
+        <w:t>Tải .mp4:</w:t>
+      </w:r>
+    </w:p>
+    <w:p>
+      <w:pPr>
+        <w:pStyle w:val="ListParagraph"/>
+        <w:spacing w:after="0"/>
+        <w:jc w:val="both"/>
+        <w:rPr>
+          <w:rFonts w:ascii="Times New Roman" w:hAnsi="Times New Roman" w:cs="Times New Roman"/>
+          <w:sz w:val="28"/>
+          <w:szCs w:val="28"/>
+        </w:rPr>
+      </w:pPr>
+      <w:r>
+        <w:rPr>
+          <w:rFonts w:ascii="Times New Roman" w:hAnsi="Times New Roman" w:cs="Times New Roman"/>
+          <w:sz w:val="28"/>
+          <w:szCs w:val="28"/>
+        </w:rPr>
+        <w:t>+ Lần 1:</w:t>
+      </w:r>
+    </w:p>
+    <w:p>
+      <w:pPr>
+        <w:pStyle w:val="ListParagraph"/>
+        <w:spacing w:after="0"/>
+        <w:jc w:val="both"/>
+        <w:rPr>
+          <w:rFonts w:ascii="Times New Roman" w:hAnsi="Times New Roman" w:cs="Times New Roman"/>
+          <w:sz w:val="28"/>
+          <w:szCs w:val="28"/>
+        </w:rPr>
+      </w:pPr>
+      <w:r>
+        <w:rPr>
+          <w:rFonts w:ascii="Times New Roman" w:hAnsi="Times New Roman" w:cs="Times New Roman"/>
+          <w:sz w:val="28"/>
+          <w:szCs w:val="28"/>
+        </w:rPr>
+        <w:lastRenderedPageBreak/>
+        <w:drawing>
+          <wp:inline distT="0" distB="0" distL="0" distR="0" wp14:anchorId="5F5BDEE3" wp14:editId="4DDA9E57">
+            <wp:extent cx="5943600" cy="1863725"/>
+            <wp:effectExtent l="0" t="0" r="0" b="3175"/>
+            <wp:docPr id="23" name="Picture 23"/>
+            <wp:cNvGraphicFramePr>
+              <a:graphicFrameLocks xmlns:a="http://schemas.openxmlformats.org/drawingml/2006/main" noChangeAspect="1"/>
+            </wp:cNvGraphicFramePr>
+            <a:graphic xmlns:a="http://schemas.openxmlformats.org/drawingml/2006/main">
+              <a:graphicData uri="http://schemas.openxmlformats.org/drawingml/2006/picture">
+                <pic:pic xmlns:pic="http://schemas.openxmlformats.org/drawingml/2006/picture">
+                  <pic:nvPicPr>
+                    <pic:cNvPr id="1" name=""/>
+                    <pic:cNvPicPr/>
+                  </pic:nvPicPr>
+                  <pic:blipFill>
+                    <a:blip r:embed="rId25"/>
+                    <a:stretch>
+                      <a:fillRect/>
+                    </a:stretch>
+                  </pic:blipFill>
+                  <pic:spPr>
+                    <a:xfrm>
+                      <a:off x="0" y="0"/>
+                      <a:ext cx="5943600" cy="1863725"/>
+                    </a:xfrm>
+                    <a:prstGeom prst="rect">
+                      <a:avLst/>
+                    </a:prstGeom>
+                  </pic:spPr>
+                </pic:pic>
+              </a:graphicData>
+            </a:graphic>
+          </wp:inline>
+        </w:drawing>
+      </w:r>
+    </w:p>
+    <w:p>
+      <w:pPr>
+        <w:pStyle w:val="ListParagraph"/>
+        <w:spacing w:after="0"/>
+        <w:jc w:val="both"/>
+        <w:rPr>
+          <w:rFonts w:ascii="Times New Roman" w:hAnsi="Times New Roman" w:cs="Times New Roman"/>
+          <w:sz w:val="28"/>
+          <w:szCs w:val="28"/>
+        </w:rPr>
+      </w:pPr>
+    </w:p>
+    <w:p>
+      <w:pPr>
+        <w:pStyle w:val="ListParagraph"/>
+        <w:spacing w:after="0"/>
+        <w:jc w:val="both"/>
+        <w:rPr>
+          <w:rFonts w:ascii="Times New Roman" w:hAnsi="Times New Roman" w:cs="Times New Roman"/>
+          <w:sz w:val="28"/>
+          <w:szCs w:val="28"/>
+        </w:rPr>
+      </w:pPr>
+      <w:r>
+        <w:rPr>
+          <w:rFonts w:ascii="Times New Roman" w:hAnsi="Times New Roman" w:cs="Times New Roman"/>
+          <w:sz w:val="28"/>
+          <w:szCs w:val="28"/>
+        </w:rPr>
+        <w:t>+ Lần 2:</w:t>
+      </w:r>
+    </w:p>
+    <w:p>
+      <w:pPr>
+        <w:pStyle w:val="ListParagraph"/>
+        <w:spacing w:after="0"/>
+        <w:jc w:val="both"/>
+        <w:rPr>
+          <w:rFonts w:ascii="Times New Roman" w:hAnsi="Times New Roman" w:cs="Times New Roman"/>
+          <w:sz w:val="28"/>
+          <w:szCs w:val="28"/>
+        </w:rPr>
+      </w:pPr>
+      <w:r>
+        <w:rPr>
+          <w:rFonts w:ascii="Times New Roman" w:hAnsi="Times New Roman" w:cs="Times New Roman"/>
+          <w:sz w:val="28"/>
+          <w:szCs w:val="28"/>
+        </w:rPr>
+        <w:drawing>
+          <wp:inline distT="0" distB="0" distL="0" distR="0" wp14:anchorId="312FD5F7" wp14:editId="74FDBEC5">
+            <wp:extent cx="5943600" cy="1931035"/>
+            <wp:effectExtent l="0" t="0" r="0" b="0"/>
+            <wp:docPr id="25" name="Picture 25"/>
+            <wp:cNvGraphicFramePr>
+              <a:graphicFrameLocks xmlns:a="http://schemas.openxmlformats.org/drawingml/2006/main" noChangeAspect="1"/>
+            </wp:cNvGraphicFramePr>
+            <a:graphic xmlns:a="http://schemas.openxmlformats.org/drawingml/2006/main">
+              <a:graphicData uri="http://schemas.openxmlformats.org/drawingml/2006/picture">
+                <pic:pic xmlns:pic="http://schemas.openxmlformats.org/drawingml/2006/picture">
+                  <pic:nvPicPr>
+                    <pic:cNvPr id="1" name=""/>
+                    <pic:cNvPicPr/>
+                  </pic:nvPicPr>
+                  <pic:blipFill>
+                    <a:blip r:embed="rId26"/>
+                    <a:stretch>
+                      <a:fillRect/>
+                    </a:stretch>
+                  </pic:blipFill>
+                  <pic:spPr>
+                    <a:xfrm>
+                      <a:off x="0" y="0"/>
+                      <a:ext cx="5943600" cy="1931035"/>
+                    </a:xfrm>
+                    <a:prstGeom prst="rect">
+                      <a:avLst/>
+                    </a:prstGeom>
+                  </pic:spPr>
+                </pic:pic>
+              </a:graphicData>
+            </a:graphic>
+          </wp:inline>
+        </w:drawing>
+      </w:r>
+    </w:p>
+    <w:p>
+      <w:pPr>
+        <w:pStyle w:val="ListParagraph"/>
+        <w:spacing w:after="0"/>
+        <w:jc w:val="both"/>
+        <w:rPr>
+          <w:rFonts w:ascii="Times New Roman" w:hAnsi="Times New Roman" w:cs="Times New Roman"/>
+          <w:sz w:val="28"/>
+          <w:szCs w:val="28"/>
+        </w:rPr>
+      </w:pPr>
+    </w:p>
+    <w:p>
+      <w:pPr>
+        <w:pStyle w:val="ListParagraph"/>
+        <w:spacing w:after="0"/>
+        <w:jc w:val="both"/>
+        <w:rPr>
+          <w:rFonts w:ascii="Times New Roman" w:hAnsi="Times New Roman" w:cs="Times New Roman"/>
+          <w:sz w:val="28"/>
+          <w:szCs w:val="28"/>
+        </w:rPr>
+      </w:pPr>
+      <w:r>
+        <w:rPr>
+          <w:rFonts w:ascii="Times New Roman" w:hAnsi="Times New Roman" w:cs="Times New Roman"/>
+          <w:sz w:val="28"/>
+          <w:szCs w:val="28"/>
+        </w:rPr>
+        <w:t>+ Lần 3:</w:t>
+      </w:r>
+    </w:p>
+    <w:p>
+      <w:pPr>
+        <w:pStyle w:val="ListParagraph"/>
+        <w:spacing w:after="0"/>
+        <w:jc w:val="both"/>
+        <w:rPr>
+          <w:rFonts w:ascii="Times New Roman" w:hAnsi="Times New Roman" w:cs="Times New Roman"/>
+          <w:sz w:val="28"/>
+          <w:szCs w:val="28"/>
+        </w:rPr>
+      </w:pPr>
+      <w:r>
+        <w:rPr>
+          <w:rFonts w:ascii="Times New Roman" w:hAnsi="Times New Roman" w:cs="Times New Roman"/>
+          <w:sz w:val="28"/>
+          <w:szCs w:val="28"/>
+        </w:rPr>
+        <w:drawing>
+          <wp:inline distT="0" distB="0" distL="0" distR="0" wp14:anchorId="677A0204" wp14:editId="5760A780">
+            <wp:extent cx="5943600" cy="1738630"/>
+            <wp:effectExtent l="0" t="0" r="0" b="0"/>
+            <wp:docPr id="26" name="Picture 26"/>
+            <wp:cNvGraphicFramePr>
+              <a:graphicFrameLocks xmlns:a="http://schemas.openxmlformats.org/drawingml/2006/main" noChangeAspect="1"/>
+            </wp:cNvGraphicFramePr>
+            <a:graphic xmlns:a="http://schemas.openxmlformats.org/drawingml/2006/main">
+              <a:graphicData uri="http://schemas.openxmlformats.org/drawingml/2006/picture">
+                <pic:pic xmlns:pic="http://schemas.openxmlformats.org/drawingml/2006/picture">
+                  <pic:nvPicPr>
+                    <pic:cNvPr id="1" name=""/>
+                    <pic:cNvPicPr/>
+                  </pic:nvPicPr>
+                  <pic:blipFill>
+                    <a:blip r:embed="rId27"/>
+                    <a:stretch>
+                      <a:fillRect/>
+                    </a:stretch>
+                  </pic:blipFill>
+                  <pic:spPr>
+                    <a:xfrm>
+                      <a:off x="0" y="0"/>
+                      <a:ext cx="5943600" cy="1738630"/>
+                    </a:xfrm>
+                    <a:prstGeom prst="rect">
+                      <a:avLst/>
+                    </a:prstGeom>
+                  </pic:spPr>
+                </pic:pic>
+              </a:graphicData>
+            </a:graphic>
+          </wp:inline>
+        </w:drawing>
+      </w:r>
+    </w:p>
+    <w:p>
+      <w:pPr>
+        <w:pStyle w:val="ListParagraph"/>
+        <w:spacing w:after="0"/>
+        <w:jc w:val="both"/>
+        <w:rPr>
+          <w:rFonts w:ascii="Times New Roman" w:hAnsi="Times New Roman" w:cs="Times New Roman"/>
+          <w:sz w:val="28"/>
+          <w:szCs w:val="28"/>
+        </w:rPr>
+      </w:pPr>
+    </w:p>
+    <w:p>
+      <w:pPr>
+        <w:pStyle w:val="ListParagraph"/>
+        <w:numPr>
+          <w:ilvl w:val="0"/>
+          <w:numId w:val="1"/>
+        </w:numPr>
+        <w:spacing w:after="0"/>
+        <w:jc w:val="both"/>
+        <w:rPr>
+          <w:rFonts w:ascii="Times New Roman" w:hAnsi="Times New Roman" w:cs="Times New Roman"/>
+          <w:sz w:val="28"/>
+          <w:szCs w:val="28"/>
+        </w:rPr>
+      </w:pPr>
+      <w:r>
+        <w:rPr>
+          <w:rFonts w:ascii="Times New Roman" w:hAnsi="Times New Roman" w:cs="Times New Roman"/>
+          <w:sz w:val="28"/>
+          <w:szCs w:val="28"/>
+        </w:rPr>
+        <w:t>Tải .zip:</w:t>
+      </w:r>
+    </w:p>
+    <w:p>
+      <w:pPr>
+        <w:pStyle w:val="ListParagraph"/>
+        <w:spacing w:after="0"/>
+        <w:jc w:val="both"/>
+        <w:rPr>
+          <w:rFonts w:ascii="Times New Roman" w:hAnsi="Times New Roman" w:cs="Times New Roman"/>
+          <w:sz w:val="28"/>
+          <w:szCs w:val="28"/>
+        </w:rPr>
+      </w:pPr>
+      <w:r>
+        <w:rPr>
+          <w:rFonts w:ascii="Times New Roman" w:hAnsi="Times New Roman" w:cs="Times New Roman"/>
+          <w:sz w:val="28"/>
+          <w:szCs w:val="28"/>
+        </w:rPr>
+        <w:t>+ Lần 1:</w:t>
+      </w:r>
+    </w:p>
+    <w:p>
+      <w:pPr>
+        <w:pStyle w:val="ListParagraph"/>
+        <w:spacing w:after="0"/>
+        <w:jc w:val="both"/>
+        <w:rPr>
+          <w:rFonts w:ascii="Times New Roman" w:hAnsi="Times New Roman" w:cs="Times New Roman"/>
+          <w:sz w:val="28"/>
+          <w:szCs w:val="28"/>
+        </w:rPr>
+      </w:pPr>
+      <w:r>
+        <w:rPr>
+          <w:rFonts w:ascii="Times New Roman" w:hAnsi="Times New Roman" w:cs="Times New Roman"/>
+          <w:sz w:val="28"/>
+          <w:szCs w:val="28"/>
+        </w:rPr>
+        <w:lastRenderedPageBreak/>
+        <w:drawing>
+          <wp:inline distT="0" distB="0" distL="0" distR="0" wp14:anchorId="038085F6" wp14:editId="26F2F1D6">
+            <wp:extent cx="5943600" cy="1881505"/>
+            <wp:effectExtent l="0" t="0" r="0" b="4445"/>
+            <wp:docPr id="22" name="Picture 22"/>
+            <wp:cNvGraphicFramePr>
+              <a:graphicFrameLocks xmlns:a="http://schemas.openxmlformats.org/drawingml/2006/main" noChangeAspect="1"/>
+            </wp:cNvGraphicFramePr>
+            <a:graphic xmlns:a="http://schemas.openxmlformats.org/drawingml/2006/main">
+              <a:graphicData uri="http://schemas.openxmlformats.org/drawingml/2006/picture">
+                <pic:pic xmlns:pic="http://schemas.openxmlformats.org/drawingml/2006/picture">
+                  <pic:nvPicPr>
+                    <pic:cNvPr id="1" name=""/>
+                    <pic:cNvPicPr/>
+                  </pic:nvPicPr>
+                  <pic:blipFill>
+                    <a:blip r:embed="rId28"/>
+                    <a:stretch>
+                      <a:fillRect/>
+                    </a:stretch>
+                  </pic:blipFill>
+                  <pic:spPr>
+                    <a:xfrm>
+                      <a:off x="0" y="0"/>
+                      <a:ext cx="5943600" cy="1881505"/>
+                    </a:xfrm>
+                    <a:prstGeom prst="rect">
+                      <a:avLst/>
+                    </a:prstGeom>
+                  </pic:spPr>
+                </pic:pic>
+              </a:graphicData>
+            </a:graphic>
+          </wp:inline>
+        </w:drawing>
+      </w:r>
+    </w:p>
+    <w:p>
+      <w:pPr>
+        <w:pStyle w:val="ListParagraph"/>
+        <w:spacing w:after="0"/>
+        <w:jc w:val="both"/>
+        <w:rPr>
+          <w:rFonts w:ascii="Times New Roman" w:hAnsi="Times New Roman" w:cs="Times New Roman"/>
+          <w:sz w:val="28"/>
+          <w:szCs w:val="28"/>
+        </w:rPr>
+      </w:pPr>
+    </w:p>
+    <w:p>
+      <w:pPr>
+        <w:pStyle w:val="ListParagraph"/>
+        <w:spacing w:after="0"/>
+        <w:jc w:val="both"/>
+        <w:rPr>
+          <w:rFonts w:ascii="Times New Roman" w:hAnsi="Times New Roman" w:cs="Times New Roman"/>
+          <w:sz w:val="28"/>
+          <w:szCs w:val="28"/>
+        </w:rPr>
+      </w:pPr>
+      <w:r>
+        <w:rPr>
+          <w:rFonts w:ascii="Times New Roman" w:hAnsi="Times New Roman" w:cs="Times New Roman"/>
+          <w:sz w:val="28"/>
+          <w:szCs w:val="28"/>
+        </w:rPr>
+        <w:t>+ Lần 2:</w:t>
+      </w:r>
+    </w:p>
+    <w:p>
+      <w:pPr>
+        <w:pStyle w:val="ListParagraph"/>
+        <w:spacing w:after="0"/>
+        <w:jc w:val="both"/>
+        <w:rPr>
+          <w:rFonts w:ascii="Times New Roman" w:hAnsi="Times New Roman" w:cs="Times New Roman"/>
+          <w:sz w:val="28"/>
+          <w:szCs w:val="28"/>
+        </w:rPr>
+      </w:pPr>
+      <w:r>
+        <w:rPr>
+          <w:rFonts w:ascii="Times New Roman" w:hAnsi="Times New Roman" w:cs="Times New Roman"/>
+          <w:sz w:val="28"/>
+          <w:szCs w:val="28"/>
+        </w:rPr>
+        <w:drawing>
+          <wp:inline distT="0" distB="0" distL="0" distR="0" wp14:anchorId="61889115" wp14:editId="6DD1841E">
+            <wp:extent cx="5943600" cy="1859915"/>
+            <wp:effectExtent l="0" t="0" r="0" b="6985"/>
+            <wp:docPr id="24" name="Picture 24"/>
+            <wp:cNvGraphicFramePr>
+              <a:graphicFrameLocks xmlns:a="http://schemas.openxmlformats.org/drawingml/2006/main" noChangeAspect="1"/>
+            </wp:cNvGraphicFramePr>
+            <a:graphic xmlns:a="http://schemas.openxmlformats.org/drawingml/2006/main">
+              <a:graphicData uri="http://schemas.openxmlformats.org/drawingml/2006/picture">
+                <pic:pic xmlns:pic="http://schemas.openxmlformats.org/drawingml/2006/picture">
+                  <pic:nvPicPr>
+                    <pic:cNvPr id="1" name=""/>
+                    <pic:cNvPicPr/>
+                  </pic:nvPicPr>
+                  <pic:blipFill>
+                    <a:blip r:embed="rId29"/>
+                    <a:stretch>
+                      <a:fillRect/>
+                    </a:stretch>
+                  </pic:blipFill>
+                  <pic:spPr>
+                    <a:xfrm>
+                      <a:off x="0" y="0"/>
+                      <a:ext cx="5943600" cy="1859915"/>
+                    </a:xfrm>
+                    <a:prstGeom prst="rect">
+                      <a:avLst/>
+                    </a:prstGeom>
+                  </pic:spPr>
+                </pic:pic>
+              </a:graphicData>
+            </a:graphic>
+          </wp:inline>
+        </w:drawing>
+      </w:r>
+    </w:p>
+    <w:p>
+      <w:pPr>
+        <w:pStyle w:val="ListParagraph"/>
+        <w:spacing w:after="0"/>
+        <w:jc w:val="both"/>
+        <w:rPr>
+          <w:rFonts w:ascii="Times New Roman" w:hAnsi="Times New Roman" w:cs="Times New Roman"/>
+          <w:sz w:val="28"/>
+          <w:szCs w:val="28"/>
+        </w:rPr>
+      </w:pPr>
+    </w:p>
+    <w:p>
+      <w:pPr>
+        <w:pStyle w:val="ListParagraph"/>
+        <w:spacing w:after="0"/>
+        <w:jc w:val="both"/>
+        <w:rPr>
+          <w:rFonts w:ascii="Times New Roman" w:hAnsi="Times New Roman" w:cs="Times New Roman"/>
+          <w:sz w:val="28"/>
+          <w:szCs w:val="28"/>
+        </w:rPr>
+      </w:pPr>
+      <w:r>
+        <w:rPr>
+          <w:rFonts w:ascii="Times New Roman" w:hAnsi="Times New Roman" w:cs="Times New Roman"/>
+          <w:sz w:val="28"/>
+          <w:szCs w:val="28"/>
+        </w:rPr>
+        <w:t>+ Lần 3:</w:t>
+      </w:r>
+    </w:p>
+    <w:p>
+      <w:pPr>
+        <w:pStyle w:val="ListParagraph"/>
+        <w:spacing w:after="0"/>
+        <w:jc w:val="both"/>
+        <w:rPr>
+          <w:rFonts w:ascii="Times New Roman" w:hAnsi="Times New Roman" w:cs="Times New Roman"/>
+          <w:sz w:val="28"/>
+          <w:szCs w:val="28"/>
+        </w:rPr>
+      </w:pPr>
+      <w:r>
+        <w:rPr>
+          <w:rFonts w:ascii="Times New Roman" w:hAnsi="Times New Roman" w:cs="Times New Roman"/>
+          <w:sz w:val="28"/>
+          <w:szCs w:val="28"/>
+        </w:rPr>
+        <w:drawing>
+          <wp:inline distT="0" distB="0" distL="0" distR="0" wp14:anchorId="3CC09596" wp14:editId="535B2144">
+            <wp:extent cx="5943600" cy="1887220"/>
+            <wp:effectExtent l="0" t="0" r="0" b="0"/>
+            <wp:docPr id="28" name="Picture 28"/>
+            <wp:cNvGraphicFramePr>
+              <a:graphicFrameLocks xmlns:a="http://schemas.openxmlformats.org/drawingml/2006/main" noChangeAspect="1"/>
+            </wp:cNvGraphicFramePr>
+            <a:graphic xmlns:a="http://schemas.openxmlformats.org/drawingml/2006/main">
+              <a:graphicData uri="http://schemas.openxmlformats.org/drawingml/2006/picture">
+                <pic:pic xmlns:pic="http://schemas.openxmlformats.org/drawingml/2006/picture">
+                  <pic:nvPicPr>
+                    <pic:cNvPr id="1" name=""/>
+                    <pic:cNvPicPr/>
+                  </pic:nvPicPr>
+                  <pic:blipFill>
+                    <a:blip r:embed="rId30"/>
+                    <a:stretch>
+                      <a:fillRect/>
+                    </a:stretch>
+                  </pic:blipFill>
+                  <pic:spPr>
+                    <a:xfrm>
+                      <a:off x="0" y="0"/>
+                      <a:ext cx="5943600" cy="1887220"/>
+                    </a:xfrm>
+                    <a:prstGeom prst="rect">
+                      <a:avLst/>
+                    </a:prstGeom>
+                  </pic:spPr>
+                </pic:pic>
+              </a:graphicData>
+            </a:graphic>
+          </wp:inline>
+        </w:drawing>
+      </w:r>
+    </w:p>
+    <w:p>
+      <w:pPr>
+        <w:spacing w:after="0"/>
+        <w:jc w:val="both"/>
+        <w:rPr>
+          <w:rFonts w:ascii="Times New Roman" w:hAnsi="Times New Roman" w:cs="Times New Roman"/>
+          <w:sz w:val="28"/>
+          <w:szCs w:val="28"/>
+        </w:rPr>
+      </w:pPr>
+    </w:p>
+    <w:p>
+      <w:pPr>
+        <w:spacing w:after="0"/>
+        <w:jc w:val="both"/>
+        <w:rPr>
+          <w:rFonts w:ascii="Times New Roman" w:hAnsi="Times New Roman" w:cs="Times New Roman"/>
+          <w:sz w:val="28"/>
+          <w:szCs w:val="28"/>
+        </w:rPr>
+      </w:pPr>
+    </w:p>
+    <w:p>
+      <w:pPr>
+        <w:spacing w:after="0"/>
+        <w:jc w:val="both"/>
+        <w:rPr>
+          <w:rFonts w:ascii="Times New Roman" w:hAnsi="Times New Roman" w:cs="Times New Roman"/>
+          <w:sz w:val="28"/>
+          <w:szCs w:val="28"/>
+        </w:rPr>
+      </w:pPr>
+      <w:r>
+        <w:rPr>
+          <w:rFonts w:ascii="Times New Roman" w:hAnsi="Times New Roman" w:cs="Times New Roman"/>
+          <w:sz w:val="28"/>
+          <w:szCs w:val="28"/>
+        </w:rPr>
+        <w:t xml:space="preserve">* Lưu ý: Nhìn thông số khá là nhanh về thời gian, thực tế a đã test thử trường hợp slow network hay file lớn nhưng cực cực cực chậm vkl, chậm d chịu dc, a đã test lúc về nhà từ cty từ hôm trước và sáng đến công ty chưa tải xong (dù ko thấy có thông báo lỗi, loading chạy từng byte một rất chậm, nên nếu thầy hỏi có thể chém gió là đã thử 1 2 lần thời gian là mấy tiếng, nhưng do lúc đó code chưa hoàn thiện, cần </w:t>
+      </w:r>
+      <w:r>
+        <w:rPr>
+          <w:rFonts w:ascii="Times New Roman" w:hAnsi="Times New Roman" w:cs="Times New Roman"/>
+          <w:sz w:val="28"/>
+          <w:szCs w:val="28"/>
+        </w:rPr>
+        <w:lastRenderedPageBreak/>
+        <w:t>hoàn thiện trước nên chưa kịp ghi nhận lại các trường hợp đó,</w:t>
+      </w:r>
+      <w:r>
+        <w:rPr>
+          <w:rFonts w:ascii="Times New Roman" w:hAnsi="Times New Roman" w:cs="Times New Roman"/>
+          <w:sz w:val="28"/>
+          <w:szCs w:val="28"/>
+        </w:rPr>
+        <w:t xml:space="preserve"> hay do không có đủ tải nguyên, các senpai bảo m mượn máy lâu vkl anh lấy j dùng,</w:t>
+      </w:r>
+      <w:r>
+        <w:rPr>
+          <w:rFonts w:ascii="Times New Roman" w:hAnsi="Times New Roman" w:cs="Times New Roman"/>
+          <w:sz w:val="28"/>
+          <w:szCs w:val="28"/>
+        </w:rPr>
+        <w:t xml:space="preserve"> hay chém gió lí do ra …). Nên bảo là đã test slow network rồi nhưng vì cái này cái kia nên chưa kịp chụp lại hay ghi nhận. </w:t>
+      </w:r>
+    </w:p>
+    <w:p>
+      <w:pPr>
+        <w:spacing w:after="0"/>
+        <w:jc w:val="both"/>
+        <w:rPr>
+          <w:rFonts w:ascii="Times New Roman" w:hAnsi="Times New Roman" w:cs="Times New Roman"/>
+          <w:sz w:val="28"/>
+          <w:szCs w:val="28"/>
+        </w:rPr>
+      </w:pPr>
+    </w:p>
+    <w:p>
+      <w:pPr>
+        <w:spacing w:after="0"/>
+        <w:jc w:val="both"/>
+        <w:rPr>
+          <w:rFonts w:ascii="Times New Roman" w:hAnsi="Times New Roman" w:cs="Times New Roman"/>
+          <w:sz w:val="28"/>
+          <w:szCs w:val="28"/>
+        </w:rPr>
+      </w:pPr>
+    </w:p>
+    <w:p>
+      <w:pPr>
+        <w:spacing w:after="0"/>
+        <w:jc w:val="both"/>
+        <w:rPr>
+          <w:rFonts w:ascii="Times New Roman" w:hAnsi="Times New Roman" w:cs="Times New Roman"/>
+          <w:sz w:val="28"/>
+          <w:szCs w:val="28"/>
+        </w:rPr>
+      </w:pPr>
+      <w:r>
+        <w:rPr>
+          <w:rFonts w:ascii="Times New Roman" w:hAnsi="Times New Roman" w:cs="Times New Roman"/>
+          <w:sz w:val="28"/>
+          <w:szCs w:val="28"/>
+        </w:rPr>
+        <w:drawing>
+          <wp:inline distT="0" distB="0" distL="0" distR="0" wp14:anchorId="112D08A2" wp14:editId="0CE11D25">
+            <wp:extent cx="5943600" cy="1769745"/>
+            <wp:effectExtent l="0" t="0" r="0" b="1905"/>
+            <wp:docPr id="29" name="Picture 29"/>
+            <wp:cNvGraphicFramePr>
+              <a:graphicFrameLocks xmlns:a="http://schemas.openxmlformats.org/drawingml/2006/main" noChangeAspect="1"/>
+            </wp:cNvGraphicFramePr>
+            <a:graphic xmlns:a="http://schemas.openxmlformats.org/drawingml/2006/main">
+              <a:graphicData uri="http://schemas.openxmlformats.org/drawingml/2006/picture">
+                <pic:pic xmlns:pic="http://schemas.openxmlformats.org/drawingml/2006/picture">
+                  <pic:nvPicPr>
+                    <pic:cNvPr id="1" name=""/>
+                    <pic:cNvPicPr/>
+                  </pic:nvPicPr>
+                  <pic:blipFill>
+                    <a:blip r:embed="rId31"/>
+                    <a:stretch>
+                      <a:fillRect/>
+                    </a:stretch>
+                  </pic:blipFill>
+                  <pic:spPr>
+                    <a:xfrm>
+                      <a:off x="0" y="0"/>
+                      <a:ext cx="5943600" cy="1769745"/>
+                    </a:xfrm>
+                    <a:prstGeom prst="rect">
+                      <a:avLst/>
+                    </a:prstGeom>
+                  </pic:spPr>
+                </pic:pic>
+              </a:graphicData>
+            </a:graphic>
+          </wp:inline>
+        </w:drawing>
+      </w:r>
+    </w:p>
+    <w:p>
+      <w:pPr>
+        <w:spacing w:after="0"/>
+        <w:jc w:val="both"/>
+        <w:rPr>
+          <w:rFonts w:ascii="Times New Roman" w:hAnsi="Times New Roman" w:cs="Times New Roman"/>
+          <w:sz w:val="28"/>
+          <w:szCs w:val="28"/>
+        </w:rPr>
+      </w:pPr>
+      <w:r>
+        <w:rPr>
+          <w:rFonts w:ascii="Times New Roman" w:hAnsi="Times New Roman" w:cs="Times New Roman"/>
+          <w:sz w:val="28"/>
+          <w:szCs w:val="28"/>
+        </w:rPr>
+        <w:t>Phần parallelism Validation làm sơ đồ chuẩn chỉnh như ý thầy trong đề bài nhé. Và thầy có bảo “draw a curve”, do các chỉ số thực tế khá sát nhau nên e cố gắng vẽ nnao để biểu đồ càng cong càng tốt nhé, cho chỉ số nhỏ chẳng hạn, 0.2 hay 0.1 hay 0.05 hay nhỏ nữa</w:t>
+      </w:r>
+    </w:p>
+    <w:p>
+      <w:pPr>
+        <w:spacing w:after="0"/>
+        <w:jc w:val="both"/>
+        <w:rPr>
+          <w:rFonts w:ascii="Times New Roman" w:hAnsi="Times New Roman" w:cs="Times New Roman"/>
+          <w:sz w:val="28"/>
+          <w:szCs w:val="28"/>
+        </w:rPr>
+      </w:pPr>
+    </w:p>
+    <w:p>
+      <w:pPr>
+        <w:spacing w:after="0"/>
+        <w:jc w:val="both"/>
+        <w:rPr>
+          <w:rFonts w:ascii="Times New Roman" w:hAnsi="Times New Roman" w:cs="Times New Roman"/>
+          <w:sz w:val="28"/>
+          <w:szCs w:val="28"/>
+        </w:rPr>
+      </w:pPr>
+    </w:p>
+    <w:p>
+      <w:pPr>
+        <w:spacing w:after="0"/>
+        <w:jc w:val="both"/>
+        <w:rPr>
+          <w:rFonts w:ascii="Times New Roman" w:hAnsi="Times New Roman" w:cs="Times New Roman"/>
+          <w:sz w:val="28"/>
+          <w:szCs w:val="28"/>
+        </w:rPr>
+      </w:pPr>
+      <w:r>
+        <w:rPr>
+          <w:rFonts w:ascii="Times New Roman" w:hAnsi="Times New Roman" w:cs="Times New Roman"/>
+          <w:sz w:val="28"/>
+          <w:szCs w:val="28"/>
+        </w:rPr>
+        <w:t>Cách chứng minh đã làm Enhancements</w:t>
+      </w:r>
+      <w:r>
+        <w:rPr>
+          <w:rFonts w:ascii="Times New Roman" w:hAnsi="Times New Roman" w:cs="Times New Roman"/>
+          <w:sz w:val="28"/>
+          <w:szCs w:val="28"/>
+        </w:rPr>
+        <w:t>:</w:t>
+      </w:r>
+    </w:p>
+    <w:p>
+      <w:pPr>
+        <w:spacing w:after="0"/>
+        <w:jc w:val="both"/>
+        <w:rPr>
+          <w:rFonts w:ascii="Times New Roman" w:hAnsi="Times New Roman" w:cs="Times New Roman"/>
+          <w:sz w:val="28"/>
+          <w:szCs w:val="28"/>
+        </w:rPr>
+      </w:pPr>
+      <w:r>
+        <w:rPr>
+          <w:rFonts w:ascii="Times New Roman" w:hAnsi="Times New Roman" w:cs="Times New Roman"/>
+          <w:sz w:val="28"/>
+          <w:szCs w:val="28"/>
+        </w:rPr>
+        <w:drawing>
+          <wp:inline distT="0" distB="0" distL="0" distR="0" wp14:anchorId="2192802C" wp14:editId="4569007B">
+            <wp:extent cx="5943600" cy="906780"/>
+            <wp:effectExtent l="0" t="0" r="0" b="7620"/>
+            <wp:docPr id="30" name="Picture 30"/>
+            <wp:cNvGraphicFramePr>
+              <a:graphicFrameLocks xmlns:a="http://schemas.openxmlformats.org/drawingml/2006/main" noChangeAspect="1"/>
+            </wp:cNvGraphicFramePr>
+            <a:graphic xmlns:a="http://schemas.openxmlformats.org/drawingml/2006/main">
+              <a:graphicData uri="http://schemas.openxmlformats.org/drawingml/2006/picture">
+                <pic:pic xmlns:pic="http://schemas.openxmlformats.org/drawingml/2006/picture">
+                  <pic:nvPicPr>
+                    <pic:cNvPr id="1" name=""/>
+                    <pic:cNvPicPr/>
+                  </pic:nvPicPr>
+                  <pic:blipFill>
+                    <a:blip r:embed="rId32"/>
+                    <a:stretch>
+                      <a:fillRect/>
+                    </a:stretch>
+                  </pic:blipFill>
+                  <pic:spPr>
+                    <a:xfrm>
+                      <a:off x="0" y="0"/>
+                      <a:ext cx="5943600" cy="906780"/>
+                    </a:xfrm>
+                    <a:prstGeom prst="rect">
+                      <a:avLst/>
+                    </a:prstGeom>
+                  </pic:spPr>
+                </pic:pic>
+              </a:graphicData>
+            </a:graphic>
+          </wp:inline>
+        </w:drawing>
+      </w:r>
+    </w:p>
+    <w:p>
+      <w:pPr>
+        <w:spacing w:after="0"/>
+        <w:jc w:val="both"/>
+        <w:rPr>
+          <w:rFonts w:ascii="Times New Roman" w:hAnsi="Times New Roman" w:cs="Times New Roman"/>
+          <w:sz w:val="28"/>
+          <w:szCs w:val="28"/>
+        </w:rPr>
+      </w:pPr>
+      <w:r>
+        <w:rPr>
+          <w:rFonts w:ascii="Times New Roman" w:hAnsi="Times New Roman" w:cs="Times New Roman"/>
+          <w:sz w:val="28"/>
+          <w:szCs w:val="28"/>
+        </w:rPr>
+        <w:t xml:space="preserve">Ở trong </w:t>
+      </w:r>
+      <w:r>
+        <w:rPr>
+          <w:rFonts w:ascii="Times New Roman" w:hAnsi="Times New Roman" w:cs="Times New Roman"/>
+          <w:sz w:val="28"/>
+          <w:szCs w:val="28"/>
+        </w:rPr>
+        <w:t xml:space="preserve">In your DownloadWorker.run() </w:t>
+      </w:r>
+      <w:r>
+        <w:rPr>
+          <w:rFonts w:ascii="Times New Roman" w:hAnsi="Times New Roman" w:cs="Times New Roman"/>
+          <w:sz w:val="28"/>
+          <w:szCs w:val="28"/>
+        </w:rPr>
+        <w:t>mình đã có</w:t>
+      </w:r>
+    </w:p>
+    <w:p>
+      <w:pPr>
+        <w:shd w:val="clear" w:color="auto" w:fill="1F1F1F"/>
+        <w:spacing w:after="0" w:line="285" w:lineRule="atLeast"/>
+        <w:rPr>
+          <w:rFonts w:ascii="Consolas" w:eastAsia="Times New Roman" w:hAnsi="Consolas" w:cs="Times New Roman"/>
+          <w:color w:val="CCCCCC"/>
+          <w:sz w:val="21"/>
+          <w:szCs w:val="21"/>
+        </w:rPr>
+      </w:pPr>
+      <w:r>
+        <w:rPr>
+          <w:rFonts w:ascii="Consolas" w:eastAsia="Times New Roman" w:hAnsi="Consolas" w:cs="Times New Roman"/>
+          <w:color w:val="C586C0"/>
+          <w:sz w:val="21"/>
+          <w:szCs w:val="21"/>
+        </w:rPr>
+        <w:t>try</w:t>
+      </w:r>
+      <w:r>
+        <w:rPr>
+          <w:rFonts w:ascii="Consolas" w:eastAsia="Times New Roman" w:hAnsi="Consolas" w:cs="Times New Roman"/>
+          <w:color w:val="CCCCCC"/>
+          <w:sz w:val="21"/>
+          <w:szCs w:val="21"/>
+        </w:rPr>
+        <w:t xml:space="preserve"> {</w:t>
+      </w:r>
+    </w:p>
+    <w:p>
+      <w:pPr>
+        <w:shd w:val="clear" w:color="auto" w:fill="1F1F1F"/>
+        <w:spacing w:after="0" w:line="285" w:lineRule="atLeast"/>
+        <w:rPr>
+          <w:rFonts w:ascii="Consolas" w:eastAsia="Times New Roman" w:hAnsi="Consolas" w:cs="Times New Roman"/>
+          <w:color w:val="CCCCCC"/>
+          <w:sz w:val="21"/>
+          <w:szCs w:val="21"/>
+        </w:rPr>
+      </w:pPr>
+      <w:r>
+        <w:rPr>
+          <w:rFonts w:ascii="Consolas" w:eastAsia="Times New Roman" w:hAnsi="Consolas" w:cs="Times New Roman"/>
+          <w:color w:val="CCCCCC"/>
+          <w:sz w:val="21"/>
+          <w:szCs w:val="21"/>
+        </w:rPr>
+        <w:t xml:space="preserve">    </w:t>
+      </w:r>
+      <w:r>
+        <w:rPr>
+          <w:rFonts w:ascii="Consolas" w:eastAsia="Times New Roman" w:hAnsi="Consolas" w:cs="Times New Roman"/>
+          <w:color w:val="4EC9B0"/>
+          <w:sz w:val="21"/>
+          <w:szCs w:val="21"/>
+        </w:rPr>
+        <w:t>Socket</w:t>
+      </w:r>
+      <w:r>
+        <w:rPr>
+          <w:rFonts w:ascii="Consolas" w:eastAsia="Times New Roman" w:hAnsi="Consolas" w:cs="Times New Roman"/>
+          <w:color w:val="CCCCCC"/>
+          <w:sz w:val="21"/>
+          <w:szCs w:val="21"/>
         </w:rPr>
         <w:t xml:space="preserve"> </w:t>
       </w:r>
-      <w:proofErr w:type="spellStart"/>
-      <w:r>
-        <w:rPr>
-          <w:rFonts w:ascii="Times New Roman" w:hAnsi="Times New Roman" w:cs="Times New Roman"/>
-          <w:sz w:val="28"/>
-          <w:szCs w:val="28"/>
-        </w:rPr>
-        <w:t>trường</w:t>
-      </w:r>
-      <w:proofErr w:type="spellEnd"/>
-      <w:r>
-        <w:rPr>
-          <w:rFonts w:ascii="Times New Roman" w:hAnsi="Times New Roman" w:cs="Times New Roman"/>
-          <w:sz w:val="28"/>
-          <w:szCs w:val="28"/>
-        </w:rPr>
-        <w:t xml:space="preserve"> environment JAVA_HOME</w:t>
-      </w:r>
-    </w:p>
-    <w:p>
-      <w:pPr>
-        <w:spacing w:after="0"/>
-        <w:jc w:val="both"/>
-        <w:rPr>
-          <w:rFonts w:ascii="Times New Roman" w:hAnsi="Times New Roman" w:cs="Times New Roman"/>
-          <w:sz w:val="28"/>
-          <w:szCs w:val="28"/>
-        </w:rPr>
-      </w:pPr>
-      <w:proofErr w:type="spellStart"/>
-      <w:r>
-        <w:rPr>
-          <w:rFonts w:ascii="Times New Roman" w:hAnsi="Times New Roman" w:cs="Times New Roman"/>
-          <w:sz w:val="28"/>
-          <w:szCs w:val="28"/>
-        </w:rPr>
-        <w:t>Có</w:t>
-      </w:r>
-      <w:proofErr w:type="spellEnd"/>
-      <w:r>
-        <w:rPr>
-          <w:rFonts w:ascii="Times New Roman" w:hAnsi="Times New Roman" w:cs="Times New Roman"/>
-          <w:sz w:val="28"/>
-          <w:szCs w:val="28"/>
+      <w:r>
+        <w:rPr>
+          <w:rFonts w:ascii="Consolas" w:eastAsia="Times New Roman" w:hAnsi="Consolas" w:cs="Times New Roman"/>
+          <w:color w:val="9CDCFE"/>
+          <w:sz w:val="21"/>
+          <w:szCs w:val="21"/>
+        </w:rPr>
+        <w:t>socket</w:t>
+      </w:r>
+      <w:r>
+        <w:rPr>
+          <w:rFonts w:ascii="Consolas" w:eastAsia="Times New Roman" w:hAnsi="Consolas" w:cs="Times New Roman"/>
+          <w:color w:val="CCCCCC"/>
+          <w:sz w:val="21"/>
+          <w:szCs w:val="21"/>
         </w:rPr>
         <w:t xml:space="preserve"> </w:t>
       </w:r>
-      <w:proofErr w:type="spellStart"/>
-      <w:r>
-        <w:rPr>
-          <w:rFonts w:ascii="Times New Roman" w:hAnsi="Times New Roman" w:cs="Times New Roman"/>
-          <w:sz w:val="28"/>
-          <w:szCs w:val="28"/>
-        </w:rPr>
-        <w:t>thể</w:t>
-      </w:r>
-      <w:proofErr w:type="spellEnd"/>
-      <w:r>
-        <w:rPr>
-          <w:rFonts w:ascii="Times New Roman" w:hAnsi="Times New Roman" w:cs="Times New Roman"/>
-          <w:sz w:val="28"/>
-          <w:szCs w:val="28"/>
+      <w:r>
+        <w:rPr>
+          <w:rFonts w:ascii="Consolas" w:eastAsia="Times New Roman" w:hAnsi="Consolas" w:cs="Times New Roman"/>
+          <w:color w:val="D4D4D4"/>
+          <w:sz w:val="21"/>
+          <w:szCs w:val="21"/>
+        </w:rPr>
+        <w:t>=</w:t>
+      </w:r>
+      <w:r>
+        <w:rPr>
+          <w:rFonts w:ascii="Consolas" w:eastAsia="Times New Roman" w:hAnsi="Consolas" w:cs="Times New Roman"/>
+          <w:color w:val="CCCCCC"/>
+          <w:sz w:val="21"/>
+          <w:szCs w:val="21"/>
         </w:rPr>
         <w:t xml:space="preserve"> </w:t>
       </w:r>
-      <w:proofErr w:type="spellStart"/>
-      <w:r>
-        <w:rPr>
-          <w:rFonts w:ascii="Times New Roman" w:hAnsi="Times New Roman" w:cs="Times New Roman"/>
-          <w:sz w:val="28"/>
-          <w:szCs w:val="28"/>
-        </w:rPr>
-        <w:t>kiểm</w:t>
-      </w:r>
-      <w:proofErr w:type="spellEnd"/>
-      <w:r>
-        <w:rPr>
-          <w:rFonts w:ascii="Times New Roman" w:hAnsi="Times New Roman" w:cs="Times New Roman"/>
-          <w:sz w:val="28"/>
-          <w:szCs w:val="28"/>
+      <w:r>
+        <w:rPr>
+          <w:rFonts w:ascii="Consolas" w:eastAsia="Times New Roman" w:hAnsi="Consolas" w:cs="Times New Roman"/>
+          <w:color w:val="C586C0"/>
+          <w:sz w:val="21"/>
+          <w:szCs w:val="21"/>
+        </w:rPr>
+        <w:t>new</w:t>
+      </w:r>
+      <w:r>
+        <w:rPr>
+          <w:rFonts w:ascii="Consolas" w:eastAsia="Times New Roman" w:hAnsi="Consolas" w:cs="Times New Roman"/>
+          <w:color w:val="CCCCCC"/>
+          <w:sz w:val="21"/>
+          <w:szCs w:val="21"/>
         </w:rPr>
         <w:t xml:space="preserve"> </w:t>
       </w:r>
-      <w:proofErr w:type="spellStart"/>
-      <w:r>
-        <w:rPr>
-          <w:rFonts w:ascii="Times New Roman" w:hAnsi="Times New Roman" w:cs="Times New Roman"/>
-          <w:sz w:val="28"/>
-          <w:szCs w:val="28"/>
-        </w:rPr>
-        <w:t>tra</w:t>
-      </w:r>
-      <w:proofErr w:type="spellEnd"/>
-      <w:r>
-        <w:rPr>
-          <w:rFonts w:ascii="Times New Roman" w:hAnsi="Times New Roman" w:cs="Times New Roman"/>
-          <w:sz w:val="28"/>
-          <w:szCs w:val="28"/>
+      <w:r>
+        <w:rPr>
+          <w:rFonts w:ascii="Consolas" w:eastAsia="Times New Roman" w:hAnsi="Consolas" w:cs="Times New Roman"/>
+          <w:color w:val="DCDCAA"/>
+          <w:sz w:val="21"/>
+          <w:szCs w:val="21"/>
+        </w:rPr>
+        <w:t>Socket</w:t>
+      </w:r>
+      <w:r>
+        <w:rPr>
+          <w:rFonts w:ascii="Consolas" w:eastAsia="Times New Roman" w:hAnsi="Consolas" w:cs="Times New Roman"/>
+          <w:color w:val="CCCCCC"/>
+          <w:sz w:val="21"/>
+          <w:szCs w:val="21"/>
+        </w:rPr>
+        <w:t>(</w:t>
+      </w:r>
+      <w:r>
+        <w:rPr>
+          <w:rFonts w:ascii="Consolas" w:eastAsia="Times New Roman" w:hAnsi="Consolas" w:cs="Times New Roman"/>
+          <w:color w:val="9CDCFE"/>
+          <w:sz w:val="21"/>
+          <w:szCs w:val="21"/>
+        </w:rPr>
+        <w:t>host</w:t>
+      </w:r>
+      <w:r>
+        <w:rPr>
+          <w:rFonts w:ascii="Consolas" w:eastAsia="Times New Roman" w:hAnsi="Consolas" w:cs="Times New Roman"/>
+          <w:color w:val="CCCCCC"/>
+          <w:sz w:val="21"/>
+          <w:szCs w:val="21"/>
+        </w:rPr>
+        <w:t xml:space="preserve">, </w:t>
+      </w:r>
+      <w:r>
+        <w:rPr>
+          <w:rFonts w:ascii="Consolas" w:eastAsia="Times New Roman" w:hAnsi="Consolas" w:cs="Times New Roman"/>
+          <w:color w:val="9CDCFE"/>
+          <w:sz w:val="21"/>
+          <w:szCs w:val="21"/>
+        </w:rPr>
+        <w:t>port</w:t>
+      </w:r>
+      <w:r>
+        <w:rPr>
+          <w:rFonts w:ascii="Consolas" w:eastAsia="Times New Roman" w:hAnsi="Consolas" w:cs="Times New Roman"/>
+          <w:color w:val="CCCCCC"/>
+          <w:sz w:val="21"/>
+          <w:szCs w:val="21"/>
+        </w:rPr>
+        <w:t>);</w:t>
+      </w:r>
+    </w:p>
+    <w:p>
+      <w:pPr>
+        <w:shd w:val="clear" w:color="auto" w:fill="1F1F1F"/>
+        <w:spacing w:after="0" w:line="285" w:lineRule="atLeast"/>
+        <w:rPr>
+          <w:rFonts w:ascii="Consolas" w:eastAsia="Times New Roman" w:hAnsi="Consolas" w:cs="Times New Roman"/>
+          <w:color w:val="CCCCCC"/>
+          <w:sz w:val="21"/>
+          <w:szCs w:val="21"/>
+        </w:rPr>
+      </w:pPr>
+      <w:r>
+        <w:rPr>
+          <w:rFonts w:ascii="Consolas" w:eastAsia="Times New Roman" w:hAnsi="Consolas" w:cs="Times New Roman"/>
+          <w:color w:val="CCCCCC"/>
+          <w:sz w:val="21"/>
+          <w:szCs w:val="21"/>
+        </w:rPr>
+        <w:t>    ...</w:t>
+      </w:r>
+    </w:p>
+    <w:p>
+      <w:pPr>
+        <w:shd w:val="clear" w:color="auto" w:fill="1F1F1F"/>
+        <w:spacing w:after="0" w:line="285" w:lineRule="atLeast"/>
+        <w:rPr>
+          <w:rFonts w:ascii="Consolas" w:eastAsia="Times New Roman" w:hAnsi="Consolas" w:cs="Times New Roman"/>
+          <w:color w:val="CCCCCC"/>
+          <w:sz w:val="21"/>
+          <w:szCs w:val="21"/>
+        </w:rPr>
+      </w:pPr>
+      <w:r>
+        <w:rPr>
+          <w:rFonts w:ascii="Consolas" w:eastAsia="Times New Roman" w:hAnsi="Consolas" w:cs="Times New Roman"/>
+          <w:color w:val="CCCCCC"/>
+          <w:sz w:val="21"/>
+          <w:szCs w:val="21"/>
+        </w:rPr>
+        <w:t xml:space="preserve">} </w:t>
+      </w:r>
+      <w:r>
+        <w:rPr>
+          <w:rFonts w:ascii="Consolas" w:eastAsia="Times New Roman" w:hAnsi="Consolas" w:cs="Times New Roman"/>
+          <w:color w:val="C586C0"/>
+          <w:sz w:val="21"/>
+          <w:szCs w:val="21"/>
+        </w:rPr>
+        <w:t>catch</w:t>
+      </w:r>
+      <w:r>
+        <w:rPr>
+          <w:rFonts w:ascii="Consolas" w:eastAsia="Times New Roman" w:hAnsi="Consolas" w:cs="Times New Roman"/>
+          <w:color w:val="CCCCCC"/>
+          <w:sz w:val="21"/>
+          <w:szCs w:val="21"/>
+        </w:rPr>
+        <w:t xml:space="preserve"> (</w:t>
+      </w:r>
+      <w:r>
+        <w:rPr>
+          <w:rFonts w:ascii="Consolas" w:eastAsia="Times New Roman" w:hAnsi="Consolas" w:cs="Times New Roman"/>
+          <w:color w:val="4EC9B0"/>
+          <w:sz w:val="21"/>
+          <w:szCs w:val="21"/>
+        </w:rPr>
+        <w:t>Exception</w:t>
+      </w:r>
+      <w:r>
+        <w:rPr>
+          <w:rFonts w:ascii="Consolas" w:eastAsia="Times New Roman" w:hAnsi="Consolas" w:cs="Times New Roman"/>
+          <w:color w:val="CCCCCC"/>
+          <w:sz w:val="21"/>
+          <w:szCs w:val="21"/>
         </w:rPr>
         <w:t xml:space="preserve"> </w:t>
       </w:r>
-      <w:proofErr w:type="spellStart"/>
-      <w:r>
-        <w:rPr>
-          <w:rFonts w:ascii="Times New Roman" w:hAnsi="Times New Roman" w:cs="Times New Roman"/>
-          <w:sz w:val="28"/>
-          <w:szCs w:val="28"/>
-        </w:rPr>
-        <w:t>bằng</w:t>
-      </w:r>
-      <w:proofErr w:type="spellEnd"/>
-      <w:r>
-        <w:rPr>
-          <w:rFonts w:ascii="Times New Roman" w:hAnsi="Times New Roman" w:cs="Times New Roman"/>
-          <w:sz w:val="28"/>
-          <w:szCs w:val="28"/>
-        </w:rPr>
-        <w:t xml:space="preserve"> java –version </w:t>
-      </w:r>
-      <w:proofErr w:type="spellStart"/>
-      <w:r>
-        <w:rPr>
-          <w:rFonts w:ascii="Times New Roman" w:hAnsi="Times New Roman" w:cs="Times New Roman"/>
-          <w:sz w:val="28"/>
-          <w:szCs w:val="28"/>
-        </w:rPr>
-        <w:t>trong</w:t>
-      </w:r>
-      <w:proofErr w:type="spellEnd"/>
-      <w:r>
-        <w:rPr>
-          <w:rFonts w:ascii="Times New Roman" w:hAnsi="Times New Roman" w:cs="Times New Roman"/>
-          <w:sz w:val="28"/>
-          <w:szCs w:val="28"/>
-        </w:rPr>
-        <w:t xml:space="preserve"> terminal</w:t>
-      </w:r>
+      <w:r>
+        <w:rPr>
+          <w:rFonts w:ascii="Consolas" w:eastAsia="Times New Roman" w:hAnsi="Consolas" w:cs="Times New Roman"/>
+          <w:color w:val="9CDCFE"/>
+          <w:sz w:val="21"/>
+          <w:szCs w:val="21"/>
+        </w:rPr>
+        <w:t>e</w:t>
+      </w:r>
+      <w:r>
+        <w:rPr>
+          <w:rFonts w:ascii="Consolas" w:eastAsia="Times New Roman" w:hAnsi="Consolas" w:cs="Times New Roman"/>
+          <w:color w:val="CCCCCC"/>
+          <w:sz w:val="21"/>
+          <w:szCs w:val="21"/>
+        </w:rPr>
+        <w:t>) {</w:t>
+      </w:r>
+    </w:p>
+    <w:p>
+      <w:pPr>
+        <w:shd w:val="clear" w:color="auto" w:fill="1F1F1F"/>
+        <w:spacing w:after="0" w:line="285" w:lineRule="atLeast"/>
+        <w:rPr>
+          <w:rFonts w:ascii="Consolas" w:eastAsia="Times New Roman" w:hAnsi="Consolas" w:cs="Times New Roman"/>
+          <w:color w:val="CCCCCC"/>
+          <w:sz w:val="21"/>
+          <w:szCs w:val="21"/>
+        </w:rPr>
+      </w:pPr>
+      <w:r>
+        <w:rPr>
+          <w:rFonts w:ascii="Consolas" w:eastAsia="Times New Roman" w:hAnsi="Consolas" w:cs="Times New Roman"/>
+          <w:color w:val="CCCCCC"/>
+          <w:sz w:val="21"/>
+          <w:szCs w:val="21"/>
+        </w:rPr>
+        <w:t xml:space="preserve">    failed </w:t>
+      </w:r>
+      <w:r>
+        <w:rPr>
+          <w:rFonts w:ascii="Consolas" w:eastAsia="Times New Roman" w:hAnsi="Consolas" w:cs="Times New Roman"/>
+          <w:color w:val="D4D4D4"/>
+          <w:sz w:val="21"/>
+          <w:szCs w:val="21"/>
+        </w:rPr>
+        <w:t>=</w:t>
+      </w:r>
+      <w:r>
+        <w:rPr>
+          <w:rFonts w:ascii="Consolas" w:eastAsia="Times New Roman" w:hAnsi="Consolas" w:cs="Times New Roman"/>
+          <w:color w:val="CCCCCC"/>
+          <w:sz w:val="21"/>
+          <w:szCs w:val="21"/>
+        </w:rPr>
+        <w:t xml:space="preserve"> </w:t>
+      </w:r>
+      <w:r>
+        <w:rPr>
+          <w:rFonts w:ascii="Consolas" w:eastAsia="Times New Roman" w:hAnsi="Consolas" w:cs="Times New Roman"/>
+          <w:color w:val="569CD6"/>
+          <w:sz w:val="21"/>
+          <w:szCs w:val="21"/>
+        </w:rPr>
+        <w:t>true</w:t>
+      </w:r>
+      <w:r>
+        <w:rPr>
+          <w:rFonts w:ascii="Consolas" w:eastAsia="Times New Roman" w:hAnsi="Consolas" w:cs="Times New Roman"/>
+          <w:color w:val="CCCCCC"/>
+          <w:sz w:val="21"/>
+          <w:szCs w:val="21"/>
+        </w:rPr>
+        <w:t>;</w:t>
+      </w:r>
+    </w:p>
+    <w:p>
+      <w:pPr>
+        <w:shd w:val="clear" w:color="auto" w:fill="1F1F1F"/>
+        <w:spacing w:after="0" w:line="285" w:lineRule="atLeast"/>
+        <w:rPr>
+          <w:rFonts w:ascii="Consolas" w:eastAsia="Times New Roman" w:hAnsi="Consolas" w:cs="Times New Roman"/>
+          <w:color w:val="CCCCCC"/>
+          <w:sz w:val="21"/>
+          <w:szCs w:val="21"/>
+        </w:rPr>
+      </w:pPr>
+      <w:r>
+        <w:rPr>
+          <w:rFonts w:ascii="Consolas" w:eastAsia="Times New Roman" w:hAnsi="Consolas" w:cs="Times New Roman"/>
+          <w:color w:val="CCCCCC"/>
+          <w:sz w:val="21"/>
+          <w:szCs w:val="21"/>
+        </w:rPr>
+        <w:t>}</w:t>
+      </w:r>
+    </w:p>
+    <w:p>
+      <w:pPr>
+        <w:spacing w:after="0"/>
+        <w:jc w:val="both"/>
+        <w:rPr>
+          <w:rFonts w:ascii="Times New Roman" w:hAnsi="Times New Roman" w:cs="Times New Roman"/>
+          <w:sz w:val="28"/>
+          <w:szCs w:val="28"/>
+        </w:rPr>
+      </w:pPr>
+    </w:p>
+    <w:p>
+      <w:pPr>
+        <w:spacing w:after="0"/>
+        <w:jc w:val="both"/>
+        <w:rPr>
+          <w:rFonts w:ascii="Times New Roman" w:hAnsi="Times New Roman" w:cs="Times New Roman"/>
+          <w:sz w:val="28"/>
+          <w:szCs w:val="28"/>
+        </w:rPr>
+      </w:pPr>
+      <w:r>
+        <w:rPr>
+          <w:rFonts w:ascii="Times New Roman" w:hAnsi="Times New Roman" w:cs="Times New Roman"/>
+          <w:sz w:val="28"/>
+          <w:szCs w:val="28"/>
+        </w:rPr>
+        <w:t xml:space="preserve">Vì thế nên </w:t>
+      </w:r>
+      <w:r>
+        <w:rPr>
+          <w:rFonts w:ascii="Times New Roman" w:hAnsi="Times New Roman" w:cs="Times New Roman"/>
+          <w:sz w:val="28"/>
+          <w:szCs w:val="28"/>
+        </w:rPr>
+        <w:t xml:space="preserve">connection fails </w:t>
+      </w:r>
+      <w:r>
+        <w:rPr>
+          <w:rFonts w:ascii="Times New Roman" w:hAnsi="Times New Roman" w:cs="Times New Roman"/>
+          <w:sz w:val="28"/>
+          <w:szCs w:val="28"/>
+        </w:rPr>
+        <w:t>-&gt;</w:t>
+      </w:r>
+      <w:r>
+        <w:rPr>
+          <w:rFonts w:ascii="Times New Roman" w:hAnsi="Times New Roman" w:cs="Times New Roman"/>
+          <w:sz w:val="28"/>
+          <w:szCs w:val="28"/>
+        </w:rPr>
+        <w:t xml:space="preserve"> worker thread ends </w:t>
+      </w:r>
+      <w:r>
+        <w:rPr>
+          <w:rFonts w:ascii="Times New Roman" w:hAnsi="Times New Roman" w:cs="Times New Roman"/>
+          <w:sz w:val="28"/>
+          <w:szCs w:val="28"/>
+        </w:rPr>
+        <w:t>-&gt;</w:t>
+      </w:r>
+      <w:r>
+        <w:rPr>
+          <w:rFonts w:ascii="Times New Roman" w:hAnsi="Times New Roman" w:cs="Times New Roman"/>
+          <w:sz w:val="28"/>
+          <w:szCs w:val="28"/>
+        </w:rPr>
+        <w:t xml:space="preserve"> fragment never retried</w:t>
+      </w:r>
+    </w:p>
+    <w:p>
+      <w:pPr>
+        <w:spacing w:after="0"/>
+        <w:jc w:val="both"/>
+        <w:rPr>
+          <w:rFonts w:ascii="Times New Roman" w:hAnsi="Times New Roman" w:cs="Times New Roman"/>
+          <w:sz w:val="28"/>
+          <w:szCs w:val="28"/>
+        </w:rPr>
+      </w:pPr>
+      <w:r>
+        <w:rPr>
+          <w:rFonts w:ascii="Times New Roman" w:hAnsi="Times New Roman" w:cs="Times New Roman"/>
+          <w:sz w:val="28"/>
+          <w:szCs w:val="28"/>
+        </w:rPr>
+        <w:t>Phần này có thể dựa vào kết quả trong các terminal ở thí nghiệm trên, đã chia fragments, rồi phát hiện được disconnection hay ko</w:t>
+      </w:r>
+    </w:p>
+    <w:p>
+      <w:pPr>
+        <w:spacing w:after="0"/>
+        <w:jc w:val="both"/>
+        <w:rPr>
+          <w:rFonts w:ascii="Times New Roman" w:hAnsi="Times New Roman" w:cs="Times New Roman"/>
+          <w:sz w:val="28"/>
+          <w:szCs w:val="28"/>
+        </w:rPr>
+      </w:pPr>
+      <w:r>
+        <w:rPr>
+          <w:rFonts w:ascii="Times New Roman" w:hAnsi="Times New Roman" w:cs="Times New Roman"/>
+          <w:sz w:val="28"/>
+          <w:szCs w:val="28"/>
+        </w:rPr>
+        <w:t xml:space="preserve">Ngoài ra có thể dựa vào logic code, ở trong file </w:t>
+      </w:r>
+      <w:r>
+        <w:rPr>
+          <w:rFonts w:ascii="Times New Roman" w:hAnsi="Times New Roman" w:cs="Times New Roman"/>
+          <w:sz w:val="28"/>
+          <w:szCs w:val="28"/>
+        </w:rPr>
+        <w:t>DirectoryServiceimpl.java</w:t>
+      </w:r>
+      <w:r>
+        <w:rPr>
+          <w:rFonts w:ascii="Times New Roman" w:hAnsi="Times New Roman" w:cs="Times New Roman"/>
+          <w:sz w:val="28"/>
+          <w:szCs w:val="28"/>
+        </w:rPr>
+        <w:t xml:space="preserve"> và Donwload.java và DownloadWorker.java</w:t>
+      </w:r>
+    </w:p>
+    <w:p>
+      <w:pPr>
+        <w:spacing w:after="0"/>
+        <w:jc w:val="both"/>
+        <w:rPr>
+          <w:rFonts w:ascii="Times New Roman" w:hAnsi="Times New Roman" w:cs="Times New Roman"/>
+          <w:sz w:val="28"/>
+          <w:szCs w:val="28"/>
+        </w:rPr>
+      </w:pPr>
+      <w:r>
+        <w:rPr>
+          <w:rFonts w:ascii="Times New Roman" w:hAnsi="Times New Roman" w:cs="Times New Roman"/>
+          <w:sz w:val="28"/>
+          <w:szCs w:val="28"/>
+        </w:rPr>
+        <w:lastRenderedPageBreak/>
+        <w:drawing>
+          <wp:inline distT="0" distB="0" distL="0" distR="0" wp14:anchorId="0B49A8FF" wp14:editId="23E4F1BD">
+            <wp:extent cx="4772060" cy="285752"/>
+            <wp:effectExtent l="0" t="0" r="9525" b="0"/>
+            <wp:docPr id="36" name="Picture 36"/>
+            <wp:cNvGraphicFramePr>
+              <a:graphicFrameLocks xmlns:a="http://schemas.openxmlformats.org/drawingml/2006/main" noChangeAspect="1"/>
+            </wp:cNvGraphicFramePr>
+            <a:graphic xmlns:a="http://schemas.openxmlformats.org/drawingml/2006/main">
+              <a:graphicData uri="http://schemas.openxmlformats.org/drawingml/2006/picture">
+                <pic:pic xmlns:pic="http://schemas.openxmlformats.org/drawingml/2006/picture">
+                  <pic:nvPicPr>
+                    <pic:cNvPr id="1" name=""/>
+                    <pic:cNvPicPr/>
+                  </pic:nvPicPr>
+                  <pic:blipFill>
+                    <a:blip r:embed="rId33"/>
+                    <a:stretch>
+                      <a:fillRect/>
+                    </a:stretch>
+                  </pic:blipFill>
+                  <pic:spPr>
+                    <a:xfrm>
+                      <a:off x="0" y="0"/>
+                      <a:ext cx="4772060" cy="285752"/>
+                    </a:xfrm>
+                    <a:prstGeom prst="rect">
+                      <a:avLst/>
+                    </a:prstGeom>
+                  </pic:spPr>
+                </pic:pic>
+              </a:graphicData>
+            </a:graphic>
+          </wp:inline>
+        </w:drawing>
+      </w:r>
+    </w:p>
+    <w:p>
+      <w:pPr>
+        <w:spacing w:after="0"/>
+        <w:jc w:val="both"/>
+        <w:rPr>
+          <w:rFonts w:ascii="Times New Roman" w:hAnsi="Times New Roman" w:cs="Times New Roman"/>
+          <w:sz w:val="28"/>
+          <w:szCs w:val="28"/>
+        </w:rPr>
+      </w:pPr>
+      <w:r>
+        <w:rPr>
+          <w:rFonts w:ascii="Times New Roman" w:hAnsi="Times New Roman" w:cs="Times New Roman"/>
+          <w:sz w:val="28"/>
+          <w:szCs w:val="28"/>
+        </w:rPr>
+        <w:drawing>
+          <wp:inline distT="0" distB="0" distL="0" distR="0" wp14:anchorId="3CA494DD" wp14:editId="10EFB156">
+            <wp:extent cx="4233893" cy="700093"/>
+            <wp:effectExtent l="0" t="0" r="0" b="5080"/>
+            <wp:docPr id="37" name="Picture 37"/>
+            <wp:cNvGraphicFramePr>
+              <a:graphicFrameLocks xmlns:a="http://schemas.openxmlformats.org/drawingml/2006/main" noChangeAspect="1"/>
+            </wp:cNvGraphicFramePr>
+            <a:graphic xmlns:a="http://schemas.openxmlformats.org/drawingml/2006/main">
+              <a:graphicData uri="http://schemas.openxmlformats.org/drawingml/2006/picture">
+                <pic:pic xmlns:pic="http://schemas.openxmlformats.org/drawingml/2006/picture">
+                  <pic:nvPicPr>
+                    <pic:cNvPr id="1" name=""/>
+                    <pic:cNvPicPr/>
+                  </pic:nvPicPr>
+                  <pic:blipFill>
+                    <a:blip r:embed="rId34"/>
+                    <a:stretch>
+                      <a:fillRect/>
+                    </a:stretch>
+                  </pic:blipFill>
+                  <pic:spPr>
+                    <a:xfrm>
+                      <a:off x="0" y="0"/>
+                      <a:ext cx="4233893" cy="700093"/>
+                    </a:xfrm>
+                    <a:prstGeom prst="rect">
+                      <a:avLst/>
+                    </a:prstGeom>
+                  </pic:spPr>
+                </pic:pic>
+              </a:graphicData>
+            </a:graphic>
+          </wp:inline>
+        </w:drawing>
+      </w:r>
+    </w:p>
+    <w:p>
+      <w:pPr>
+        <w:spacing w:after="0"/>
+        <w:jc w:val="both"/>
+        <w:rPr>
+          <w:rFonts w:ascii="Times New Roman" w:hAnsi="Times New Roman" w:cs="Times New Roman"/>
+          <w:sz w:val="28"/>
+          <w:szCs w:val="28"/>
+        </w:rPr>
+      </w:pPr>
+      <w:r>
+        <w:rPr>
+          <w:rFonts w:ascii="Times New Roman" w:hAnsi="Times New Roman" w:cs="Times New Roman"/>
+          <w:sz w:val="28"/>
+          <w:szCs w:val="28"/>
+        </w:rPr>
+        <w:drawing>
+          <wp:inline distT="0" distB="0" distL="0" distR="0" wp14:anchorId="12F9661C" wp14:editId="04CEF214">
+            <wp:extent cx="5410240" cy="585792"/>
+            <wp:effectExtent l="0" t="0" r="0" b="5080"/>
+            <wp:docPr id="38" name="Picture 38"/>
+            <wp:cNvGraphicFramePr>
+              <a:graphicFrameLocks xmlns:a="http://schemas.openxmlformats.org/drawingml/2006/main" noChangeAspect="1"/>
+            </wp:cNvGraphicFramePr>
+            <a:graphic xmlns:a="http://schemas.openxmlformats.org/drawingml/2006/main">
+              <a:graphicData uri="http://schemas.openxmlformats.org/drawingml/2006/picture">
+                <pic:pic xmlns:pic="http://schemas.openxmlformats.org/drawingml/2006/picture">
+                  <pic:nvPicPr>
+                    <pic:cNvPr id="1" name=""/>
+                    <pic:cNvPicPr/>
+                  </pic:nvPicPr>
+                  <pic:blipFill>
+                    <a:blip r:embed="rId35"/>
+                    <a:stretch>
+                      <a:fillRect/>
+                    </a:stretch>
+                  </pic:blipFill>
+                  <pic:spPr>
+                    <a:xfrm>
+                      <a:off x="0" y="0"/>
+                      <a:ext cx="5410240" cy="585792"/>
+                    </a:xfrm>
+                    <a:prstGeom prst="rect">
+                      <a:avLst/>
+                    </a:prstGeom>
+                  </pic:spPr>
+                </pic:pic>
+              </a:graphicData>
+            </a:graphic>
+          </wp:inline>
+        </w:drawing>
+      </w:r>
+    </w:p>
+    <w:p>
+      <w:pPr>
+        <w:spacing w:after="0"/>
+        <w:jc w:val="both"/>
+        <w:rPr>
+          <w:rFonts w:ascii="Times New Roman" w:hAnsi="Times New Roman" w:cs="Times New Roman"/>
+          <w:sz w:val="28"/>
+          <w:szCs w:val="28"/>
+        </w:rPr>
+      </w:pPr>
+    </w:p>
+    <w:p>
+      <w:pPr>
+        <w:spacing w:after="0"/>
+        <w:jc w:val="both"/>
+        <w:rPr>
+          <w:rFonts w:ascii="Times New Roman" w:hAnsi="Times New Roman" w:cs="Times New Roman"/>
+          <w:sz w:val="28"/>
+          <w:szCs w:val="28"/>
+        </w:rPr>
+      </w:pPr>
+      <w:r>
+        <w:rPr>
+          <w:rFonts w:ascii="Times New Roman" w:hAnsi="Times New Roman" w:cs="Times New Roman"/>
+          <w:sz w:val="28"/>
+          <w:szCs w:val="28"/>
+        </w:rPr>
+        <w:drawing>
+          <wp:inline distT="0" distB="0" distL="0" distR="0" wp14:anchorId="410A4749" wp14:editId="39D75EC0">
+            <wp:extent cx="5943600" cy="198755"/>
+            <wp:effectExtent l="0" t="0" r="0" b="0"/>
+            <wp:docPr id="40" name="Picture 40"/>
+            <wp:cNvGraphicFramePr>
+              <a:graphicFrameLocks xmlns:a="http://schemas.openxmlformats.org/drawingml/2006/main" noChangeAspect="1"/>
+            </wp:cNvGraphicFramePr>
+            <a:graphic xmlns:a="http://schemas.openxmlformats.org/drawingml/2006/main">
+              <a:graphicData uri="http://schemas.openxmlformats.org/drawingml/2006/picture">
+                <pic:pic xmlns:pic="http://schemas.openxmlformats.org/drawingml/2006/picture">
+                  <pic:nvPicPr>
+                    <pic:cNvPr id="1" name=""/>
+                    <pic:cNvPicPr/>
+                  </pic:nvPicPr>
+                  <pic:blipFill>
+                    <a:blip r:embed="rId36"/>
+                    <a:stretch>
+                      <a:fillRect/>
+                    </a:stretch>
+                  </pic:blipFill>
+                  <pic:spPr>
+                    <a:xfrm>
+                      <a:off x="0" y="0"/>
+                      <a:ext cx="5943600" cy="198755"/>
+                    </a:xfrm>
+                    <a:prstGeom prst="rect">
+                      <a:avLst/>
+                    </a:prstGeom>
+                  </pic:spPr>
+                </pic:pic>
+              </a:graphicData>
+            </a:graphic>
+          </wp:inline>
+        </w:drawing>
+      </w:r>
+    </w:p>
+    <w:p>
+      <w:pPr>
+        <w:spacing w:after="0"/>
+        <w:jc w:val="both"/>
+        <w:rPr>
+          <w:rFonts w:ascii="Times New Roman" w:hAnsi="Times New Roman" w:cs="Times New Roman"/>
+          <w:sz w:val="28"/>
+          <w:szCs w:val="28"/>
+        </w:rPr>
+      </w:pPr>
+      <w:r>
+        <w:rPr>
+          <w:rFonts w:ascii="Times New Roman" w:hAnsi="Times New Roman" w:cs="Times New Roman"/>
+          <w:sz w:val="28"/>
+          <w:szCs w:val="28"/>
+        </w:rPr>
+        <w:t>(Ảnh này show các fragment được tải từ đâu đến đâu, từ server host nào port nào)</w:t>
+      </w:r>
+    </w:p>
+    <w:p>
+      <w:pPr>
+        <w:spacing w:after="0"/>
+        <w:jc w:val="both"/>
+        <w:rPr>
+          <w:rFonts w:ascii="Times New Roman" w:hAnsi="Times New Roman" w:cs="Times New Roman"/>
+          <w:sz w:val="28"/>
+          <w:szCs w:val="28"/>
+        </w:rPr>
+      </w:pPr>
+    </w:p>
+    <w:p>
+      <w:pPr>
+        <w:spacing w:after="0"/>
+        <w:jc w:val="both"/>
+        <w:rPr>
+          <w:rFonts w:ascii="Times New Roman" w:hAnsi="Times New Roman" w:cs="Times New Roman"/>
+          <w:sz w:val="28"/>
+          <w:szCs w:val="28"/>
+        </w:rPr>
+      </w:pPr>
+      <w:r>
+        <w:rPr>
+          <w:rFonts w:ascii="Times New Roman" w:hAnsi="Times New Roman" w:cs="Times New Roman"/>
+          <w:sz w:val="28"/>
+          <w:szCs w:val="28"/>
+        </w:rPr>
+        <w:drawing>
+          <wp:inline distT="0" distB="0" distL="0" distR="0" wp14:anchorId="74F2049A" wp14:editId="03A790FE">
+            <wp:extent cx="5529303" cy="438153"/>
+            <wp:effectExtent l="0" t="0" r="0" b="0"/>
+            <wp:docPr id="39" name="Picture 39"/>
+            <wp:cNvGraphicFramePr>
+              <a:graphicFrameLocks xmlns:a="http://schemas.openxmlformats.org/drawingml/2006/main" noChangeAspect="1"/>
+            </wp:cNvGraphicFramePr>
+            <a:graphic xmlns:a="http://schemas.openxmlformats.org/drawingml/2006/main">
+              <a:graphicData uri="http://schemas.openxmlformats.org/drawingml/2006/picture">
+                <pic:pic xmlns:pic="http://schemas.openxmlformats.org/drawingml/2006/picture">
+                  <pic:nvPicPr>
+                    <pic:cNvPr id="1" name=""/>
+                    <pic:cNvPicPr/>
+                  </pic:nvPicPr>
+                  <pic:blipFill>
+                    <a:blip r:embed="rId37"/>
+                    <a:stretch>
+                      <a:fillRect/>
+                    </a:stretch>
+                  </pic:blipFill>
+                  <pic:spPr>
+                    <a:xfrm>
+                      <a:off x="0" y="0"/>
+                      <a:ext cx="5529303" cy="438153"/>
+                    </a:xfrm>
+                    <a:prstGeom prst="rect">
+                      <a:avLst/>
+                    </a:prstGeom>
+                  </pic:spPr>
+                </pic:pic>
+              </a:graphicData>
+            </a:graphic>
+          </wp:inline>
+        </w:drawing>
+      </w:r>
+    </w:p>
+    <w:p>
+      <w:pPr>
+        <w:spacing w:after="0"/>
+        <w:jc w:val="both"/>
+        <w:rPr>
+          <w:rFonts w:ascii="Times New Roman" w:hAnsi="Times New Roman" w:cs="Times New Roman"/>
+          <w:sz w:val="28"/>
+          <w:szCs w:val="28"/>
+        </w:rPr>
+      </w:pPr>
+    </w:p>
+    <w:p>
+      <w:pPr>
+        <w:spacing w:after="0"/>
+        <w:jc w:val="both"/>
+        <w:rPr>
+          <w:rFonts w:ascii="Times New Roman" w:hAnsi="Times New Roman" w:cs="Times New Roman"/>
+          <w:sz w:val="28"/>
+          <w:szCs w:val="28"/>
+        </w:rPr>
+      </w:pPr>
+      <w:r>
+        <w:rPr>
+          <w:rFonts w:ascii="Times New Roman" w:hAnsi="Times New Roman" w:cs="Times New Roman"/>
+          <w:sz w:val="28"/>
+          <w:szCs w:val="28"/>
+        </w:rPr>
+        <w:drawing>
+          <wp:inline distT="0" distB="0" distL="0" distR="0" wp14:anchorId="6A78E5F2" wp14:editId="4DDB312B">
+            <wp:extent cx="5943600" cy="3044825"/>
+            <wp:effectExtent l="0" t="0" r="0" b="3175"/>
+            <wp:docPr id="31" name="Picture 31"/>
+            <wp:cNvGraphicFramePr>
+              <a:graphicFrameLocks xmlns:a="http://schemas.openxmlformats.org/drawingml/2006/main" noChangeAspect="1"/>
+            </wp:cNvGraphicFramePr>
+            <a:graphic xmlns:a="http://schemas.openxmlformats.org/drawingml/2006/main">
+              <a:graphicData uri="http://schemas.openxmlformats.org/drawingml/2006/picture">
+                <pic:pic xmlns:pic="http://schemas.openxmlformats.org/drawingml/2006/picture">
+                  <pic:nvPicPr>
+                    <pic:cNvPr id="1" name=""/>
+                    <pic:cNvPicPr/>
+                  </pic:nvPicPr>
+                  <pic:blipFill>
+                    <a:blip r:embed="rId38"/>
+                    <a:stretch>
+                      <a:fillRect/>
+                    </a:stretch>
+                  </pic:blipFill>
+                  <pic:spPr>
+                    <a:xfrm>
+                      <a:off x="0" y="0"/>
+                      <a:ext cx="5943600" cy="3044825"/>
+                    </a:xfrm>
+                    <a:prstGeom prst="rect">
+                      <a:avLst/>
+                    </a:prstGeom>
+                  </pic:spPr>
+                </pic:pic>
+              </a:graphicData>
+            </a:graphic>
+          </wp:inline>
+        </w:drawing>
+      </w:r>
+    </w:p>
+    <w:p>
+      <w:pPr>
+        <w:spacing w:after="0"/>
+        <w:jc w:val="both"/>
+        <w:rPr>
+          <w:rFonts w:ascii="Times New Roman" w:hAnsi="Times New Roman" w:cs="Times New Roman"/>
+          <w:sz w:val="28"/>
+          <w:szCs w:val="28"/>
+        </w:rPr>
+      </w:pPr>
+      <w:r>
+        <w:rPr>
+          <w:rFonts w:ascii="Times New Roman" w:hAnsi="Times New Roman" w:cs="Times New Roman"/>
+          <w:sz w:val="28"/>
+          <w:szCs w:val="28"/>
+        </w:rPr>
+        <w:t>Halo</w:t>
+      </w:r>
+    </w:p>
+    <w:p>
+      <w:pPr>
+        <w:pStyle w:val="ListParagraph"/>
+        <w:numPr>
+          <w:ilvl w:val="0"/>
+          <w:numId w:val="1"/>
+        </w:numPr>
+        <w:spacing w:after="0"/>
+        <w:jc w:val="both"/>
+        <w:rPr>
+          <w:rFonts w:ascii="Times New Roman" w:hAnsi="Times New Roman" w:cs="Times New Roman"/>
+          <w:sz w:val="28"/>
+          <w:szCs w:val="28"/>
+        </w:rPr>
+      </w:pPr>
+      <w:r>
+        <w:rPr>
+          <w:rFonts w:ascii="Times New Roman" w:hAnsi="Times New Roman" w:cs="Times New Roman"/>
+          <w:sz w:val="28"/>
+          <w:szCs w:val="28"/>
+        </w:rPr>
+        <w:t>Ý 1: Detect and integrate newly available clients (in the Directory)</w:t>
+      </w:r>
+    </w:p>
+    <w:p>
+      <w:pPr>
+        <w:pStyle w:val="ListParagraph"/>
+        <w:spacing w:after="0"/>
+        <w:jc w:val="both"/>
+        <w:rPr>
+          <w:rFonts w:ascii="Times New Roman" w:hAnsi="Times New Roman" w:cs="Times New Roman"/>
+          <w:sz w:val="28"/>
+          <w:szCs w:val="28"/>
+        </w:rPr>
+      </w:pPr>
+      <w:r>
+        <w:rPr>
+          <w:rFonts w:ascii="Times New Roman" w:hAnsi="Times New Roman" w:cs="Times New Roman"/>
+          <w:sz w:val="28"/>
+          <w:szCs w:val="28"/>
+        </w:rPr>
+        <w:t>Ở trong</w:t>
+      </w:r>
+      <w:r>
+        <w:rPr>
+          <w:rFonts w:ascii="Times New Roman" w:hAnsi="Times New Roman" w:cs="Times New Roman"/>
+          <w:sz w:val="28"/>
+          <w:szCs w:val="28"/>
+        </w:rPr>
+        <w:t xml:space="preserve"> file DirectoryServiceimpl.java có đoạn code</w:t>
+      </w:r>
+    </w:p>
+    <w:p>
+      <w:pPr>
+        <w:pStyle w:val="ListParagraph"/>
+        <w:spacing w:after="0"/>
+        <w:jc w:val="both"/>
+        <w:rPr>
+          <w:rFonts w:ascii="Times New Roman" w:hAnsi="Times New Roman" w:cs="Times New Roman"/>
+          <w:sz w:val="28"/>
+          <w:szCs w:val="28"/>
+        </w:rPr>
+      </w:pPr>
+      <w:r>
+        <w:rPr>
+          <w:rFonts w:ascii="Times New Roman" w:hAnsi="Times New Roman" w:cs="Times New Roman"/>
+          <w:sz w:val="28"/>
+          <w:szCs w:val="28"/>
+        </w:rPr>
+        <w:drawing>
+          <wp:inline distT="0" distB="0" distL="0" distR="0" wp14:anchorId="348751DC" wp14:editId="60A471D0">
+            <wp:extent cx="5943600" cy="1016635"/>
+            <wp:effectExtent l="0" t="0" r="0" b="0"/>
+            <wp:docPr id="34" name="Picture 34"/>
+            <wp:cNvGraphicFramePr>
+              <a:graphicFrameLocks xmlns:a="http://schemas.openxmlformats.org/drawingml/2006/main" noChangeAspect="1"/>
+            </wp:cNvGraphicFramePr>
+            <a:graphic xmlns:a="http://schemas.openxmlformats.org/drawingml/2006/main">
+              <a:graphicData uri="http://schemas.openxmlformats.org/drawingml/2006/picture">
+                <pic:pic xmlns:pic="http://schemas.openxmlformats.org/drawingml/2006/picture">
+                  <pic:nvPicPr>
+                    <pic:cNvPr id="1" name=""/>
+                    <pic:cNvPicPr/>
+                  </pic:nvPicPr>
+                  <pic:blipFill>
+                    <a:blip r:embed="rId39"/>
+                    <a:stretch>
+                      <a:fillRect/>
+                    </a:stretch>
+                  </pic:blipFill>
+                  <pic:spPr>
+                    <a:xfrm>
+                      <a:off x="0" y="0"/>
+                      <a:ext cx="5943600" cy="1016635"/>
+                    </a:xfrm>
+                    <a:prstGeom prst="rect">
+                      <a:avLst/>
+                    </a:prstGeom>
+                  </pic:spPr>
+                </pic:pic>
+              </a:graphicData>
+            </a:graphic>
+          </wp:inline>
+        </w:drawing>
+      </w:r>
+    </w:p>
+    <w:p>
+      <w:pPr>
+        <w:pStyle w:val="ListParagraph"/>
+        <w:spacing w:after="0"/>
+        <w:jc w:val="both"/>
+        <w:rPr>
+          <w:rFonts w:ascii="Times New Roman" w:hAnsi="Times New Roman" w:cs="Times New Roman"/>
+          <w:sz w:val="28"/>
+          <w:szCs w:val="28"/>
+        </w:rPr>
+      </w:pPr>
+      <w:r>
+        <w:rPr>
+          <w:rFonts w:ascii="Times New Roman" w:hAnsi="Times New Roman" w:cs="Times New Roman"/>
+          <w:sz w:val="28"/>
+          <w:szCs w:val="28"/>
+        </w:rPr>
+        <w:lastRenderedPageBreak/>
+        <w:t xml:space="preserve">Tức là khi Daemon khởi động, nó sẽ call </w:t>
+      </w:r>
+      <w:r>
+        <w:rPr>
+          <w:rFonts w:ascii="Times New Roman" w:hAnsi="Times New Roman" w:cs="Times New Roman"/>
+          <w:sz w:val="28"/>
+          <w:szCs w:val="28"/>
+        </w:rPr>
+        <w:t>registerFile</w:t>
+      </w:r>
+      <w:r>
+        <w:rPr>
+          <w:rFonts w:ascii="Times New Roman" w:hAnsi="Times New Roman" w:cs="Times New Roman"/>
+          <w:sz w:val="28"/>
+          <w:szCs w:val="28"/>
+        </w:rPr>
+        <w:t xml:space="preserve"> </w:t>
+      </w:r>
+      <w:r>
+        <w:rPr>
+          <w:rFonts w:ascii="Times New Roman" w:hAnsi="Times New Roman" w:cs="Times New Roman"/>
+          <w:sz w:val="28"/>
+          <w:szCs w:val="28"/>
+        </w:rPr>
+        <w:t>(filename, clientAddress)</w:t>
+      </w:r>
+      <w:r>
+        <w:rPr>
+          <w:rFonts w:ascii="Times New Roman" w:hAnsi="Times New Roman" w:cs="Times New Roman"/>
+          <w:sz w:val="28"/>
+          <w:szCs w:val="28"/>
+        </w:rPr>
+        <w:t xml:space="preserve"> ví dụ</w:t>
+      </w:r>
+    </w:p>
+    <w:p>
+      <w:pPr>
+        <w:pStyle w:val="ListParagraph"/>
+        <w:spacing w:after="0"/>
+        <w:jc w:val="both"/>
+        <w:rPr>
+          <w:rFonts w:ascii="Times New Roman" w:hAnsi="Times New Roman" w:cs="Times New Roman"/>
+          <w:sz w:val="28"/>
+          <w:szCs w:val="28"/>
+        </w:rPr>
+      </w:pPr>
+      <w:r>
+        <w:rPr>
+          <w:rFonts w:ascii="Times New Roman" w:hAnsi="Times New Roman" w:cs="Times New Roman"/>
+          <w:sz w:val="28"/>
+          <w:szCs w:val="28"/>
+        </w:rPr>
+        <w:t>movie.mp4 → 10.0.6.16:5000</w:t>
+      </w:r>
+    </w:p>
+    <w:p>
+      <w:pPr>
+        <w:pStyle w:val="ListParagraph"/>
+        <w:spacing w:after="0"/>
+        <w:jc w:val="both"/>
+        <w:rPr>
+          <w:rFonts w:ascii="Times New Roman" w:hAnsi="Times New Roman" w:cs="Times New Roman"/>
+          <w:sz w:val="28"/>
+          <w:szCs w:val="28"/>
+        </w:rPr>
+      </w:pPr>
+      <w:r>
+        <w:rPr>
+          <w:rFonts w:ascii="Times New Roman" w:hAnsi="Times New Roman" w:cs="Times New Roman"/>
+          <w:sz w:val="28"/>
+          <w:szCs w:val="28"/>
+        </w:rPr>
+        <w:t>movie.mp4 → 10.0.6.156:5001</w:t>
+      </w:r>
+    </w:p>
+    <w:p>
+      <w:pPr>
+        <w:pStyle w:val="ListParagraph"/>
+        <w:spacing w:after="0"/>
+        <w:jc w:val="both"/>
+        <w:rPr>
+          <w:rFonts w:ascii="Times New Roman" w:hAnsi="Times New Roman" w:cs="Times New Roman"/>
+          <w:sz w:val="28"/>
+          <w:szCs w:val="28"/>
+        </w:rPr>
+      </w:pPr>
+      <w:r>
+        <w:rPr>
+          <w:rFonts w:ascii="Times New Roman" w:hAnsi="Times New Roman" w:cs="Times New Roman"/>
+          <w:sz w:val="28"/>
+          <w:szCs w:val="28"/>
+        </w:rPr>
+        <w:t>Thư mục tự động tích hợp khách hàng mới</w:t>
+      </w:r>
+      <w:r>
+        <w:rPr>
+          <w:rFonts w:ascii="Times New Roman" w:hAnsi="Times New Roman" w:cs="Times New Roman"/>
+          <w:sz w:val="28"/>
+          <w:szCs w:val="28"/>
+        </w:rPr>
+        <w:t xml:space="preserve"> (</w:t>
+      </w:r>
+      <w:r>
+        <w:rPr>
+          <w:rFonts w:ascii="Times New Roman" w:hAnsi="Times New Roman" w:cs="Times New Roman"/>
+          <w:sz w:val="28"/>
+          <w:szCs w:val="28"/>
+        </w:rPr>
+        <w:t>The Directory automatically integrates the new client</w:t>
+      </w:r>
+      <w:r>
+        <w:rPr>
+          <w:rFonts w:ascii="Times New Roman" w:hAnsi="Times New Roman" w:cs="Times New Roman"/>
+          <w:sz w:val="28"/>
+          <w:szCs w:val="28"/>
+        </w:rPr>
+        <w:t>)</w:t>
+      </w:r>
+    </w:p>
+    <w:p>
+      <w:pPr>
+        <w:pStyle w:val="ListParagraph"/>
+        <w:spacing w:after="0"/>
+        <w:jc w:val="both"/>
+        <w:rPr>
+          <w:rFonts w:ascii="Times New Roman" w:hAnsi="Times New Roman" w:cs="Times New Roman"/>
+          <w:sz w:val="28"/>
+          <w:szCs w:val="28"/>
+        </w:rPr>
+      </w:pPr>
+    </w:p>
+    <w:p>
+      <w:pPr>
+        <w:pStyle w:val="ListParagraph"/>
+        <w:numPr>
+          <w:ilvl w:val="0"/>
+          <w:numId w:val="1"/>
+        </w:numPr>
+        <w:spacing w:after="0"/>
+        <w:jc w:val="both"/>
+        <w:rPr>
+          <w:rFonts w:ascii="Times New Roman" w:hAnsi="Times New Roman" w:cs="Times New Roman"/>
+          <w:sz w:val="28"/>
+          <w:szCs w:val="28"/>
+        </w:rPr>
+      </w:pPr>
+      <w:r>
+        <w:rPr>
+          <w:rFonts w:ascii="Times New Roman" w:hAnsi="Times New Roman" w:cs="Times New Roman"/>
+          <w:sz w:val="28"/>
+          <w:szCs w:val="28"/>
+        </w:rPr>
+        <w:t>Ý 2: Detect and take into account disconnected clients (in the Directory)</w:t>
+      </w:r>
+    </w:p>
+    <w:p>
+      <w:pPr>
+        <w:pStyle w:val="ListParagraph"/>
+        <w:spacing w:after="0"/>
+        <w:jc w:val="both"/>
+        <w:rPr>
+          <w:rFonts w:ascii="Times New Roman" w:hAnsi="Times New Roman" w:cs="Times New Roman"/>
+          <w:sz w:val="28"/>
+          <w:szCs w:val="28"/>
+        </w:rPr>
+      </w:pPr>
+      <w:r>
+        <w:rPr>
+          <w:rFonts w:ascii="Times New Roman" w:hAnsi="Times New Roman" w:cs="Times New Roman"/>
+          <w:sz w:val="28"/>
+          <w:szCs w:val="28"/>
+        </w:rPr>
+        <w:t>Ở trong file D</w:t>
+      </w:r>
+      <w:r>
+        <w:rPr>
+          <w:rFonts w:ascii="Times New Roman" w:hAnsi="Times New Roman" w:cs="Times New Roman"/>
+          <w:sz w:val="28"/>
+          <w:szCs w:val="28"/>
+        </w:rPr>
+        <w:t>irectory</w:t>
+      </w:r>
+      <w:r>
+        <w:rPr>
+          <w:rFonts w:ascii="Times New Roman" w:hAnsi="Times New Roman" w:cs="Times New Roman"/>
+          <w:sz w:val="28"/>
+          <w:szCs w:val="28"/>
+        </w:rPr>
+        <w:t>S</w:t>
+      </w:r>
+      <w:r>
+        <w:rPr>
+          <w:rFonts w:ascii="Times New Roman" w:hAnsi="Times New Roman" w:cs="Times New Roman"/>
+          <w:sz w:val="28"/>
+          <w:szCs w:val="28"/>
+        </w:rPr>
+        <w:t>erviceimpl.jav</w:t>
+      </w:r>
+      <w:r>
+        <w:rPr>
+          <w:rFonts w:ascii="Times New Roman" w:hAnsi="Times New Roman" w:cs="Times New Roman"/>
+          <w:sz w:val="28"/>
+          <w:szCs w:val="28"/>
+        </w:rPr>
+        <w:t>a có đoạn code</w:t>
+      </w:r>
+    </w:p>
+    <w:p>
+      <w:pPr>
+        <w:pStyle w:val="ListParagraph"/>
+        <w:spacing w:after="0"/>
+        <w:jc w:val="both"/>
+        <w:rPr>
+          <w:rFonts w:ascii="Times New Roman" w:hAnsi="Times New Roman" w:cs="Times New Roman"/>
+          <w:sz w:val="28"/>
+          <w:szCs w:val="28"/>
+        </w:rPr>
+      </w:pPr>
+      <w:r>
+        <w:rPr>
+          <w:rFonts w:ascii="Times New Roman" w:hAnsi="Times New Roman" w:cs="Times New Roman"/>
+          <w:sz w:val="28"/>
+          <w:szCs w:val="28"/>
+        </w:rPr>
+        <w:drawing>
+          <wp:inline distT="0" distB="0" distL="0" distR="0" wp14:anchorId="6313D821" wp14:editId="0B5747CD">
+            <wp:extent cx="5314989" cy="2547956"/>
+            <wp:effectExtent l="0" t="0" r="0" b="5080"/>
+            <wp:docPr id="33" name="Picture 33"/>
+            <wp:cNvGraphicFramePr>
+              <a:graphicFrameLocks xmlns:a="http://schemas.openxmlformats.org/drawingml/2006/main" noChangeAspect="1"/>
+            </wp:cNvGraphicFramePr>
+            <a:graphic xmlns:a="http://schemas.openxmlformats.org/drawingml/2006/main">
+              <a:graphicData uri="http://schemas.openxmlformats.org/drawingml/2006/picture">
+                <pic:pic xmlns:pic="http://schemas.openxmlformats.org/drawingml/2006/picture">
+                  <pic:nvPicPr>
+                    <pic:cNvPr id="1" name=""/>
+                    <pic:cNvPicPr/>
+                  </pic:nvPicPr>
+                  <pic:blipFill>
+                    <a:blip r:embed="rId40"/>
+                    <a:stretch>
+                      <a:fillRect/>
+                    </a:stretch>
+                  </pic:blipFill>
+                  <pic:spPr>
+                    <a:xfrm>
+                      <a:off x="0" y="0"/>
+                      <a:ext cx="5314989" cy="2547956"/>
+                    </a:xfrm>
+                    <a:prstGeom prst="rect">
+                      <a:avLst/>
+                    </a:prstGeom>
+                  </pic:spPr>
+                </pic:pic>
+              </a:graphicData>
+            </a:graphic>
+          </wp:inline>
+        </w:drawing>
+      </w:r>
+    </w:p>
+    <w:p>
+      <w:pPr>
+        <w:pStyle w:val="ListParagraph"/>
+        <w:spacing w:after="0"/>
+        <w:jc w:val="both"/>
+        <w:rPr>
+          <w:rFonts w:ascii="Times New Roman" w:hAnsi="Times New Roman" w:cs="Times New Roman"/>
+          <w:sz w:val="28"/>
+          <w:szCs w:val="28"/>
+        </w:rPr>
+      </w:pPr>
+      <w:r>
+        <w:rPr>
+          <w:rFonts w:ascii="Times New Roman" w:hAnsi="Times New Roman" w:cs="Times New Roman"/>
+          <w:sz w:val="28"/>
+          <w:szCs w:val="28"/>
+        </w:rPr>
+        <w:t>Khi ng tải hỏi về sources, Directory sẽ checks client alive hay ko? No thì remove, Yes thì keep</w:t>
+      </w:r>
+    </w:p>
+    <w:p>
+      <w:pPr>
+        <w:pStyle w:val="ListParagraph"/>
+        <w:spacing w:after="0"/>
+        <w:jc w:val="both"/>
+        <w:rPr>
+          <w:rFonts w:ascii="Times New Roman" w:hAnsi="Times New Roman" w:cs="Times New Roman"/>
+          <w:sz w:val="28"/>
+          <w:szCs w:val="28"/>
+        </w:rPr>
+      </w:pPr>
+    </w:p>
+    <w:p>
+      <w:pPr>
+        <w:pStyle w:val="ListParagraph"/>
+        <w:numPr>
+          <w:ilvl w:val="0"/>
+          <w:numId w:val="1"/>
+        </w:numPr>
+        <w:spacing w:after="0"/>
+        <w:jc w:val="both"/>
+        <w:rPr>
+          <w:rFonts w:ascii="Times New Roman" w:hAnsi="Times New Roman" w:cs="Times New Roman"/>
+          <w:sz w:val="28"/>
+          <w:szCs w:val="28"/>
+        </w:rPr>
+      </w:pPr>
+      <w:r>
+        <w:rPr>
+          <w:rFonts w:ascii="Times New Roman" w:hAnsi="Times New Roman" w:cs="Times New Roman"/>
+          <w:sz w:val="28"/>
+          <w:szCs w:val="28"/>
+        </w:rPr>
+        <w:t xml:space="preserve">Ý 3: </w:t>
+      </w:r>
+      <w:r>
+        <w:rPr>
+          <w:rFonts w:ascii="Times New Roman" w:hAnsi="Times New Roman" w:cs="Times New Roman"/>
+          <w:sz w:val="28"/>
+          <w:szCs w:val="28"/>
+        </w:rPr>
+        <w:t>Optimize source (client) selection based on the load on clients (e.g. the number of downloads in progress from clients).</w:t>
+      </w:r>
+    </w:p>
+    <w:p>
+      <w:pPr>
+        <w:pStyle w:val="ListParagraph"/>
+        <w:spacing w:after="0"/>
+        <w:jc w:val="both"/>
+        <w:rPr>
+          <w:rFonts w:ascii="Times New Roman" w:hAnsi="Times New Roman" w:cs="Times New Roman"/>
+          <w:sz w:val="28"/>
+          <w:szCs w:val="28"/>
+        </w:rPr>
+      </w:pPr>
+      <w:r>
+        <w:rPr>
+          <w:rFonts w:ascii="Times New Roman" w:hAnsi="Times New Roman" w:cs="Times New Roman"/>
+          <w:sz w:val="28"/>
+          <w:szCs w:val="28"/>
+        </w:rPr>
+        <w:t>Ở trong file DirectoryServiceimpl.java có đoạn code</w:t>
+      </w:r>
+    </w:p>
+    <w:p>
+      <w:pPr>
+        <w:pStyle w:val="ListParagraph"/>
+        <w:spacing w:after="0"/>
+        <w:jc w:val="both"/>
+        <w:rPr>
+          <w:rFonts w:ascii="Times New Roman" w:hAnsi="Times New Roman" w:cs="Times New Roman"/>
+          <w:sz w:val="28"/>
+          <w:szCs w:val="28"/>
+        </w:rPr>
+      </w:pPr>
+      <w:r>
+        <w:rPr>
+          <w:rFonts w:ascii="Times New Roman" w:hAnsi="Times New Roman" w:cs="Times New Roman"/>
+          <w:sz w:val="28"/>
+          <w:szCs w:val="28"/>
+        </w:rPr>
+        <w:drawing>
+          <wp:inline distT="0" distB="0" distL="0" distR="0" wp14:anchorId="43F9035D" wp14:editId="4302EA84">
+            <wp:extent cx="2238391" cy="366715"/>
+            <wp:effectExtent l="0" t="0" r="0" b="0"/>
+            <wp:docPr id="35" name="Picture 35"/>
+            <wp:cNvGraphicFramePr>
+              <a:graphicFrameLocks xmlns:a="http://schemas.openxmlformats.org/drawingml/2006/main" noChangeAspect="1"/>
+            </wp:cNvGraphicFramePr>
+            <a:graphic xmlns:a="http://schemas.openxmlformats.org/drawingml/2006/main">
+              <a:graphicData uri="http://schemas.openxmlformats.org/drawingml/2006/picture">
+                <pic:pic xmlns:pic="http://schemas.openxmlformats.org/drawingml/2006/picture">
+                  <pic:nvPicPr>
+                    <pic:cNvPr id="1" name=""/>
+                    <pic:cNvPicPr/>
+                  </pic:nvPicPr>
+                  <pic:blipFill>
+                    <a:blip r:embed="rId41"/>
+                    <a:stretch>
+                      <a:fillRect/>
+                    </a:stretch>
+                  </pic:blipFill>
+                  <pic:spPr>
+                    <a:xfrm>
+                      <a:off x="0" y="0"/>
+                      <a:ext cx="2238391" cy="366715"/>
+                    </a:xfrm>
+                    <a:prstGeom prst="rect">
+                      <a:avLst/>
+                    </a:prstGeom>
+                  </pic:spPr>
+                </pic:pic>
+              </a:graphicData>
+            </a:graphic>
+          </wp:inline>
+        </w:drawing>
+      </w:r>
+    </w:p>
+    <w:p>
+      <w:pPr>
+        <w:pStyle w:val="ListParagraph"/>
+        <w:spacing w:after="0"/>
+        <w:jc w:val="both"/>
+        <w:rPr>
+          <w:rFonts w:ascii="Times New Roman" w:hAnsi="Times New Roman" w:cs="Times New Roman"/>
+          <w:sz w:val="28"/>
+          <w:szCs w:val="28"/>
+        </w:rPr>
+      </w:pPr>
+      <w:r>
+        <w:rPr>
+          <w:rFonts w:ascii="Times New Roman" w:hAnsi="Times New Roman" w:cs="Times New Roman"/>
+          <w:sz w:val="28"/>
+          <w:szCs w:val="28"/>
+        </w:rPr>
+        <w:t xml:space="preserve">Tức là nó sẽ </w:t>
+      </w:r>
+      <w:r>
+        <w:rPr>
+          <w:rFonts w:ascii="Times New Roman" w:hAnsi="Times New Roman" w:cs="Times New Roman"/>
+          <w:sz w:val="28"/>
+          <w:szCs w:val="28"/>
+        </w:rPr>
+        <w:t>Randomize source order → distribute downloads across clients</w:t>
+      </w:r>
+    </w:p>
+    <w:p>
+      <w:pPr>
+        <w:pStyle w:val="ListParagraph"/>
+        <w:spacing w:after="0"/>
+        <w:jc w:val="both"/>
+        <w:rPr>
+          <w:rFonts w:ascii="Times New Roman" w:hAnsi="Times New Roman" w:cs="Times New Roman"/>
+          <w:sz w:val="28"/>
+          <w:szCs w:val="28"/>
+        </w:rPr>
+      </w:pPr>
+      <w:r>
+        <w:rPr>
+          <w:rFonts w:ascii="Times New Roman" w:hAnsi="Times New Roman" w:cs="Times New Roman"/>
+          <w:sz w:val="28"/>
+          <w:szCs w:val="28"/>
+        </w:rPr>
+        <w:t>Ví dụ</w:t>
+      </w:r>
+    </w:p>
+    <w:p>
+      <w:pPr>
+        <w:pStyle w:val="ListParagraph"/>
+        <w:spacing w:after="0"/>
+        <w:jc w:val="both"/>
+        <w:rPr>
+          <w:rFonts w:ascii="Times New Roman" w:hAnsi="Times New Roman" w:cs="Times New Roman"/>
+          <w:sz w:val="28"/>
+          <w:szCs w:val="28"/>
+        </w:rPr>
+      </w:pPr>
+      <w:r>
+        <w:rPr>
+          <w:rFonts w:ascii="Times New Roman" w:hAnsi="Times New Roman" w:cs="Times New Roman"/>
+          <w:sz w:val="28"/>
+          <w:szCs w:val="28"/>
+        </w:rPr>
+        <w:t xml:space="preserve">Request 1 → [A B C] </w:t>
+      </w:r>
+    </w:p>
+    <w:p>
+      <w:pPr>
+        <w:pStyle w:val="ListParagraph"/>
+        <w:spacing w:after="0"/>
+        <w:jc w:val="both"/>
+        <w:rPr>
+          <w:rFonts w:ascii="Times New Roman" w:hAnsi="Times New Roman" w:cs="Times New Roman"/>
+          <w:sz w:val="28"/>
+          <w:szCs w:val="28"/>
+        </w:rPr>
+      </w:pPr>
+      <w:r>
+        <w:rPr>
+          <w:rFonts w:ascii="Times New Roman" w:hAnsi="Times New Roman" w:cs="Times New Roman"/>
+          <w:sz w:val="28"/>
+          <w:szCs w:val="28"/>
+        </w:rPr>
+        <w:t>Request 2 → [C A B]</w:t>
+      </w:r>
+    </w:p>
+    <w:p>
+      <w:pPr>
+        <w:pStyle w:val="ListParagraph"/>
+        <w:spacing w:after="0"/>
+        <w:jc w:val="both"/>
+        <w:rPr>
+          <w:rFonts w:ascii="Times New Roman" w:hAnsi="Times New Roman" w:cs="Times New Roman"/>
+          <w:sz w:val="28"/>
+          <w:szCs w:val="28"/>
+        </w:rPr>
+      </w:pPr>
+      <w:r>
+        <w:rPr>
+          <w:rFonts w:ascii="Times New Roman" w:hAnsi="Times New Roman" w:cs="Times New Roman"/>
+          <w:sz w:val="28"/>
+          <w:szCs w:val="28"/>
+        </w:rPr>
+        <w:t>Request 3 → [B C A]</w:t>
+      </w:r>
+    </w:p>
+    <w:p>
+      <w:pPr>
+        <w:pStyle w:val="ListParagraph"/>
+        <w:spacing w:after="0"/>
+        <w:jc w:val="both"/>
+        <w:rPr>
+          <w:rFonts w:ascii="Times New Roman" w:hAnsi="Times New Roman" w:cs="Times New Roman"/>
+          <w:sz w:val="28"/>
+          <w:szCs w:val="28"/>
+        </w:rPr>
+      </w:pPr>
+    </w:p>
+    <w:p>
+      <w:pPr>
+        <w:spacing w:after="0"/>
+        <w:jc w:val="both"/>
+        <w:rPr>
+          <w:rFonts w:ascii="Times New Roman" w:hAnsi="Times New Roman" w:cs="Times New Roman"/>
+          <w:sz w:val="28"/>
+          <w:szCs w:val="28"/>
+        </w:rPr>
+      </w:pPr>
+      <w:r>
+        <w:rPr>
+          <w:rFonts w:ascii="Times New Roman" w:hAnsi="Times New Roman" w:cs="Times New Roman"/>
+          <w:sz w:val="28"/>
+          <w:szCs w:val="28"/>
+        </w:rPr>
+        <w:lastRenderedPageBreak/>
+        <w:drawing>
+          <wp:inline distT="0" distB="0" distL="0" distR="0" wp14:anchorId="63A923C7" wp14:editId="6ACE8572">
+            <wp:extent cx="5896018" cy="700093"/>
+            <wp:effectExtent l="0" t="0" r="0" b="5080"/>
+            <wp:docPr id="32" name="Picture 32"/>
+            <wp:cNvGraphicFramePr>
+              <a:graphicFrameLocks xmlns:a="http://schemas.openxmlformats.org/drawingml/2006/main" noChangeAspect="1"/>
+            </wp:cNvGraphicFramePr>
+            <a:graphic xmlns:a="http://schemas.openxmlformats.org/drawingml/2006/main">
+              <a:graphicData uri="http://schemas.openxmlformats.org/drawingml/2006/picture">
+                <pic:pic xmlns:pic="http://schemas.openxmlformats.org/drawingml/2006/picture">
+                  <pic:nvPicPr>
+                    <pic:cNvPr id="1" name=""/>
+                    <pic:cNvPicPr/>
+                  </pic:nvPicPr>
+                  <pic:blipFill>
+                    <a:blip r:embed="rId42"/>
+                    <a:stretch>
+                      <a:fillRect/>
+                    </a:stretch>
+                  </pic:blipFill>
+                  <pic:spPr>
+                    <a:xfrm>
+                      <a:off x="0" y="0"/>
+                      <a:ext cx="5896018" cy="700093"/>
+                    </a:xfrm>
+                    <a:prstGeom prst="rect">
+                      <a:avLst/>
+                    </a:prstGeom>
+                  </pic:spPr>
+                </pic:pic>
+              </a:graphicData>
+            </a:graphic>
+          </wp:inline>
+        </w:drawing>
+      </w:r>
+    </w:p>
+    <w:p>
+      <w:pPr>
+        <w:spacing w:after="0"/>
+        <w:jc w:val="both"/>
+        <w:rPr>
+          <w:rFonts w:ascii="Times New Roman" w:hAnsi="Times New Roman" w:cs="Times New Roman"/>
+          <w:sz w:val="28"/>
+          <w:szCs w:val="28"/>
+        </w:rPr>
+      </w:pPr>
+      <w:r>
+        <w:rPr>
+          <w:rFonts w:ascii="Times New Roman" w:hAnsi="Times New Roman" w:cs="Times New Roman"/>
+          <w:sz w:val="28"/>
+          <w:szCs w:val="28"/>
+        </w:rPr>
+        <w:t>Đã test với việc compress file .zip.</w:t>
+      </w:r>
+    </w:p>
+    <w:p>
+      <w:pPr>
+        <w:spacing w:after="0"/>
+        <w:jc w:val="both"/>
+        <w:rPr>
+          <w:rFonts w:ascii="Times New Roman" w:hAnsi="Times New Roman" w:cs="Times New Roman"/>
+          <w:sz w:val="28"/>
+          <w:szCs w:val="28"/>
+        </w:rPr>
+      </w:pPr>
+      <w:r>
+        <w:rPr>
+          <w:rFonts w:ascii="Times New Roman" w:hAnsi="Times New Roman" w:cs="Times New Roman"/>
+          <w:sz w:val="28"/>
+          <w:szCs w:val="28"/>
+        </w:rPr>
+        <w:t>(Phần .zip này cũng làm graph như experiment thông thường nhé)</w:t>
+      </w:r>
+    </w:p>
+    <w:p>
+      <w:pPr>
+        <w:spacing w:after="0"/>
+        <w:jc w:val="both"/>
+        <w:rPr>
+          <w:rFonts w:ascii="Times New Roman" w:hAnsi="Times New Roman" w:cs="Times New Roman"/>
+          <w:sz w:val="28"/>
+          <w:szCs w:val="28"/>
+        </w:rPr>
+      </w:pPr>
+    </w:p>
+    <w:p>
+      <w:pPr>
+        <w:spacing w:after="0"/>
+        <w:jc w:val="both"/>
+        <w:rPr>
+          <w:rFonts w:ascii="Times New Roman" w:hAnsi="Times New Roman" w:cs="Times New Roman"/>
+          <w:sz w:val="28"/>
+          <w:szCs w:val="28"/>
+        </w:rPr>
+      </w:pPr>
+    </w:p>
+    <w:p>
+      <w:pPr>
+        <w:spacing w:after="0"/>
+        <w:jc w:val="both"/>
+        <w:rPr>
+          <w:rFonts w:ascii="Times New Roman" w:hAnsi="Times New Roman" w:cs="Times New Roman"/>
+          <w:sz w:val="28"/>
+          <w:szCs w:val="28"/>
+        </w:rPr>
+      </w:pPr>
     </w:p>
     <w:p>
       <w:pPr>
@@ -213,6 +4838,126 @@
     </w:sectPr>
   </w:body>
 </w:document>
+</file>
+
+<file path=word/numbering.xml><?xml version="1.0" encoding="utf-8"?>
+<w:numbering xmlns:wpc="http://schemas.microsoft.com/office/word/2010/wordprocessingCanvas" xmlns:cx="http://schemas.microsoft.com/office/drawing/2014/chartex" xmlns:cx1="http://schemas.microsoft.com/office/drawing/2015/9/8/chartex" xmlns:cx2="http://schemas.microsoft.com/office/drawing/2015/10/21/chartex" xmlns:cx3="http://schemas.microsoft.com/office/drawing/2016/5/9/chartex" xmlns:cx4="http://schemas.microsoft.com/office/drawing/2016/5/10/chartex" xmlns:cx5="http://schemas.microsoft.com/office/drawing/2016/5/11/chartex" xmlns:cx6="http://schemas.microsoft.com/office/drawing/2016/5/12/chartex" xmlns:cx7="http://schemas.microsoft.com/office/drawing/2016/5/13/chartex" xmlns:cx8="http://schemas.microsoft.com/office/drawing/2016/5/14/chartex" xmlns:mc="http://schemas.openxmlformats.org/markup-compatibility/2006" xmlns:aink="http://schemas.microsoft.com/office/drawing/2016/ink" xmlns:am3d="http://schemas.microsoft.com/office/drawing/2017/model3d" xmlns:o="urn:schemas-microsoft-com:office:office" xmlns:oel="http://schemas.microsoft.com/office/2019/extlst" xmlns:r="http://schemas.openxmlformats.org/officeDocument/2006/relationships" xmlns:m="http://schemas.openxmlformats.org/officeDocument/2006/math" xmlns:v="urn:schemas-microsoft-com:vml" xmlns:wp14="http://schemas.microsoft.com/office/word/2010/wordprocessingDrawing" xmlns:wp="http://schemas.openxmlformats.org/drawingml/2006/wordprocessingDrawing" xmlns:w10="urn:schemas-microsoft-com:office:word" xmlns:w="http://schemas.openxmlformats.org/wordprocessingml/2006/main" xmlns:w14="http://schemas.microsoft.com/office/word/2010/wordml" xmlns:w15="http://schemas.microsoft.com/office/word/2012/wordml" xmlns:w16cex="http://schemas.microsoft.com/office/word/2018/wordml/cex" xmlns:w16cid="http://schemas.microsoft.com/office/word/2016/wordml/cid" xmlns:w16="http://schemas.microsoft.com/office/word/2018/wordml" xmlns:w16sdtdh="http://schemas.microsoft.com/office/word/2020/wordml/sdtdatahash" xmlns:w16se="http://schemas.microsoft.com/office/word/2015/wordml/symex" xmlns:wpg="http://schemas.microsoft.com/office/word/2010/wordprocessingGroup" xmlns:wpi="http://schemas.microsoft.com/office/word/2010/wordprocessingInk" xmlns:wne="http://schemas.microsoft.com/office/word/2006/wordml" xmlns:wps="http://schemas.microsoft.com/office/word/2010/wordprocessingShape" mc:Ignorable="w14 w15 w16se w16cid w16 w16cex w16sdtdh wp14">
+  <w:abstractNum w:abstractNumId="0" w15:restartNumberingAfterBreak="0">
+    <w:nsid w:val="6E7E374F"/>
+    <w:multiLevelType w:val="hybridMultilevel"/>
+    <w:tmpl w:val="D37A6874"/>
+    <w:lvl w:ilvl="0" w:tplc="E11ECCB4">
+      <w:numFmt w:val="bullet"/>
+      <w:lvlText w:val="-"/>
+      <w:lvlJc w:val="left"/>
+      <w:pPr>
+        <w:ind w:left="720" w:hanging="360"/>
+      </w:pPr>
+      <w:rPr>
+        <w:rFonts w:ascii="Times New Roman" w:eastAsiaTheme="minorHAnsi" w:hAnsi="Times New Roman" w:cs="Times New Roman" w:hint="default"/>
+      </w:rPr>
+    </w:lvl>
+    <w:lvl w:ilvl="1" w:tplc="04090003" w:tentative="1">
+      <w:start w:val="1"/>
+      <w:numFmt w:val="bullet"/>
+      <w:lvlText w:val="o"/>
+      <w:lvlJc w:val="left"/>
+      <w:pPr>
+        <w:ind w:left="1440" w:hanging="360"/>
+      </w:pPr>
+      <w:rPr>
+        <w:rFonts w:ascii="Courier New" w:hAnsi="Courier New" w:cs="Courier New" w:hint="default"/>
+      </w:rPr>
+    </w:lvl>
+    <w:lvl w:ilvl="2" w:tplc="04090005" w:tentative="1">
+      <w:start w:val="1"/>
+      <w:numFmt w:val="bullet"/>
+      <w:lvlText w:val=""/>
+      <w:lvlJc w:val="left"/>
+      <w:pPr>
+        <w:ind w:left="2160" w:hanging="360"/>
+      </w:pPr>
+      <w:rPr>
+        <w:rFonts w:ascii="Wingdings" w:hAnsi="Wingdings" w:hint="default"/>
+      </w:rPr>
+    </w:lvl>
+    <w:lvl w:ilvl="3" w:tplc="04090001" w:tentative="1">
+      <w:start w:val="1"/>
+      <w:numFmt w:val="bullet"/>
+      <w:lvlText w:val=""/>
+      <w:lvlJc w:val="left"/>
+      <w:pPr>
+        <w:ind w:left="2880" w:hanging="360"/>
+      </w:pPr>
+      <w:rPr>
+        <w:rFonts w:ascii="Symbol" w:hAnsi="Symbol" w:hint="default"/>
+      </w:rPr>
+    </w:lvl>
+    <w:lvl w:ilvl="4" w:tplc="04090003" w:tentative="1">
+      <w:start w:val="1"/>
+      <w:numFmt w:val="bullet"/>
+      <w:lvlText w:val="o"/>
+      <w:lvlJc w:val="left"/>
+      <w:pPr>
+        <w:ind w:left="3600" w:hanging="360"/>
+      </w:pPr>
+      <w:rPr>
+        <w:rFonts w:ascii="Courier New" w:hAnsi="Courier New" w:cs="Courier New" w:hint="default"/>
+      </w:rPr>
+    </w:lvl>
+    <w:lvl w:ilvl="5" w:tplc="04090005" w:tentative="1">
+      <w:start w:val="1"/>
+      <w:numFmt w:val="bullet"/>
+      <w:lvlText w:val=""/>
+      <w:lvlJc w:val="left"/>
+      <w:pPr>
+        <w:ind w:left="4320" w:hanging="360"/>
+      </w:pPr>
+      <w:rPr>
+        <w:rFonts w:ascii="Wingdings" w:hAnsi="Wingdings" w:hint="default"/>
+      </w:rPr>
+    </w:lvl>
+    <w:lvl w:ilvl="6" w:tplc="04090001" w:tentative="1">
+      <w:start w:val="1"/>
+      <w:numFmt w:val="bullet"/>
+      <w:lvlText w:val=""/>
+      <w:lvlJc w:val="left"/>
+      <w:pPr>
+        <w:ind w:left="5040" w:hanging="360"/>
+      </w:pPr>
+      <w:rPr>
+        <w:rFonts w:ascii="Symbol" w:hAnsi="Symbol" w:hint="default"/>
+      </w:rPr>
+    </w:lvl>
+    <w:lvl w:ilvl="7" w:tplc="04090003" w:tentative="1">
+      <w:start w:val="1"/>
+      <w:numFmt w:val="bullet"/>
+      <w:lvlText w:val="o"/>
+      <w:lvlJc w:val="left"/>
+      <w:pPr>
+        <w:ind w:left="5760" w:hanging="360"/>
+      </w:pPr>
+      <w:rPr>
+        <w:rFonts w:ascii="Courier New" w:hAnsi="Courier New" w:cs="Courier New" w:hint="default"/>
+      </w:rPr>
+    </w:lvl>
+    <w:lvl w:ilvl="8" w:tplc="04090005" w:tentative="1">
+      <w:start w:val="1"/>
+      <w:numFmt w:val="bullet"/>
+      <w:lvlText w:val=""/>
+      <w:lvlJc w:val="left"/>
+      <w:pPr>
+        <w:ind w:left="6480" w:hanging="360"/>
+      </w:pPr>
+      <w:rPr>
+        <w:rFonts w:ascii="Wingdings" w:hAnsi="Wingdings" w:hint="default"/>
+      </w:rPr>
+    </w:lvl>
+  </w:abstractNum>
+  <w:num w:numId="1" w16cid:durableId="219680411">
+    <w:abstractNumId w:val="0"/>
+  </w:num>
+</w:numbering>
 </file>
 
 <file path=word/styles.xml><?xml version="1.0" encoding="utf-8"?>
@@ -641,6 +5386,40 @@
     <w:semiHidden/>
     <w:unhideWhenUsed/>
   </w:style>
+  <w:style w:type="character" w:styleId="Hyperlink">
+    <w:name w:val="Hyperlink"/>
+    <w:basedOn w:val="DefaultParagraphFont"/>
+    <w:uiPriority w:val="99"/>
+    <w:unhideWhenUsed/>
+    <w:rsid w:val="005E02B9"/>
+    <w:rPr>
+      <w:color w:val="0563C1" w:themeColor="hyperlink"/>
+      <w:u w:val="single"/>
+    </w:rPr>
+  </w:style>
+  <w:style w:type="character" w:styleId="UnresolvedMention">
+    <w:name w:val="Unresolved Mention"/>
+    <w:basedOn w:val="DefaultParagraphFont"/>
+    <w:uiPriority w:val="99"/>
+    <w:semiHidden/>
+    <w:unhideWhenUsed/>
+    <w:rsid w:val="005E02B9"/>
+    <w:rPr>
+      <w:color w:val="605E5C"/>
+      <w:shd w:val="clear" w:color="auto" w:fill="E1DFDD"/>
+    </w:rPr>
+  </w:style>
+  <w:style w:type="paragraph" w:styleId="ListParagraph">
+    <w:name w:val="List Paragraph"/>
+    <w:basedOn w:val="Normal"/>
+    <w:uiPriority w:val="34"/>
+    <w:qFormat/>
+    <w:rsid w:val="005E02B9"/>
+    <w:pPr>
+      <w:ind w:left="720"/>
+      <w:contextualSpacing/>
+    </w:pPr>
+  </w:style>
 </w:styles>
 </file>
 
